--- a/fra/docx/004.content.docx
+++ b/fra/docx/004.content.docx
@@ -150,26 +150,6 @@
           <w:lang w:val="fr_FR" w:bidi="fr_FR"/>
         </w:rPr>
         <w:t>C</w:t>
-      </w:r>
-      <w:r>
-        <w:rPr>
-          <w:lang w:val="fr_FR" w:bidi="fr_FR"/>
-        </w:rPr>
-      </w:r>
-    </w:p>
-    <w:p>
-      <w:pPr/>
-      <w:r>
-        <w:rPr>
-          <w:lang w:val="fr_FR" w:bidi="fr_FR"/>
-        </w:rPr>
-      </w:r>
-      <w:r>
-        <w:rPr>
-          <w:i/>
-          <w:lang w:val="fr_FR" w:bidi="fr_FR"/>
-        </w:rPr>
-        <w:t>Célébration, Circoncision dans le Nouveau Testament, Codes de lois anciens, Colère, Comprendre l'exil, Connaître Dieu, Crainte du Seigneur</w:t>
       </w:r>
       <w:r>
         <w:rPr>

--- a/fra/docx/004.content.docx
+++ b/fra/docx/004.content.docx
@@ -19,7 +19,7 @@
         <w:rPr>
           <w:lang w:val="fr_FR" w:bidi="fr_FR"/>
         </w:rPr>
-        <w:t>Resource: Study Notes - Themes (Tyndale)</w:t>
+        <w:t>Resource: Tyndale Open Study Notes</w:t>
       </w:r>
       <w:r>
         <w:rPr>
@@ -112,7 +112,7 @@
         <w:rPr>
           <w:lang w:val="fr_FR" w:bidi="fr_FR"/>
         </w:rPr>
-        <w:t>Study Notes - Themes (Tyndale)</w:t>
+        <w:t>Tyndale Open Study Notes</w:t>
       </w:r>
     </w:p>
     <w:p>

--- a/fra/docx/004.content.docx
+++ b/fra/docx/004.content.docx
@@ -19,7 +19,7 @@
         <w:rPr>
           <w:lang w:val="fr_FR" w:bidi="fr_FR"/>
         </w:rPr>
-        <w:t>Resource: Tyndale Open Study Notes</w:t>
+        <w:t>Resource: Aquifer Open Study Notes (Themes)</w:t>
       </w:r>
       <w:r>
         <w:rPr>
@@ -112,7 +112,7 @@
         <w:rPr>
           <w:lang w:val="fr_FR" w:bidi="fr_FR"/>
         </w:rPr>
-        <w:t>Tyndale Open Study Notes</w:t>
+        <w:t>Aquifer Open Study Notes (Themes)</w:t>
       </w:r>
     </w:p>
     <w:p>

--- a/fra/docx/004.content.docx
+++ b/fra/docx/004.content.docx
@@ -233,108 +233,72 @@
         </w:rPr>
         <w:t>Dans la Bible, l'adoration et la louange de Dieu sont souvent accompagnées de célébrations qui expriment la joie et le bonheur (</w:t>
       </w:r>
-      <w:hyperlink r:id="rId13">
-        <w:r>
-          <w:rPr>
-            <w:lang w:val="fr_FR" w:bidi="fr_FR"/>
-          </w:rPr>
-          <w:rPr>
-            <w:color w:val="0000EE"/>
-            <w:u w:val="single"/>
-          </w:rPr>
-          <w:t>Es 30.29</w:t>
-        </w:r>
-      </w:hyperlink>
-      <w:r>
-        <w:rPr>
-          <w:lang w:val="fr_FR" w:bidi="fr_FR"/>
-        </w:rPr>
-        <w:t xml:space="preserve"> ; </w:t>
-      </w:r>
-      <w:hyperlink r:id="rId14">
-        <w:r>
-          <w:rPr>
-            <w:lang w:val="fr_FR" w:bidi="fr_FR"/>
-          </w:rPr>
-          <w:rPr>
-            <w:color w:val="0000EE"/>
-            <w:u w:val="single"/>
-          </w:rPr>
-          <w:t>Jr 30.19</w:t>
-        </w:r>
-      </w:hyperlink>
-      <w:r>
-        <w:rPr>
-          <w:lang w:val="fr_FR" w:bidi="fr_FR"/>
-        </w:rPr>
-        <w:t xml:space="preserve"> ; </w:t>
-      </w:r>
-      <w:hyperlink r:id="rId15">
-        <w:r>
-          <w:rPr>
-            <w:lang w:val="fr_FR" w:bidi="fr_FR"/>
-          </w:rPr>
-          <w:rPr>
-            <w:color w:val="0000EE"/>
-            <w:u w:val="single"/>
-          </w:rPr>
-          <w:t>31.13</w:t>
-        </w:r>
-      </w:hyperlink>
-      <w:r>
-        <w:rPr>
-          <w:lang w:val="fr_FR" w:bidi="fr_FR"/>
-        </w:rPr>
-        <w:t xml:space="preserve"> ; </w:t>
-      </w:r>
-      <w:hyperlink r:id="rId16">
-        <w:r>
-          <w:rPr>
-            <w:lang w:val="fr_FR" w:bidi="fr_FR"/>
-          </w:rPr>
-          <w:rPr>
-            <w:color w:val="0000EE"/>
-            <w:u w:val="single"/>
-          </w:rPr>
-          <w:t>So 3.17</w:t>
-        </w:r>
-      </w:hyperlink>
-      <w:r>
-        <w:rPr>
-          <w:lang w:val="fr_FR" w:bidi="fr_FR"/>
-        </w:rPr>
-        <w:t xml:space="preserve"> ; </w:t>
-      </w:r>
-      <w:hyperlink r:id="rId17">
-        <w:r>
-          <w:rPr>
-            <w:lang w:val="fr_FR" w:bidi="fr_FR"/>
-          </w:rPr>
-          <w:rPr>
-            <w:color w:val="0000EE"/>
-            <w:u w:val="single"/>
-          </w:rPr>
-          <w:t>Ep 5.19</w:t>
-        </w:r>
-      </w:hyperlink>
-      <w:r>
-        <w:rPr>
-          <w:lang w:val="fr_FR" w:bidi="fr_FR"/>
-        </w:rPr>
-        <w:t xml:space="preserve"> ; </w:t>
-      </w:r>
-      <w:hyperlink r:id="rId18">
-        <w:r>
-          <w:rPr>
-            <w:lang w:val="fr_FR" w:bidi="fr_FR"/>
-          </w:rPr>
-          <w:rPr>
-            <w:color w:val="0000EE"/>
-            <w:u w:val="single"/>
-          </w:rPr>
-          <w:t>Col 3.16</w:t>
-        </w:r>
-      </w:hyperlink>
+      <w:r>
+        <w:rPr>
+          <w:lang w:val="fr_FR" w:bidi="fr_FR"/>
+        </w:rPr>
+        <w:t>Es 30.29</w:t>
+      </w:r>
+      <w:r>
+        <w:rPr>
+          <w:lang w:val="fr_FR" w:bidi="fr_FR"/>
+        </w:rPr>
+        <w:t xml:space="preserve"> ; </w:t>
+      </w:r>
+      <w:r>
+        <w:rPr>
+          <w:lang w:val="fr_FR" w:bidi="fr_FR"/>
+        </w:rPr>
+        <w:t>Jr 30.19</w:t>
+      </w:r>
+      <w:r>
+        <w:rPr>
+          <w:lang w:val="fr_FR" w:bidi="fr_FR"/>
+        </w:rPr>
+        <w:t xml:space="preserve"> ; </w:t>
+      </w:r>
+      <w:r>
+        <w:rPr>
+          <w:lang w:val="fr_FR" w:bidi="fr_FR"/>
+        </w:rPr>
+        <w:t>31.13</w:t>
+      </w:r>
+      <w:r>
+        <w:rPr>
+          <w:lang w:val="fr_FR" w:bidi="fr_FR"/>
+        </w:rPr>
+        <w:t xml:space="preserve"> ; </w:t>
+      </w:r>
+      <w:r>
+        <w:rPr>
+          <w:lang w:val="fr_FR" w:bidi="fr_FR"/>
+        </w:rPr>
+        <w:t>So 3.17</w:t>
+      </w:r>
+      <w:r>
+        <w:rPr>
+          <w:lang w:val="fr_FR" w:bidi="fr_FR"/>
+        </w:rPr>
+        <w:t xml:space="preserve"> ; </w:t>
+      </w:r>
+      <w:r>
+        <w:rPr>
+          <w:lang w:val="fr_FR" w:bidi="fr_FR"/>
+        </w:rPr>
+        <w:t>Ep 5.19</w:t>
+      </w:r>
+      <w:r>
+        <w:rPr>
+          <w:lang w:val="fr_FR" w:bidi="fr_FR"/>
+        </w:rPr>
+        <w:t xml:space="preserve"> ; </w:t>
+      </w:r>
+      <w:r>
+        <w:rPr>
+          <w:lang w:val="fr_FR" w:bidi="fr_FR"/>
+        </w:rPr>
+        <w:t>Col 3.16</w:t>
+      </w:r>
       <w:r>
         <w:rPr>
           <w:lang w:val="fr_FR" w:bidi="fr_FR"/>
@@ -355,54 +319,36 @@
         </w:rPr>
         <w:t>Le roi David a essayé une première fois d'apporter l'arche de l'alliance à Jérusalem avant d'y arriver la deuxième fois (</w:t>
       </w:r>
-      <w:hyperlink r:id="rId19">
-        <w:r>
-          <w:rPr>
-            <w:lang w:val="fr_FR" w:bidi="fr_FR"/>
-          </w:rPr>
-          <w:rPr>
-            <w:color w:val="0000EE"/>
-            <w:u w:val="single"/>
-          </w:rPr>
-          <w:t>2S 6.1–11</w:t>
-        </w:r>
-      </w:hyperlink>
+      <w:r>
+        <w:rPr>
+          <w:lang w:val="fr_FR" w:bidi="fr_FR"/>
+        </w:rPr>
+        <w:t>2S 6.1–11</w:t>
+      </w:r>
       <w:r>
         <w:rPr>
           <w:lang w:val="fr_FR" w:bidi="fr_FR"/>
         </w:rPr>
         <w:t xml:space="preserve">, </w:t>
       </w:r>
-      <w:hyperlink r:id="rId20">
-        <w:r>
-          <w:rPr>
-            <w:lang w:val="fr_FR" w:bidi="fr_FR"/>
-          </w:rPr>
-          <w:rPr>
-            <w:color w:val="0000EE"/>
-            <w:u w:val="single"/>
-          </w:rPr>
-          <w:t>12–23</w:t>
-        </w:r>
-      </w:hyperlink>
+      <w:r>
+        <w:rPr>
+          <w:lang w:val="fr_FR" w:bidi="fr_FR"/>
+        </w:rPr>
+        <w:t>12–23</w:t>
+      </w:r>
       <w:r>
         <w:rPr>
           <w:lang w:val="fr_FR" w:bidi="fr_FR"/>
         </w:rPr>
         <w:t xml:space="preserve">). Les deux fois, de grandes célébrations ont eu lieu. Quatre mots hébreux différents sont utilisés pour décrire les réjouissances d'Israël et de David (ces réjouissances comprennaient sauter, danser et jouer de la musique, voir aussi </w:t>
       </w:r>
-      <w:hyperlink r:id="rId21">
-        <w:r>
-          <w:rPr>
-            <w:lang w:val="fr_FR" w:bidi="fr_FR"/>
-          </w:rPr>
-          <w:rPr>
-            <w:color w:val="0000EE"/>
-            <w:u w:val="single"/>
-          </w:rPr>
-          <w:t>1Ch 15.25–29</w:t>
-        </w:r>
-      </w:hyperlink>
+      <w:r>
+        <w:rPr>
+          <w:lang w:val="fr_FR" w:bidi="fr_FR"/>
+        </w:rPr>
+        <w:t>1Ch 15.25–29</w:t>
+      </w:r>
       <w:r>
         <w:rPr>
           <w:lang w:val="fr_FR" w:bidi="fr_FR"/>
@@ -438,36 +384,24 @@
         </w:rPr>
         <w:t>, qui signifie danser (</w:t>
       </w:r>
-      <w:hyperlink r:id="rId22">
-        <w:r>
-          <w:rPr>
-            <w:lang w:val="fr_FR" w:bidi="fr_FR"/>
-          </w:rPr>
-          <w:rPr>
-            <w:color w:val="0000EE"/>
-            <w:u w:val="single"/>
-          </w:rPr>
-          <w:t>2S 6.14</w:t>
-        </w:r>
-      </w:hyperlink>
+      <w:r>
+        <w:rPr>
+          <w:lang w:val="fr_FR" w:bidi="fr_FR"/>
+        </w:rPr>
+        <w:t>2S 6.14</w:t>
+      </w:r>
       <w:r>
         <w:rPr>
           <w:lang w:val="fr_FR" w:bidi="fr_FR"/>
         </w:rPr>
         <w:t xml:space="preserve">, </w:t>
       </w:r>
-      <w:hyperlink r:id="rId23">
-        <w:r>
-          <w:rPr>
-            <w:lang w:val="fr_FR" w:bidi="fr_FR"/>
-          </w:rPr>
-          <w:rPr>
-            <w:color w:val="0000EE"/>
-            <w:u w:val="single"/>
-          </w:rPr>
-          <w:t>16</w:t>
-        </w:r>
-      </w:hyperlink>
+      <w:r>
+        <w:rPr>
+          <w:lang w:val="fr_FR" w:bidi="fr_FR"/>
+        </w:rPr>
+        <w:t>16</w:t>
+      </w:r>
       <w:r>
         <w:rPr>
           <w:lang w:val="fr_FR" w:bidi="fr_FR"/>
@@ -499,18 +433,12 @@
         </w:rPr>
         <w:t>, qui signifie sauter (</w:t>
       </w:r>
-      <w:hyperlink r:id="rId23">
-        <w:r>
-          <w:rPr>
-            <w:lang w:val="fr_FR" w:bidi="fr_FR"/>
-          </w:rPr>
-          <w:rPr>
-            <w:color w:val="0000EE"/>
-            <w:u w:val="single"/>
-          </w:rPr>
-          <w:t>2S 6.16</w:t>
-        </w:r>
-      </w:hyperlink>
+      <w:r>
+        <w:rPr>
+          <w:lang w:val="fr_FR" w:bidi="fr_FR"/>
+        </w:rPr>
+        <w:t>2S 6.16</w:t>
+      </w:r>
       <w:r>
         <w:rPr>
           <w:lang w:val="fr_FR" w:bidi="fr_FR"/>
@@ -542,18 +470,12 @@
         </w:rPr>
         <w:t>, qui signifie aussi sauter (</w:t>
       </w:r>
-      <w:hyperlink r:id="rId24">
-        <w:r>
-          <w:rPr>
-            <w:lang w:val="fr_FR" w:bidi="fr_FR"/>
-          </w:rPr>
-          <w:rPr>
-            <w:color w:val="0000EE"/>
-            <w:u w:val="single"/>
-          </w:rPr>
-          <w:t>1Ch 15.29</w:t>
-        </w:r>
-      </w:hyperlink>
+      <w:r>
+        <w:rPr>
+          <w:lang w:val="fr_FR" w:bidi="fr_FR"/>
+        </w:rPr>
+        <w:t>1Ch 15.29</w:t>
+      </w:r>
       <w:r>
         <w:rPr>
           <w:lang w:val="fr_FR" w:bidi="fr_FR"/>
@@ -585,36 +507,24 @@
         </w:rPr>
         <w:t xml:space="preserve">, qui signifie plus généralement se réjouir et peut faire allusion à des danses, des chants et de la musique (ce mot est utilisé dans </w:t>
       </w:r>
-      <w:hyperlink r:id="rId25">
-        <w:r>
-          <w:rPr>
-            <w:lang w:val="fr_FR" w:bidi="fr_FR"/>
-          </w:rPr>
-          <w:rPr>
-            <w:color w:val="0000EE"/>
-            <w:u w:val="single"/>
-          </w:rPr>
-          <w:t>2 Samuel 6.1–15</w:t>
-        </w:r>
-      </w:hyperlink>
+      <w:r>
+        <w:rPr>
+          <w:lang w:val="fr_FR" w:bidi="fr_FR"/>
+        </w:rPr>
+        <w:t>2 Samuel 6.1–15</w:t>
+      </w:r>
       <w:r>
         <w:rPr>
           <w:lang w:val="fr_FR" w:bidi="fr_FR"/>
         </w:rPr>
         <w:t xml:space="preserve">, voir verset 5 en particulier, et dans </w:t>
       </w:r>
-      <w:hyperlink r:id="rId24">
-        <w:r>
-          <w:rPr>
-            <w:lang w:val="fr_FR" w:bidi="fr_FR"/>
-          </w:rPr>
-          <w:rPr>
-            <w:color w:val="0000EE"/>
-            <w:u w:val="single"/>
-          </w:rPr>
-          <w:t>1Ch 15.29</w:t>
-        </w:r>
-      </w:hyperlink>
+      <w:r>
+        <w:rPr>
+          <w:lang w:val="fr_FR" w:bidi="fr_FR"/>
+        </w:rPr>
+        <w:t>1Ch 15.29</w:t>
+      </w:r>
       <w:r>
         <w:rPr>
           <w:lang w:val="fr_FR" w:bidi="fr_FR"/>
@@ -649,18 +559,12 @@
         </w:rPr>
         <w:t xml:space="preserve">Les instruments de musique avaient un rôle très important dans l'adoration au Temple. Dans </w:t>
       </w:r>
-      <w:hyperlink r:id="rId26">
-        <w:r>
-          <w:rPr>
-            <w:lang w:val="fr_FR" w:bidi="fr_FR"/>
-          </w:rPr>
-          <w:rPr>
-            <w:color w:val="0000EE"/>
-            <w:u w:val="single"/>
-          </w:rPr>
-          <w:t>1 Chroniques 25.1–31</w:t>
-        </w:r>
-      </w:hyperlink>
+      <w:r>
+        <w:rPr>
+          <w:lang w:val="fr_FR" w:bidi="fr_FR"/>
+        </w:rPr>
+        <w:t>1 Chroniques 25.1–31</w:t>
+      </w:r>
       <w:r>
         <w:rPr>
           <w:lang w:val="fr_FR" w:bidi="fr_FR"/>
@@ -681,144 +585,96 @@
         </w:rPr>
         <w:t xml:space="preserve">De nombreux psaumes mentionnent l'utilisation d'instruments pour louer et adorer Dieu (voir </w:t>
       </w:r>
-      <w:hyperlink r:id="rId27">
-        <w:r>
-          <w:rPr>
-            <w:lang w:val="fr_FR" w:bidi="fr_FR"/>
-          </w:rPr>
-          <w:rPr>
-            <w:color w:val="0000EE"/>
-            <w:u w:val="single"/>
-          </w:rPr>
-          <w:t>Ps 33.2–3</w:t>
-        </w:r>
-      </w:hyperlink>
-      <w:r>
-        <w:rPr>
-          <w:lang w:val="fr_FR" w:bidi="fr_FR"/>
-        </w:rPr>
-        <w:t xml:space="preserve"> ; </w:t>
-      </w:r>
-      <w:hyperlink r:id="rId28">
-        <w:r>
-          <w:rPr>
-            <w:lang w:val="fr_FR" w:bidi="fr_FR"/>
-          </w:rPr>
-          <w:rPr>
-            <w:color w:val="0000EE"/>
-            <w:u w:val="single"/>
-          </w:rPr>
-          <w:t>57.9</w:t>
-        </w:r>
-      </w:hyperlink>
-      <w:r>
-        <w:rPr>
-          <w:lang w:val="fr_FR" w:bidi="fr_FR"/>
-        </w:rPr>
-        <w:t xml:space="preserve"> ; </w:t>
-      </w:r>
-      <w:hyperlink r:id="rId29">
-        <w:r>
-          <w:rPr>
-            <w:lang w:val="fr_FR" w:bidi="fr_FR"/>
-          </w:rPr>
-          <w:rPr>
-            <w:color w:val="0000EE"/>
-            <w:u w:val="single"/>
-          </w:rPr>
-          <w:t>81.3</w:t>
-        </w:r>
-      </w:hyperlink>
-      <w:r>
-        <w:rPr>
-          <w:lang w:val="fr_FR" w:bidi="fr_FR"/>
-        </w:rPr>
-        <w:t xml:space="preserve"> ; </w:t>
-      </w:r>
-      <w:hyperlink r:id="rId30">
-        <w:r>
-          <w:rPr>
-            <w:lang w:val="fr_FR" w:bidi="fr_FR"/>
-          </w:rPr>
-          <w:rPr>
-            <w:color w:val="0000EE"/>
-            <w:u w:val="single"/>
-          </w:rPr>
-          <w:t>92.1–4</w:t>
-        </w:r>
-      </w:hyperlink>
-      <w:r>
-        <w:rPr>
-          <w:lang w:val="fr_FR" w:bidi="fr_FR"/>
-        </w:rPr>
-        <w:t xml:space="preserve"> ; </w:t>
-      </w:r>
-      <w:hyperlink r:id="rId31">
-        <w:r>
-          <w:rPr>
-            <w:lang w:val="fr_FR" w:bidi="fr_FR"/>
-          </w:rPr>
-          <w:rPr>
-            <w:color w:val="0000EE"/>
-            <w:u w:val="single"/>
-          </w:rPr>
-          <w:t>98.4–6</w:t>
-        </w:r>
-      </w:hyperlink>
+      <w:r>
+        <w:rPr>
+          <w:lang w:val="fr_FR" w:bidi="fr_FR"/>
+        </w:rPr>
+        <w:t>Ps 33.2–3</w:t>
+      </w:r>
+      <w:r>
+        <w:rPr>
+          <w:lang w:val="fr_FR" w:bidi="fr_FR"/>
+        </w:rPr>
+        <w:t xml:space="preserve"> ; </w:t>
+      </w:r>
+      <w:r>
+        <w:rPr>
+          <w:lang w:val="fr_FR" w:bidi="fr_FR"/>
+        </w:rPr>
+        <w:t>57.9</w:t>
+      </w:r>
+      <w:r>
+        <w:rPr>
+          <w:lang w:val="fr_FR" w:bidi="fr_FR"/>
+        </w:rPr>
+        <w:t xml:space="preserve"> ; </w:t>
+      </w:r>
+      <w:r>
+        <w:rPr>
+          <w:lang w:val="fr_FR" w:bidi="fr_FR"/>
+        </w:rPr>
+        <w:t>81.3</w:t>
+      </w:r>
+      <w:r>
+        <w:rPr>
+          <w:lang w:val="fr_FR" w:bidi="fr_FR"/>
+        </w:rPr>
+        <w:t xml:space="preserve"> ; </w:t>
+      </w:r>
+      <w:r>
+        <w:rPr>
+          <w:lang w:val="fr_FR" w:bidi="fr_FR"/>
+        </w:rPr>
+        <w:t>92.1–4</w:t>
+      </w:r>
+      <w:r>
+        <w:rPr>
+          <w:lang w:val="fr_FR" w:bidi="fr_FR"/>
+        </w:rPr>
+        <w:t xml:space="preserve"> ; </w:t>
+      </w:r>
+      <w:r>
+        <w:rPr>
+          <w:lang w:val="fr_FR" w:bidi="fr_FR"/>
+        </w:rPr>
+        <w:t>98.4–6</w:t>
+      </w:r>
       <w:r>
         <w:rPr>
           <w:lang w:val="fr_FR" w:bidi="fr_FR"/>
         </w:rPr>
         <w:t xml:space="preserve">). Dans les </w:t>
       </w:r>
-      <w:hyperlink r:id="rId32">
-        <w:r>
-          <w:rPr>
-            <w:lang w:val="fr_FR" w:bidi="fr_FR"/>
-          </w:rPr>
-          <w:rPr>
-            <w:color w:val="0000EE"/>
-            <w:u w:val="single"/>
-          </w:rPr>
-          <w:t>Psaumes 149</w:t>
-        </w:r>
-      </w:hyperlink>
+      <w:r>
+        <w:rPr>
+          <w:lang w:val="fr_FR" w:bidi="fr_FR"/>
+        </w:rPr>
+        <w:t>Psaumes 149</w:t>
+      </w:r>
       <w:r>
         <w:rPr>
           <w:lang w:val="fr_FR" w:bidi="fr_FR"/>
         </w:rPr>
         <w:t xml:space="preserve"> et </w:t>
       </w:r>
-      <w:hyperlink r:id="rId33">
-        <w:r>
-          <w:rPr>
-            <w:lang w:val="fr_FR" w:bidi="fr_FR"/>
-          </w:rPr>
-          <w:rPr>
-            <w:color w:val="0000EE"/>
-            <w:u w:val="single"/>
-          </w:rPr>
-          <w:t>150</w:t>
-        </w:r>
-      </w:hyperlink>
+      <w:r>
+        <w:rPr>
+          <w:lang w:val="fr_FR" w:bidi="fr_FR"/>
+        </w:rPr>
+        <w:t>150</w:t>
+      </w:r>
       <w:r>
         <w:rPr>
           <w:lang w:val="fr_FR" w:bidi="fr_FR"/>
         </w:rPr>
         <w:t>, les exhortations à la louange incluent danse et musique. Dans la parabole du fils prodigue, la joie occasionnée par la repentance d'un pécheur est représentée par une fête accompagnée de danses et de musique (</w:t>
       </w:r>
-      <w:hyperlink r:id="rId34">
-        <w:r>
-          <w:rPr>
-            <w:lang w:val="fr_FR" w:bidi="fr_FR"/>
-          </w:rPr>
-          <w:rPr>
-            <w:color w:val="0000EE"/>
-            <w:u w:val="single"/>
-          </w:rPr>
-          <w:t>Lc 15.25</w:t>
-        </w:r>
-      </w:hyperlink>
+      <w:r>
+        <w:rPr>
+          <w:lang w:val="fr_FR" w:bidi="fr_FR"/>
+        </w:rPr>
+        <w:t>Lc 15.25</w:t>
+      </w:r>
       <w:r>
         <w:rPr>
           <w:lang w:val="fr_FR" w:bidi="fr_FR"/>
@@ -839,90 +695,60 @@
         </w:rPr>
         <w:t>Dans Apocalypse, le peuple de Dieu le loue et le célèbre en sa présence (</w:t>
       </w:r>
-      <w:hyperlink r:id="rId35">
-        <w:r>
-          <w:rPr>
-            <w:lang w:val="fr_FR" w:bidi="fr_FR"/>
-          </w:rPr>
-          <w:rPr>
-            <w:color w:val="0000EE"/>
-            <w:u w:val="single"/>
-          </w:rPr>
-          <w:t>Ap 4.1–11</w:t>
-        </w:r>
-      </w:hyperlink>
-      <w:r>
-        <w:rPr>
-          <w:lang w:val="fr_FR" w:bidi="fr_FR"/>
-        </w:rPr>
-        <w:t xml:space="preserve"> ; </w:t>
-      </w:r>
-      <w:hyperlink r:id="rId36">
-        <w:r>
-          <w:rPr>
-            <w:lang w:val="fr_FR" w:bidi="fr_FR"/>
-          </w:rPr>
-          <w:rPr>
-            <w:color w:val="0000EE"/>
-            <w:u w:val="single"/>
-          </w:rPr>
-          <w:t>5.8–14</w:t>
-        </w:r>
-      </w:hyperlink>
-      <w:r>
-        <w:rPr>
-          <w:lang w:val="fr_FR" w:bidi="fr_FR"/>
-        </w:rPr>
-        <w:t xml:space="preserve"> ; </w:t>
-      </w:r>
-      <w:hyperlink r:id="rId37">
-        <w:r>
-          <w:rPr>
-            <w:lang w:val="fr_FR" w:bidi="fr_FR"/>
-          </w:rPr>
-          <w:rPr>
-            <w:color w:val="0000EE"/>
-            <w:u w:val="single"/>
-          </w:rPr>
-          <w:t>15.1–4</w:t>
-        </w:r>
-      </w:hyperlink>
+      <w:r>
+        <w:rPr>
+          <w:lang w:val="fr_FR" w:bidi="fr_FR"/>
+        </w:rPr>
+        <w:t>Ap 4.1–11</w:t>
+      </w:r>
+      <w:r>
+        <w:rPr>
+          <w:lang w:val="fr_FR" w:bidi="fr_FR"/>
+        </w:rPr>
+        <w:t xml:space="preserve"> ; </w:t>
+      </w:r>
+      <w:r>
+        <w:rPr>
+          <w:lang w:val="fr_FR" w:bidi="fr_FR"/>
+        </w:rPr>
+        <w:t>5.8–14</w:t>
+      </w:r>
+      <w:r>
+        <w:rPr>
+          <w:lang w:val="fr_FR" w:bidi="fr_FR"/>
+        </w:rPr>
+        <w:t xml:space="preserve"> ; </w:t>
+      </w:r>
+      <w:r>
+        <w:rPr>
+          <w:lang w:val="fr_FR" w:bidi="fr_FR"/>
+        </w:rPr>
+        <w:t>15.1–4</w:t>
+      </w:r>
       <w:r>
         <w:rPr>
           <w:lang w:val="fr_FR" w:bidi="fr_FR"/>
         </w:rPr>
         <w:t>). Les réjouissances dans le royaume de Dieu sont décrites comme un festin de noces où l'époux (Jésus-Christ) et l'épouse (son Église) sont unis pour toujours (</w:t>
       </w:r>
-      <w:hyperlink r:id="rId38">
-        <w:r>
-          <w:rPr>
-            <w:lang w:val="fr_FR" w:bidi="fr_FR"/>
-          </w:rPr>
-          <w:rPr>
-            <w:color w:val="0000EE"/>
-            <w:u w:val="single"/>
-          </w:rPr>
-          <w:t>Ap 19.9</w:t>
-        </w:r>
-      </w:hyperlink>
+      <w:r>
+        <w:rPr>
+          <w:lang w:val="fr_FR" w:bidi="fr_FR"/>
+        </w:rPr>
+        <w:t>Ap 19.9</w:t>
+      </w:r>
       <w:r>
         <w:rPr>
           <w:lang w:val="fr_FR" w:bidi="fr_FR"/>
         </w:rPr>
         <w:t xml:space="preserve"> ; voir aussi </w:t>
       </w:r>
-      <w:hyperlink r:id="rId39">
-        <w:r>
-          <w:rPr>
-            <w:lang w:val="fr_FR" w:bidi="fr_FR"/>
-          </w:rPr>
-          <w:rPr>
-            <w:color w:val="0000EE"/>
-            <w:u w:val="single"/>
-          </w:rPr>
-          <w:t>Mt 22.1–14</w:t>
-        </w:r>
-      </w:hyperlink>
+      <w:r>
+        <w:rPr>
+          <w:lang w:val="fr_FR" w:bidi="fr_FR"/>
+        </w:rPr>
+        <w:t>Mt 22.1–14</w:t>
+      </w:r>
       <w:r>
         <w:rPr>
           <w:lang w:val="fr_FR" w:bidi="fr_FR"/>
@@ -952,450 +778,300 @@
           <w:lang w:val="fr_FR" w:bidi="fr_FR"/>
         </w:rPr>
       </w:r>
-      <w:hyperlink r:id="rId40">
-        <w:r>
-          <w:rPr>
-            <w:lang w:val="fr_FR" w:bidi="fr_FR"/>
-          </w:rPr>
-          <w:rPr>
-            <w:color w:val="0000EE"/>
-            <w:u w:val="single"/>
-          </w:rPr>
-          <w:t>Exode 5.1</w:t>
-        </w:r>
-      </w:hyperlink>
-      <w:r>
-        <w:rPr>
-          <w:lang w:val="fr_FR" w:bidi="fr_FR"/>
-        </w:rPr>
-        <w:t xml:space="preserve"> ; </w:t>
-      </w:r>
-      <w:hyperlink r:id="rId41">
-        <w:r>
-          <w:rPr>
-            <w:lang w:val="fr_FR" w:bidi="fr_FR"/>
-          </w:rPr>
-          <w:rPr>
-            <w:color w:val="0000EE"/>
-            <w:u w:val="single"/>
-          </w:rPr>
-          <w:t>12.17</w:t>
-        </w:r>
-      </w:hyperlink>
-      <w:r>
-        <w:rPr>
-          <w:lang w:val="fr_FR" w:bidi="fr_FR"/>
-        </w:rPr>
-        <w:t xml:space="preserve"> ; </w:t>
-      </w:r>
-      <w:hyperlink r:id="rId42">
-        <w:r>
-          <w:rPr>
-            <w:lang w:val="fr_FR" w:bidi="fr_FR"/>
-          </w:rPr>
-          <w:rPr>
-            <w:color w:val="0000EE"/>
-            <w:u w:val="single"/>
-          </w:rPr>
-          <w:t>15.20–21</w:t>
-        </w:r>
-      </w:hyperlink>
-      <w:r>
-        <w:rPr>
-          <w:lang w:val="fr_FR" w:bidi="fr_FR"/>
-        </w:rPr>
-        <w:t xml:space="preserve"> ; </w:t>
-      </w:r>
-      <w:hyperlink r:id="rId43">
-        <w:r>
-          <w:rPr>
-            <w:lang w:val="fr_FR" w:bidi="fr_FR"/>
-          </w:rPr>
-          <w:rPr>
-            <w:color w:val="0000EE"/>
-            <w:u w:val="single"/>
-          </w:rPr>
-          <w:t>1 Samuel 18.6</w:t>
-        </w:r>
-      </w:hyperlink>
-      <w:r>
-        <w:rPr>
-          <w:lang w:val="fr_FR" w:bidi="fr_FR"/>
-        </w:rPr>
-        <w:t xml:space="preserve"> ; </w:t>
-      </w:r>
-      <w:hyperlink r:id="rId25">
-        <w:r>
-          <w:rPr>
-            <w:lang w:val="fr_FR" w:bidi="fr_FR"/>
-          </w:rPr>
-          <w:rPr>
-            <w:color w:val="0000EE"/>
-            <w:u w:val="single"/>
-          </w:rPr>
-          <w:t>2 Samuel 6.1–15</w:t>
-        </w:r>
-      </w:hyperlink>
-      <w:r>
-        <w:rPr>
-          <w:lang w:val="fr_FR" w:bidi="fr_FR"/>
-        </w:rPr>
-        <w:t xml:space="preserve"> ; </w:t>
-      </w:r>
-      <w:hyperlink r:id="rId44">
-        <w:r>
-          <w:rPr>
-            <w:lang w:val="fr_FR" w:bidi="fr_FR"/>
-          </w:rPr>
-          <w:rPr>
-            <w:color w:val="0000EE"/>
-            <w:u w:val="single"/>
-          </w:rPr>
-          <w:t>2 Chroniques 7.6–10</w:t>
-        </w:r>
-      </w:hyperlink>
-      <w:r>
-        <w:rPr>
-          <w:lang w:val="fr_FR" w:bidi="fr_FR"/>
-        </w:rPr>
-        <w:t xml:space="preserve"> ; </w:t>
-      </w:r>
-      <w:hyperlink r:id="rId45">
-        <w:r>
-          <w:rPr>
-            <w:lang w:val="fr_FR" w:bidi="fr_FR"/>
-          </w:rPr>
-          <w:rPr>
-            <w:color w:val="0000EE"/>
-            <w:u w:val="single"/>
-          </w:rPr>
-          <w:t>Esdras 3.10–11</w:t>
-        </w:r>
-      </w:hyperlink>
-      <w:r>
-        <w:rPr>
-          <w:lang w:val="fr_FR" w:bidi="fr_FR"/>
-        </w:rPr>
-        <w:t xml:space="preserve"> ; </w:t>
-      </w:r>
-      <w:hyperlink r:id="rId46">
-        <w:r>
-          <w:rPr>
-            <w:lang w:val="fr_FR" w:bidi="fr_FR"/>
-          </w:rPr>
-          <w:rPr>
-            <w:color w:val="0000EE"/>
-            <w:u w:val="single"/>
-          </w:rPr>
-          <w:t>Psaumes 30.12</w:t>
-        </w:r>
-      </w:hyperlink>
-      <w:r>
-        <w:rPr>
-          <w:lang w:val="fr_FR" w:bidi="fr_FR"/>
-        </w:rPr>
-        <w:t xml:space="preserve"> ; </w:t>
-      </w:r>
-      <w:hyperlink r:id="rId47">
-        <w:r>
-          <w:rPr>
-            <w:lang w:val="fr_FR" w:bidi="fr_FR"/>
-          </w:rPr>
-          <w:rPr>
-            <w:color w:val="0000EE"/>
-            <w:u w:val="single"/>
-          </w:rPr>
-          <w:t>69.31</w:t>
-        </w:r>
-      </w:hyperlink>
-      <w:r>
-        <w:rPr>
-          <w:lang w:val="fr_FR" w:bidi="fr_FR"/>
-        </w:rPr>
-        <w:t xml:space="preserve"> ; </w:t>
-      </w:r>
-      <w:hyperlink r:id="rId31">
-        <w:r>
-          <w:rPr>
-            <w:lang w:val="fr_FR" w:bidi="fr_FR"/>
-          </w:rPr>
-          <w:rPr>
-            <w:color w:val="0000EE"/>
-            <w:u w:val="single"/>
-          </w:rPr>
-          <w:t>98.4–6</w:t>
-        </w:r>
-      </w:hyperlink>
-      <w:r>
-        <w:rPr>
-          <w:lang w:val="fr_FR" w:bidi="fr_FR"/>
-        </w:rPr>
-        <w:t xml:space="preserve"> ; </w:t>
-      </w:r>
-      <w:hyperlink r:id="rId48">
-        <w:r>
-          <w:rPr>
-            <w:lang w:val="fr_FR" w:bidi="fr_FR"/>
-          </w:rPr>
-          <w:rPr>
-            <w:color w:val="0000EE"/>
-            <w:u w:val="single"/>
-          </w:rPr>
-          <w:t>107.32</w:t>
-        </w:r>
-      </w:hyperlink>
-      <w:r>
-        <w:rPr>
-          <w:lang w:val="fr_FR" w:bidi="fr_FR"/>
-        </w:rPr>
-        <w:t xml:space="preserve"> ; </w:t>
-      </w:r>
-      <w:hyperlink r:id="rId32">
-        <w:r>
-          <w:rPr>
-            <w:lang w:val="fr_FR" w:bidi="fr_FR"/>
-          </w:rPr>
-          <w:rPr>
-            <w:color w:val="0000EE"/>
-            <w:u w:val="single"/>
-          </w:rPr>
-          <w:t>149.1–9</w:t>
-        </w:r>
-      </w:hyperlink>
-      <w:r>
-        <w:rPr>
-          <w:lang w:val="fr_FR" w:bidi="fr_FR"/>
-        </w:rPr>
-        <w:t xml:space="preserve"> ; </w:t>
-      </w:r>
-      <w:hyperlink r:id="rId33">
-        <w:r>
-          <w:rPr>
-            <w:lang w:val="fr_FR" w:bidi="fr_FR"/>
-          </w:rPr>
-          <w:rPr>
-            <w:color w:val="0000EE"/>
-            <w:u w:val="single"/>
-          </w:rPr>
-          <w:t>150.1–6</w:t>
-        </w:r>
-      </w:hyperlink>
-      <w:r>
-        <w:rPr>
-          <w:lang w:val="fr_FR" w:bidi="fr_FR"/>
-        </w:rPr>
-        <w:t xml:space="preserve"> ; </w:t>
-      </w:r>
-      <w:hyperlink r:id="rId13">
-        <w:r>
-          <w:rPr>
-            <w:lang w:val="fr_FR" w:bidi="fr_FR"/>
-          </w:rPr>
-          <w:rPr>
-            <w:color w:val="0000EE"/>
-            <w:u w:val="single"/>
-          </w:rPr>
-          <w:t>Ésaïe 30.29</w:t>
-        </w:r>
-      </w:hyperlink>
-      <w:r>
-        <w:rPr>
-          <w:lang w:val="fr_FR" w:bidi="fr_FR"/>
-        </w:rPr>
-        <w:t xml:space="preserve"> ; </w:t>
-      </w:r>
-      <w:hyperlink r:id="rId49">
-        <w:r>
-          <w:rPr>
-            <w:lang w:val="fr_FR" w:bidi="fr_FR"/>
-          </w:rPr>
-          <w:rPr>
-            <w:color w:val="0000EE"/>
-            <w:u w:val="single"/>
-          </w:rPr>
-          <w:t>54.1</w:t>
-        </w:r>
-      </w:hyperlink>
-      <w:r>
-        <w:rPr>
-          <w:lang w:val="fr_FR" w:bidi="fr_FR"/>
-        </w:rPr>
-        <w:t xml:space="preserve"> ; </w:t>
-      </w:r>
-      <w:hyperlink r:id="rId50">
-        <w:r>
-          <w:rPr>
-            <w:lang w:val="fr_FR" w:bidi="fr_FR"/>
-          </w:rPr>
-          <w:rPr>
-            <w:color w:val="0000EE"/>
-            <w:u w:val="single"/>
-          </w:rPr>
-          <w:t>Jérémie 30.18–19</w:t>
-        </w:r>
-      </w:hyperlink>
-      <w:r>
-        <w:rPr>
-          <w:lang w:val="fr_FR" w:bidi="fr_FR"/>
-        </w:rPr>
-        <w:t xml:space="preserve"> ; </w:t>
-      </w:r>
-      <w:hyperlink r:id="rId51">
-        <w:r>
-          <w:rPr>
-            <w:lang w:val="fr_FR" w:bidi="fr_FR"/>
-          </w:rPr>
-          <w:rPr>
-            <w:color w:val="0000EE"/>
-            <w:u w:val="single"/>
-          </w:rPr>
-          <w:t>31.4</w:t>
-        </w:r>
-      </w:hyperlink>
+      <w:r>
+        <w:rPr>
+          <w:lang w:val="fr_FR" w:bidi="fr_FR"/>
+        </w:rPr>
+        <w:t>Exode 5.1</w:t>
+      </w:r>
+      <w:r>
+        <w:rPr>
+          <w:lang w:val="fr_FR" w:bidi="fr_FR"/>
+        </w:rPr>
+        <w:t xml:space="preserve"> ; </w:t>
+      </w:r>
+      <w:r>
+        <w:rPr>
+          <w:lang w:val="fr_FR" w:bidi="fr_FR"/>
+        </w:rPr>
+        <w:t>12.17</w:t>
+      </w:r>
+      <w:r>
+        <w:rPr>
+          <w:lang w:val="fr_FR" w:bidi="fr_FR"/>
+        </w:rPr>
+        <w:t xml:space="preserve"> ; </w:t>
+      </w:r>
+      <w:r>
+        <w:rPr>
+          <w:lang w:val="fr_FR" w:bidi="fr_FR"/>
+        </w:rPr>
+        <w:t>15.20–21</w:t>
+      </w:r>
+      <w:r>
+        <w:rPr>
+          <w:lang w:val="fr_FR" w:bidi="fr_FR"/>
+        </w:rPr>
+        <w:t xml:space="preserve"> ; </w:t>
+      </w:r>
+      <w:r>
+        <w:rPr>
+          <w:lang w:val="fr_FR" w:bidi="fr_FR"/>
+        </w:rPr>
+        <w:t>1 Samuel 18.6</w:t>
+      </w:r>
+      <w:r>
+        <w:rPr>
+          <w:lang w:val="fr_FR" w:bidi="fr_FR"/>
+        </w:rPr>
+        <w:t xml:space="preserve"> ; </w:t>
+      </w:r>
+      <w:r>
+        <w:rPr>
+          <w:lang w:val="fr_FR" w:bidi="fr_FR"/>
+        </w:rPr>
+        <w:t>2 Samuel 6.1–15</w:t>
+      </w:r>
+      <w:r>
+        <w:rPr>
+          <w:lang w:val="fr_FR" w:bidi="fr_FR"/>
+        </w:rPr>
+        <w:t xml:space="preserve"> ; </w:t>
+      </w:r>
+      <w:r>
+        <w:rPr>
+          <w:lang w:val="fr_FR" w:bidi="fr_FR"/>
+        </w:rPr>
+        <w:t>2 Chroniques 7.6–10</w:t>
+      </w:r>
+      <w:r>
+        <w:rPr>
+          <w:lang w:val="fr_FR" w:bidi="fr_FR"/>
+        </w:rPr>
+        <w:t xml:space="preserve"> ; </w:t>
+      </w:r>
+      <w:r>
+        <w:rPr>
+          <w:lang w:val="fr_FR" w:bidi="fr_FR"/>
+        </w:rPr>
+        <w:t>Esdras 3.10–11</w:t>
+      </w:r>
+      <w:r>
+        <w:rPr>
+          <w:lang w:val="fr_FR" w:bidi="fr_FR"/>
+        </w:rPr>
+        <w:t xml:space="preserve"> ; </w:t>
+      </w:r>
+      <w:r>
+        <w:rPr>
+          <w:lang w:val="fr_FR" w:bidi="fr_FR"/>
+        </w:rPr>
+        <w:t>Psaumes 30.12</w:t>
+      </w:r>
+      <w:r>
+        <w:rPr>
+          <w:lang w:val="fr_FR" w:bidi="fr_FR"/>
+        </w:rPr>
+        <w:t xml:space="preserve"> ; </w:t>
+      </w:r>
+      <w:r>
+        <w:rPr>
+          <w:lang w:val="fr_FR" w:bidi="fr_FR"/>
+        </w:rPr>
+        <w:t>69.31</w:t>
+      </w:r>
+      <w:r>
+        <w:rPr>
+          <w:lang w:val="fr_FR" w:bidi="fr_FR"/>
+        </w:rPr>
+        <w:t xml:space="preserve"> ; </w:t>
+      </w:r>
+      <w:r>
+        <w:rPr>
+          <w:lang w:val="fr_FR" w:bidi="fr_FR"/>
+        </w:rPr>
+        <w:t>98.4–6</w:t>
+      </w:r>
+      <w:r>
+        <w:rPr>
+          <w:lang w:val="fr_FR" w:bidi="fr_FR"/>
+        </w:rPr>
+        <w:t xml:space="preserve"> ; </w:t>
+      </w:r>
+      <w:r>
+        <w:rPr>
+          <w:lang w:val="fr_FR" w:bidi="fr_FR"/>
+        </w:rPr>
+        <w:t>107.32</w:t>
+      </w:r>
+      <w:r>
+        <w:rPr>
+          <w:lang w:val="fr_FR" w:bidi="fr_FR"/>
+        </w:rPr>
+        <w:t xml:space="preserve"> ; </w:t>
+      </w:r>
+      <w:r>
+        <w:rPr>
+          <w:lang w:val="fr_FR" w:bidi="fr_FR"/>
+        </w:rPr>
+        <w:t>149.1–9</w:t>
+      </w:r>
+      <w:r>
+        <w:rPr>
+          <w:lang w:val="fr_FR" w:bidi="fr_FR"/>
+        </w:rPr>
+        <w:t xml:space="preserve"> ; </w:t>
+      </w:r>
+      <w:r>
+        <w:rPr>
+          <w:lang w:val="fr_FR" w:bidi="fr_FR"/>
+        </w:rPr>
+        <w:t>150.1–6</w:t>
+      </w:r>
+      <w:r>
+        <w:rPr>
+          <w:lang w:val="fr_FR" w:bidi="fr_FR"/>
+        </w:rPr>
+        <w:t xml:space="preserve"> ; </w:t>
+      </w:r>
+      <w:r>
+        <w:rPr>
+          <w:lang w:val="fr_FR" w:bidi="fr_FR"/>
+        </w:rPr>
+        <w:t>Ésaïe 30.29</w:t>
+      </w:r>
+      <w:r>
+        <w:rPr>
+          <w:lang w:val="fr_FR" w:bidi="fr_FR"/>
+        </w:rPr>
+        <w:t xml:space="preserve"> ; </w:t>
+      </w:r>
+      <w:r>
+        <w:rPr>
+          <w:lang w:val="fr_FR" w:bidi="fr_FR"/>
+        </w:rPr>
+        <w:t>54.1</w:t>
+      </w:r>
+      <w:r>
+        <w:rPr>
+          <w:lang w:val="fr_FR" w:bidi="fr_FR"/>
+        </w:rPr>
+        <w:t xml:space="preserve"> ; </w:t>
+      </w:r>
+      <w:r>
+        <w:rPr>
+          <w:lang w:val="fr_FR" w:bidi="fr_FR"/>
+        </w:rPr>
+        <w:t>Jérémie 30.18–19</w:t>
+      </w:r>
+      <w:r>
+        <w:rPr>
+          <w:lang w:val="fr_FR" w:bidi="fr_FR"/>
+        </w:rPr>
+        <w:t xml:space="preserve"> ; </w:t>
+      </w:r>
+      <w:r>
+        <w:rPr>
+          <w:lang w:val="fr_FR" w:bidi="fr_FR"/>
+        </w:rPr>
+        <w:t>31.4</w:t>
+      </w:r>
       <w:r>
         <w:rPr>
           <w:lang w:val="fr_FR" w:bidi="fr_FR"/>
         </w:rPr>
         <w:t xml:space="preserve">, </w:t>
       </w:r>
-      <w:hyperlink r:id="rId15">
-        <w:r>
-          <w:rPr>
-            <w:lang w:val="fr_FR" w:bidi="fr_FR"/>
-          </w:rPr>
-          <w:rPr>
-            <w:color w:val="0000EE"/>
-            <w:u w:val="single"/>
-          </w:rPr>
-          <w:t>13</w:t>
-        </w:r>
-      </w:hyperlink>
-      <w:r>
-        <w:rPr>
-          <w:lang w:val="fr_FR" w:bidi="fr_FR"/>
-        </w:rPr>
-        <w:t xml:space="preserve"> ; </w:t>
-      </w:r>
-      <w:hyperlink r:id="rId52">
-        <w:r>
-          <w:rPr>
-            <w:lang w:val="fr_FR" w:bidi="fr_FR"/>
-          </w:rPr>
-          <w:rPr>
-            <w:color w:val="0000EE"/>
-            <w:u w:val="single"/>
-          </w:rPr>
-          <w:t>Lamentations 5.14–15</w:t>
-        </w:r>
-      </w:hyperlink>
-      <w:r>
-        <w:rPr>
-          <w:lang w:val="fr_FR" w:bidi="fr_FR"/>
-        </w:rPr>
-        <w:t xml:space="preserve"> ; </w:t>
-      </w:r>
-      <w:hyperlink r:id="rId16">
-        <w:r>
-          <w:rPr>
-            <w:lang w:val="fr_FR" w:bidi="fr_FR"/>
-          </w:rPr>
-          <w:rPr>
-            <w:color w:val="0000EE"/>
-            <w:u w:val="single"/>
-          </w:rPr>
-          <w:t>Sophonie 3.17</w:t>
-        </w:r>
-      </w:hyperlink>
-      <w:r>
-        <w:rPr>
-          <w:lang w:val="fr_FR" w:bidi="fr_FR"/>
-        </w:rPr>
-        <w:t xml:space="preserve"> ; </w:t>
-      </w:r>
-      <w:hyperlink r:id="rId53">
-        <w:r>
-          <w:rPr>
-            <w:lang w:val="fr_FR" w:bidi="fr_FR"/>
-          </w:rPr>
-          <w:rPr>
-            <w:color w:val="0000EE"/>
-            <w:u w:val="single"/>
-          </w:rPr>
-          <w:t>Luc 15.22–25</w:t>
-        </w:r>
-      </w:hyperlink>
-      <w:r>
-        <w:rPr>
-          <w:lang w:val="fr_FR" w:bidi="fr_FR"/>
-        </w:rPr>
-        <w:t xml:space="preserve"> ; </w:t>
-      </w:r>
-      <w:hyperlink r:id="rId54">
-        <w:r>
-          <w:rPr>
-            <w:lang w:val="fr_FR" w:bidi="fr_FR"/>
-          </w:rPr>
-          <w:rPr>
-            <w:color w:val="0000EE"/>
-            <w:u w:val="single"/>
-          </w:rPr>
-          <w:t>1 Corinthiens 5.8</w:t>
-        </w:r>
-      </w:hyperlink>
-      <w:r>
-        <w:rPr>
-          <w:lang w:val="fr_FR" w:bidi="fr_FR"/>
-        </w:rPr>
-        <w:t xml:space="preserve"> ; </w:t>
-      </w:r>
-      <w:hyperlink r:id="rId55">
-        <w:r>
-          <w:rPr>
-            <w:lang w:val="fr_FR" w:bidi="fr_FR"/>
-          </w:rPr>
-          <w:rPr>
-            <w:color w:val="0000EE"/>
-            <w:u w:val="single"/>
-          </w:rPr>
-          <w:t>Éphésiens 5.18–20</w:t>
-        </w:r>
-      </w:hyperlink>
-      <w:r>
-        <w:rPr>
-          <w:lang w:val="fr_FR" w:bidi="fr_FR"/>
-        </w:rPr>
-        <w:t xml:space="preserve"> ; </w:t>
-      </w:r>
-      <w:hyperlink r:id="rId18">
-        <w:r>
-          <w:rPr>
-            <w:lang w:val="fr_FR" w:bidi="fr_FR"/>
-          </w:rPr>
-          <w:rPr>
-            <w:color w:val="0000EE"/>
-            <w:u w:val="single"/>
-          </w:rPr>
-          <w:t>Colossiens 3.16</w:t>
-        </w:r>
-      </w:hyperlink>
-      <w:r>
-        <w:rPr>
-          <w:lang w:val="fr_FR" w:bidi="fr_FR"/>
-        </w:rPr>
-        <w:t xml:space="preserve"> ; </w:t>
-      </w:r>
-      <w:hyperlink r:id="rId56">
-        <w:r>
-          <w:rPr>
-            <w:lang w:val="fr_FR" w:bidi="fr_FR"/>
-          </w:rPr>
-          <w:rPr>
-            <w:color w:val="0000EE"/>
-            <w:u w:val="single"/>
-          </w:rPr>
-          <w:t>Apocalypse 18.20</w:t>
-        </w:r>
-      </w:hyperlink>
+      <w:r>
+        <w:rPr>
+          <w:lang w:val="fr_FR" w:bidi="fr_FR"/>
+        </w:rPr>
+        <w:t>13</w:t>
+      </w:r>
+      <w:r>
+        <w:rPr>
+          <w:lang w:val="fr_FR" w:bidi="fr_FR"/>
+        </w:rPr>
+        <w:t xml:space="preserve"> ; </w:t>
+      </w:r>
+      <w:r>
+        <w:rPr>
+          <w:lang w:val="fr_FR" w:bidi="fr_FR"/>
+        </w:rPr>
+        <w:t>Lamentations 5.14–15</w:t>
+      </w:r>
+      <w:r>
+        <w:rPr>
+          <w:lang w:val="fr_FR" w:bidi="fr_FR"/>
+        </w:rPr>
+        <w:t xml:space="preserve"> ; </w:t>
+      </w:r>
+      <w:r>
+        <w:rPr>
+          <w:lang w:val="fr_FR" w:bidi="fr_FR"/>
+        </w:rPr>
+        <w:t>Sophonie 3.17</w:t>
+      </w:r>
+      <w:r>
+        <w:rPr>
+          <w:lang w:val="fr_FR" w:bidi="fr_FR"/>
+        </w:rPr>
+        <w:t xml:space="preserve"> ; </w:t>
+      </w:r>
+      <w:r>
+        <w:rPr>
+          <w:lang w:val="fr_FR" w:bidi="fr_FR"/>
+        </w:rPr>
+        <w:t>Luc 15.22–25</w:t>
+      </w:r>
+      <w:r>
+        <w:rPr>
+          <w:lang w:val="fr_FR" w:bidi="fr_FR"/>
+        </w:rPr>
+        <w:t xml:space="preserve"> ; </w:t>
+      </w:r>
+      <w:r>
+        <w:rPr>
+          <w:lang w:val="fr_FR" w:bidi="fr_FR"/>
+        </w:rPr>
+        <w:t>1 Corinthiens 5.8</w:t>
+      </w:r>
+      <w:r>
+        <w:rPr>
+          <w:lang w:val="fr_FR" w:bidi="fr_FR"/>
+        </w:rPr>
+        <w:t xml:space="preserve"> ; </w:t>
+      </w:r>
+      <w:r>
+        <w:rPr>
+          <w:lang w:val="fr_FR" w:bidi="fr_FR"/>
+        </w:rPr>
+        <w:t>Éphésiens 5.18–20</w:t>
+      </w:r>
+      <w:r>
+        <w:rPr>
+          <w:lang w:val="fr_FR" w:bidi="fr_FR"/>
+        </w:rPr>
+        <w:t xml:space="preserve"> ; </w:t>
+      </w:r>
+      <w:r>
+        <w:rPr>
+          <w:lang w:val="fr_FR" w:bidi="fr_FR"/>
+        </w:rPr>
+        <w:t>Colossiens 3.16</w:t>
+      </w:r>
+      <w:r>
+        <w:rPr>
+          <w:lang w:val="fr_FR" w:bidi="fr_FR"/>
+        </w:rPr>
+        <w:t xml:space="preserve"> ; </w:t>
+      </w:r>
+      <w:r>
+        <w:rPr>
+          <w:lang w:val="fr_FR" w:bidi="fr_FR"/>
+        </w:rPr>
+        <w:t>Apocalypse 18.20</w:t>
+      </w:r>
       <w:r>
         <w:rPr>
           <w:lang w:val="fr_FR" w:bidi="fr_FR"/>
@@ -1444,162 +1120,108 @@
         </w:rPr>
         <w:t xml:space="preserve">La circoncision, une opération qui coupe le bout de beau qui recouvre l'extrémité du sexe masculin, était une pratique courante au Proche-Orient ancien (voir </w:t>
       </w:r>
-      <w:hyperlink r:id="rId57">
-        <w:r>
-          <w:rPr>
-            <w:lang w:val="fr_FR" w:bidi="fr_FR"/>
-          </w:rPr>
-          <w:rPr>
-            <w:color w:val="0000EE"/>
-            <w:u w:val="single"/>
-          </w:rPr>
-          <w:t>Jr 9.25–26</w:t>
-        </w:r>
-      </w:hyperlink>
+      <w:r>
+        <w:rPr>
+          <w:lang w:val="fr_FR" w:bidi="fr_FR"/>
+        </w:rPr>
+        <w:t>Jr 9.25–26</w:t>
+      </w:r>
       <w:r>
         <w:rPr>
           <w:lang w:val="fr_FR" w:bidi="fr_FR"/>
         </w:rPr>
         <w:t>). Pour les Israélites, elle était particulièrement importante car elle était le signe de l'alliance de Dieu avec Abraham, dont Israël avait héritée (</w:t>
       </w:r>
-      <w:hyperlink r:id="rId58">
-        <w:r>
-          <w:rPr>
-            <w:lang w:val="fr_FR" w:bidi="fr_FR"/>
-          </w:rPr>
-          <w:rPr>
-            <w:color w:val="0000EE"/>
-            <w:u w:val="single"/>
-          </w:rPr>
-          <w:t xml:space="preserve">Gn 17.9–14 </w:t>
-        </w:r>
-      </w:hyperlink>
+      <w:r>
+        <w:rPr>
+          <w:lang w:val="fr_FR" w:bidi="fr_FR"/>
+        </w:rPr>
+        <w:t xml:space="preserve">Gn 17.9–14 </w:t>
+      </w:r>
       <w:r>
         <w:rPr>
           <w:lang w:val="fr_FR" w:bidi="fr_FR"/>
         </w:rPr>
         <w:t xml:space="preserve">; </w:t>
       </w:r>
-      <w:hyperlink r:id="rId59">
-        <w:r>
-          <w:rPr>
-            <w:lang w:val="fr_FR" w:bidi="fr_FR"/>
-          </w:rPr>
-          <w:rPr>
-            <w:color w:val="0000EE"/>
-            <w:u w:val="single"/>
-          </w:rPr>
-          <w:t xml:space="preserve">Jos 5.2 </w:t>
-        </w:r>
-      </w:hyperlink>
+      <w:r>
+        <w:rPr>
+          <w:lang w:val="fr_FR" w:bidi="fr_FR"/>
+        </w:rPr>
+        <w:t xml:space="preserve">Jos 5.2 </w:t>
+      </w:r>
       <w:r>
         <w:rPr>
           <w:lang w:val="fr_FR" w:bidi="fr_FR"/>
         </w:rPr>
         <w:t xml:space="preserve">; </w:t>
       </w:r>
-      <w:hyperlink r:id="rId60">
-        <w:r>
-          <w:rPr>
-            <w:lang w:val="fr_FR" w:bidi="fr_FR"/>
-          </w:rPr>
-          <w:rPr>
-            <w:color w:val="0000EE"/>
-            <w:u w:val="single"/>
-          </w:rPr>
-          <w:t xml:space="preserve">Jn 7.22 </w:t>
-        </w:r>
-      </w:hyperlink>
+      <w:r>
+        <w:rPr>
+          <w:lang w:val="fr_FR" w:bidi="fr_FR"/>
+        </w:rPr>
+        <w:t xml:space="preserve">Jn 7.22 </w:t>
+      </w:r>
       <w:r>
         <w:rPr>
           <w:lang w:val="fr_FR" w:bidi="fr_FR"/>
         </w:rPr>
         <w:t xml:space="preserve">; </w:t>
       </w:r>
-      <w:hyperlink r:id="rId61">
-        <w:r>
-          <w:rPr>
-            <w:lang w:val="fr_FR" w:bidi="fr_FR"/>
-          </w:rPr>
-          <w:rPr>
-            <w:color w:val="0000EE"/>
-            <w:u w:val="single"/>
-          </w:rPr>
-          <w:t>Ac 7.8</w:t>
-        </w:r>
-      </w:hyperlink>
+      <w:r>
+        <w:rPr>
+          <w:lang w:val="fr_FR" w:bidi="fr_FR"/>
+        </w:rPr>
+        <w:t>Ac 7.8</w:t>
+      </w:r>
       <w:r>
         <w:rPr>
           <w:lang w:val="fr_FR" w:bidi="fr_FR"/>
         </w:rPr>
         <w:t>; Si 44.20). Ordinairement, tous les garçons israélites étaient circoncis le huitième jour après la naissance (</w:t>
       </w:r>
-      <w:hyperlink r:id="rId62">
-        <w:r>
-          <w:rPr>
-            <w:lang w:val="fr_FR" w:bidi="fr_FR"/>
-          </w:rPr>
-          <w:rPr>
-            <w:color w:val="0000EE"/>
-            <w:u w:val="single"/>
-          </w:rPr>
-          <w:t xml:space="preserve">Gn 17.12 </w:t>
-        </w:r>
-      </w:hyperlink>
+      <w:r>
+        <w:rPr>
+          <w:lang w:val="fr_FR" w:bidi="fr_FR"/>
+        </w:rPr>
+        <w:t xml:space="preserve">Gn 17.12 </w:t>
+      </w:r>
       <w:r>
         <w:rPr>
           <w:lang w:val="fr_FR" w:bidi="fr_FR"/>
         </w:rPr>
         <w:t xml:space="preserve">; </w:t>
       </w:r>
-      <w:hyperlink r:id="rId63">
-        <w:r>
-          <w:rPr>
-            <w:lang w:val="fr_FR" w:bidi="fr_FR"/>
-          </w:rPr>
-          <w:rPr>
-            <w:color w:val="0000EE"/>
-            <w:u w:val="single"/>
-          </w:rPr>
-          <w:t xml:space="preserve">Lv 12.3 </w:t>
-        </w:r>
-      </w:hyperlink>
+      <w:r>
+        <w:rPr>
+          <w:lang w:val="fr_FR" w:bidi="fr_FR"/>
+        </w:rPr>
+        <w:t xml:space="preserve">Lv 12.3 </w:t>
+      </w:r>
       <w:r>
         <w:rPr>
           <w:lang w:val="fr_FR" w:bidi="fr_FR"/>
         </w:rPr>
         <w:t xml:space="preserve">; </w:t>
       </w:r>
-      <w:hyperlink r:id="rId64">
-        <w:r>
-          <w:rPr>
-            <w:lang w:val="fr_FR" w:bidi="fr_FR"/>
-          </w:rPr>
-          <w:rPr>
-            <w:color w:val="0000EE"/>
-            <w:u w:val="single"/>
-          </w:rPr>
-          <w:t xml:space="preserve">Lc 1.59 </w:t>
-        </w:r>
-      </w:hyperlink>
+      <w:r>
+        <w:rPr>
+          <w:lang w:val="fr_FR" w:bidi="fr_FR"/>
+        </w:rPr>
+        <w:t xml:space="preserve">Lc 1.59 </w:t>
+      </w:r>
       <w:r>
         <w:rPr>
           <w:lang w:val="fr_FR" w:bidi="fr_FR"/>
         </w:rPr>
         <w:t xml:space="preserve">; </w:t>
       </w:r>
-      <w:hyperlink r:id="rId61">
-        <w:r>
-          <w:rPr>
-            <w:lang w:val="fr_FR" w:bidi="fr_FR"/>
-          </w:rPr>
-          <w:rPr>
-            <w:color w:val="0000EE"/>
-            <w:u w:val="single"/>
-          </w:rPr>
-          <w:t>Ac 7.8</w:t>
-        </w:r>
-      </w:hyperlink>
+      <w:r>
+        <w:rPr>
+          <w:lang w:val="fr_FR" w:bidi="fr_FR"/>
+        </w:rPr>
+        <w:t>Ac 7.8</w:t>
+      </w:r>
       <w:r>
         <w:rPr>
           <w:lang w:val="fr_FR" w:bidi="fr_FR"/>
@@ -1620,144 +1242,96 @@
         </w:rPr>
         <w:t>Le Nouveau Testament (NT) mentionne la circoncision de Jean le Baptiste, de Jésus, ainsi que des apôtres Paul et Timothée (</w:t>
       </w:r>
-      <w:hyperlink r:id="rId64">
-        <w:r>
-          <w:rPr>
-            <w:lang w:val="fr_FR" w:bidi="fr_FR"/>
-          </w:rPr>
-          <w:rPr>
-            <w:color w:val="0000EE"/>
-            <w:u w:val="single"/>
-          </w:rPr>
-          <w:t xml:space="preserve">Lc 1.59 </w:t>
-        </w:r>
-      </w:hyperlink>
+      <w:r>
+        <w:rPr>
+          <w:lang w:val="fr_FR" w:bidi="fr_FR"/>
+        </w:rPr>
+        <w:t xml:space="preserve">Lc 1.59 </w:t>
+      </w:r>
       <w:r>
         <w:rPr>
           <w:lang w:val="fr_FR" w:bidi="fr_FR"/>
         </w:rPr>
         <w:t xml:space="preserve">; </w:t>
       </w:r>
-      <w:hyperlink r:id="rId65">
-        <w:r>
-          <w:rPr>
-            <w:lang w:val="fr_FR" w:bidi="fr_FR"/>
-          </w:rPr>
-          <w:rPr>
-            <w:color w:val="0000EE"/>
-            <w:u w:val="single"/>
-          </w:rPr>
-          <w:t xml:space="preserve">2.21 </w:t>
-        </w:r>
-      </w:hyperlink>
+      <w:r>
+        <w:rPr>
+          <w:lang w:val="fr_FR" w:bidi="fr_FR"/>
+        </w:rPr>
+        <w:t xml:space="preserve">2.21 </w:t>
+      </w:r>
       <w:r>
         <w:rPr>
           <w:lang w:val="fr_FR" w:bidi="fr_FR"/>
         </w:rPr>
         <w:t xml:space="preserve">; </w:t>
       </w:r>
-      <w:hyperlink r:id="rId66">
-        <w:r>
-          <w:rPr>
-            <w:lang w:val="fr_FR" w:bidi="fr_FR"/>
-          </w:rPr>
-          <w:rPr>
-            <w:color w:val="0000EE"/>
-            <w:u w:val="single"/>
-          </w:rPr>
-          <w:t xml:space="preserve">Ac 16.2–3 </w:t>
-        </w:r>
-      </w:hyperlink>
+      <w:r>
+        <w:rPr>
+          <w:lang w:val="fr_FR" w:bidi="fr_FR"/>
+        </w:rPr>
+        <w:t xml:space="preserve">Ac 16.2–3 </w:t>
+      </w:r>
       <w:r>
         <w:rPr>
           <w:lang w:val="fr_FR" w:bidi="fr_FR"/>
         </w:rPr>
         <w:t xml:space="preserve">; </w:t>
       </w:r>
-      <w:hyperlink r:id="rId67">
-        <w:r>
-          <w:rPr>
-            <w:lang w:val="fr_FR" w:bidi="fr_FR"/>
-          </w:rPr>
-          <w:rPr>
-            <w:color w:val="0000EE"/>
-            <w:u w:val="single"/>
-          </w:rPr>
-          <w:t>Ph 3.5</w:t>
-        </w:r>
-      </w:hyperlink>
+      <w:r>
+        <w:rPr>
+          <w:lang w:val="fr_FR" w:bidi="fr_FR"/>
+        </w:rPr>
+        <w:t>Ph 3.5</w:t>
+      </w:r>
       <w:r>
         <w:rPr>
           <w:lang w:val="fr_FR" w:bidi="fr_FR"/>
         </w:rPr>
         <w:t>). La Bible parle aussi de circoncision du cœur pour indiquer un cœur qui est véritablement converti à Dieu. Beaucoup d'Israélites étaient circoncis sur leurs corps, mais étaient désobéissants à Dieu. Tant l'Ancien Testament (AT) que le Nouveau dit que les vrais Juifs auront le cœur « circoncis » (</w:t>
       </w:r>
-      <w:hyperlink r:id="rId68">
-        <w:r>
-          <w:rPr>
-            <w:lang w:val="fr_FR" w:bidi="fr_FR"/>
-          </w:rPr>
-          <w:rPr>
-            <w:color w:val="0000EE"/>
-            <w:u w:val="single"/>
-          </w:rPr>
-          <w:t xml:space="preserve">Dt 10.16 </w:t>
-        </w:r>
-      </w:hyperlink>
+      <w:r>
+        <w:rPr>
+          <w:lang w:val="fr_FR" w:bidi="fr_FR"/>
+        </w:rPr>
+        <w:t xml:space="preserve">Dt 10.16 </w:t>
+      </w:r>
       <w:r>
         <w:rPr>
           <w:lang w:val="fr_FR" w:bidi="fr_FR"/>
         </w:rPr>
         <w:t xml:space="preserve">; </w:t>
       </w:r>
-      <w:hyperlink r:id="rId69">
-        <w:r>
-          <w:rPr>
-            <w:lang w:val="fr_FR" w:bidi="fr_FR"/>
-          </w:rPr>
-          <w:rPr>
-            <w:color w:val="0000EE"/>
-            <w:u w:val="single"/>
-          </w:rPr>
-          <w:t xml:space="preserve">30.6 </w:t>
-        </w:r>
-      </w:hyperlink>
+      <w:r>
+        <w:rPr>
+          <w:lang w:val="fr_FR" w:bidi="fr_FR"/>
+        </w:rPr>
+        <w:t xml:space="preserve">30.6 </w:t>
+      </w:r>
       <w:r>
         <w:rPr>
           <w:lang w:val="fr_FR" w:bidi="fr_FR"/>
         </w:rPr>
         <w:t xml:space="preserve">; </w:t>
       </w:r>
-      <w:hyperlink r:id="rId70">
-        <w:r>
-          <w:rPr>
-            <w:lang w:val="fr_FR" w:bidi="fr_FR"/>
-          </w:rPr>
-          <w:rPr>
-            <w:color w:val="0000EE"/>
-            <w:u w:val="single"/>
-          </w:rPr>
-          <w:t xml:space="preserve">Jr 4.4 </w:t>
-        </w:r>
-      </w:hyperlink>
+      <w:r>
+        <w:rPr>
+          <w:lang w:val="fr_FR" w:bidi="fr_FR"/>
+        </w:rPr>
+        <w:t xml:space="preserve">Jr 4.4 </w:t>
+      </w:r>
       <w:r>
         <w:rPr>
           <w:lang w:val="fr_FR" w:bidi="fr_FR"/>
         </w:rPr>
         <w:t xml:space="preserve">; </w:t>
       </w:r>
-      <w:hyperlink r:id="rId71">
-        <w:r>
-          <w:rPr>
-            <w:lang w:val="fr_FR" w:bidi="fr_FR"/>
-          </w:rPr>
-          <w:rPr>
-            <w:color w:val="0000EE"/>
-            <w:u w:val="single"/>
-          </w:rPr>
-          <w:t>Rm 2.28–29</w:t>
-        </w:r>
-      </w:hyperlink>
+      <w:r>
+        <w:rPr>
+          <w:lang w:val="fr_FR" w:bidi="fr_FR"/>
+        </w:rPr>
+        <w:t>Rm 2.28–29</w:t>
+      </w:r>
       <w:r>
         <w:rPr>
           <w:lang w:val="fr_FR" w:bidi="fr_FR"/>
@@ -1778,144 +1352,96 @@
         </w:rPr>
         <w:t>À la fin des années 40 apr. J.‑C., certains chrétiens juifs pensaient que les chrétiens non-juifs devaient être circoncis pour vraiment faire partie du peuple de Dieu. Sinon, disaient-ils, ces non-Juifs ne pouvaient pas être sauvés (</w:t>
       </w:r>
-      <w:hyperlink r:id="rId72">
-        <w:r>
-          <w:rPr>
-            <w:lang w:val="fr_FR" w:bidi="fr_FR"/>
-          </w:rPr>
-          <w:rPr>
-            <w:color w:val="0000EE"/>
-            <w:u w:val="single"/>
-          </w:rPr>
-          <w:t>Ac 15.1</w:t>
-        </w:r>
-      </w:hyperlink>
+      <w:r>
+        <w:rPr>
+          <w:lang w:val="fr_FR" w:bidi="fr_FR"/>
+        </w:rPr>
+        <w:t>Ac 15.1</w:t>
+      </w:r>
       <w:r>
         <w:rPr>
           <w:lang w:val="fr_FR" w:bidi="fr_FR"/>
         </w:rPr>
         <w:t xml:space="preserve">, </w:t>
       </w:r>
-      <w:hyperlink r:id="rId73">
-        <w:r>
-          <w:rPr>
-            <w:lang w:val="fr_FR" w:bidi="fr_FR"/>
-          </w:rPr>
-          <w:rPr>
-            <w:color w:val="0000EE"/>
-            <w:u w:val="single"/>
-          </w:rPr>
-          <w:t xml:space="preserve">5 </w:t>
-        </w:r>
-      </w:hyperlink>
+      <w:r>
+        <w:rPr>
+          <w:lang w:val="fr_FR" w:bidi="fr_FR"/>
+        </w:rPr>
+        <w:t xml:space="preserve">5 </w:t>
+      </w:r>
       <w:r>
         <w:rPr>
           <w:lang w:val="fr_FR" w:bidi="fr_FR"/>
         </w:rPr>
         <w:t xml:space="preserve">; voir </w:t>
       </w:r>
-      <w:hyperlink r:id="rId74">
-        <w:r>
-          <w:rPr>
-            <w:lang w:val="fr_FR" w:bidi="fr_FR"/>
-          </w:rPr>
-          <w:rPr>
-            <w:color w:val="0000EE"/>
-            <w:u w:val="single"/>
-          </w:rPr>
-          <w:t xml:space="preserve">21.20–21 </w:t>
-        </w:r>
-      </w:hyperlink>
+      <w:r>
+        <w:rPr>
+          <w:lang w:val="fr_FR" w:bidi="fr_FR"/>
+        </w:rPr>
+        <w:t xml:space="preserve">21.20–21 </w:t>
+      </w:r>
       <w:r>
         <w:rPr>
           <w:lang w:val="fr_FR" w:bidi="fr_FR"/>
         </w:rPr>
         <w:t xml:space="preserve">; </w:t>
       </w:r>
-      <w:hyperlink r:id="rId75">
-        <w:r>
-          <w:rPr>
-            <w:lang w:val="fr_FR" w:bidi="fr_FR"/>
-          </w:rPr>
-          <w:rPr>
-            <w:color w:val="0000EE"/>
-            <w:u w:val="single"/>
-          </w:rPr>
-          <w:t>Ga 2.4</w:t>
-        </w:r>
-      </w:hyperlink>
+      <w:r>
+        <w:rPr>
+          <w:lang w:val="fr_FR" w:bidi="fr_FR"/>
+        </w:rPr>
+        <w:t>Ga 2.4</w:t>
+      </w:r>
       <w:r>
         <w:rPr>
           <w:lang w:val="fr_FR" w:bidi="fr_FR"/>
         </w:rPr>
         <w:t xml:space="preserve">, </w:t>
       </w:r>
-      <w:hyperlink r:id="rId76">
-        <w:r>
-          <w:rPr>
-            <w:lang w:val="fr_FR" w:bidi="fr_FR"/>
-          </w:rPr>
-          <w:rPr>
-            <w:color w:val="0000EE"/>
-            <w:u w:val="single"/>
-          </w:rPr>
-          <w:t>11–13</w:t>
-        </w:r>
-      </w:hyperlink>
+      <w:r>
+        <w:rPr>
+          <w:lang w:val="fr_FR" w:bidi="fr_FR"/>
+        </w:rPr>
+        <w:t>11–13</w:t>
+      </w:r>
       <w:r>
         <w:rPr>
           <w:lang w:val="fr_FR" w:bidi="fr_FR"/>
         </w:rPr>
         <w:t>). Cependant, Paul et Barnabas n'étaient pas d'accord avec eux (</w:t>
       </w:r>
-      <w:hyperlink r:id="rId77">
-        <w:r>
-          <w:rPr>
-            <w:lang w:val="fr_FR" w:bidi="fr_FR"/>
-          </w:rPr>
-          <w:rPr>
-            <w:color w:val="0000EE"/>
-            <w:u w:val="single"/>
-          </w:rPr>
-          <w:t>Ac 15.2</w:t>
-        </w:r>
-      </w:hyperlink>
+      <w:r>
+        <w:rPr>
+          <w:lang w:val="fr_FR" w:bidi="fr_FR"/>
+        </w:rPr>
+        <w:t>Ac 15.2</w:t>
+      </w:r>
       <w:r>
         <w:rPr>
           <w:lang w:val="fr_FR" w:bidi="fr_FR"/>
         </w:rPr>
         <w:t>). La question a été apportée devant les apôtres et les anciens de l'Église de Jérusalem. Ils ont conclu que les non-Juifs n'avaient pas besoin d'être circoncis (</w:t>
       </w:r>
-      <w:hyperlink r:id="rId78">
-        <w:r>
-          <w:rPr>
-            <w:lang w:val="fr_FR" w:bidi="fr_FR"/>
-          </w:rPr>
-          <w:rPr>
-            <w:color w:val="0000EE"/>
-            <w:u w:val="single"/>
-          </w:rPr>
-          <w:t>15.19–21</w:t>
-        </w:r>
-      </w:hyperlink>
+      <w:r>
+        <w:rPr>
+          <w:lang w:val="fr_FR" w:bidi="fr_FR"/>
+        </w:rPr>
+        <w:t>15.19–21</w:t>
+      </w:r>
       <w:r>
         <w:rPr>
           <w:lang w:val="fr_FR" w:bidi="fr_FR"/>
         </w:rPr>
         <w:t xml:space="preserve">, </w:t>
       </w:r>
-      <w:hyperlink r:id="rId79">
-        <w:r>
-          <w:rPr>
-            <w:lang w:val="fr_FR" w:bidi="fr_FR"/>
-          </w:rPr>
-          <w:rPr>
-            <w:color w:val="0000EE"/>
-            <w:u w:val="single"/>
-          </w:rPr>
-          <w:t>28–29</w:t>
-        </w:r>
-      </w:hyperlink>
+      <w:r>
+        <w:rPr>
+          <w:lang w:val="fr_FR" w:bidi="fr_FR"/>
+        </w:rPr>
+        <w:t>28–29</w:t>
+      </w:r>
       <w:r>
         <w:rPr>
           <w:lang w:val="fr_FR" w:bidi="fr_FR"/>
@@ -1936,90 +1462,60 @@
         </w:rPr>
         <w:t>Paul enseigne que maintenant que Jésus a établit une nouvelle alliance, la circoncision n'est plus ce qui fait que quelqu'un fait vraiment partie du peuple de Dieu (</w:t>
       </w:r>
-      <w:hyperlink r:id="rId80">
-        <w:r>
-          <w:rPr>
-            <w:lang w:val="fr_FR" w:bidi="fr_FR"/>
-          </w:rPr>
-          <w:rPr>
-            <w:color w:val="0000EE"/>
-            <w:u w:val="single"/>
-          </w:rPr>
-          <w:t>1Co 7.19</w:t>
-        </w:r>
-      </w:hyperlink>
+      <w:r>
+        <w:rPr>
+          <w:lang w:val="fr_FR" w:bidi="fr_FR"/>
+        </w:rPr>
+        <w:t>1Co 7.19</w:t>
+      </w:r>
       <w:r>
         <w:rPr>
           <w:lang w:val="fr_FR" w:bidi="fr_FR"/>
         </w:rPr>
         <w:t>). Ce qui compte, c'est la foi qui se manifeste par l'amour (</w:t>
       </w:r>
-      <w:hyperlink r:id="rId81">
-        <w:r>
-          <w:rPr>
-            <w:lang w:val="fr_FR" w:bidi="fr_FR"/>
-          </w:rPr>
-          <w:rPr>
-            <w:color w:val="0000EE"/>
-            <w:u w:val="single"/>
-          </w:rPr>
-          <w:t>Ga 5.6</w:t>
-        </w:r>
-      </w:hyperlink>
+      <w:r>
+        <w:rPr>
+          <w:lang w:val="fr_FR" w:bidi="fr_FR"/>
+        </w:rPr>
+        <w:t>Ga 5.6</w:t>
+      </w:r>
       <w:r>
         <w:rPr>
           <w:lang w:val="fr_FR" w:bidi="fr_FR"/>
         </w:rPr>
         <w:t>). Dans Galates, Paul s'oppose à des Juifs qui enseignaient aux non-Juifs de cette Église qu'ils devaient se faire circoncire. Il confirme que toute personne rejoint la famille de Dieu par la foi en Jésus-Christ (</w:t>
       </w:r>
-      <w:hyperlink r:id="rId82">
-        <w:r>
-          <w:rPr>
-            <w:lang w:val="fr_FR" w:bidi="fr_FR"/>
-          </w:rPr>
-          <w:rPr>
-            <w:color w:val="0000EE"/>
-            <w:u w:val="single"/>
-          </w:rPr>
-          <w:t>Ga 2.14–21</w:t>
-        </w:r>
-      </w:hyperlink>
+      <w:r>
+        <w:rPr>
+          <w:lang w:val="fr_FR" w:bidi="fr_FR"/>
+        </w:rPr>
+        <w:t>Ga 2.14–21</w:t>
+      </w:r>
       <w:r>
         <w:rPr>
           <w:lang w:val="fr_FR" w:bidi="fr_FR"/>
         </w:rPr>
         <w:t>). Le sacrifice de Jésus sur la croix est le moyen par lequel les pécheurs entrent dans la nouvelle alliance avec Dieu (</w:t>
       </w:r>
-      <w:hyperlink r:id="rId82">
-        <w:r>
-          <w:rPr>
-            <w:lang w:val="fr_FR" w:bidi="fr_FR"/>
-          </w:rPr>
-          <w:rPr>
-            <w:color w:val="0000EE"/>
-            <w:u w:val="single"/>
-          </w:rPr>
-          <w:t>Ga 2.14–21</w:t>
-        </w:r>
-      </w:hyperlink>
+      <w:r>
+        <w:rPr>
+          <w:lang w:val="fr_FR" w:bidi="fr_FR"/>
+        </w:rPr>
+        <w:t>Ga 2.14–21</w:t>
+      </w:r>
       <w:r>
         <w:rPr>
           <w:lang w:val="fr_FR" w:bidi="fr_FR"/>
         </w:rPr>
         <w:t xml:space="preserve">). Dans </w:t>
       </w:r>
-      <w:hyperlink r:id="rId83">
-        <w:r>
-          <w:rPr>
-            <w:lang w:val="fr_FR" w:bidi="fr_FR"/>
-          </w:rPr>
-          <w:rPr>
-            <w:color w:val="0000EE"/>
-            <w:u w:val="single"/>
-          </w:rPr>
-          <w:t>Colossiens 2.11–12</w:t>
-        </w:r>
-      </w:hyperlink>
+      <w:r>
+        <w:rPr>
+          <w:lang w:val="fr_FR" w:bidi="fr_FR"/>
+        </w:rPr>
+        <w:t>Colossiens 2.11–12</w:t>
+      </w:r>
       <w:r>
         <w:rPr>
           <w:lang w:val="fr_FR" w:bidi="fr_FR"/>
@@ -2049,378 +1545,252 @@
           <w:lang w:val="fr_FR" w:bidi="fr_FR"/>
         </w:rPr>
       </w:r>
-      <w:hyperlink r:id="rId58">
-        <w:r>
-          <w:rPr>
-            <w:lang w:val="fr_FR" w:bidi="fr_FR"/>
-          </w:rPr>
-          <w:rPr>
-            <w:color w:val="0000EE"/>
-            <w:u w:val="single"/>
-          </w:rPr>
-          <w:t>Genèse 17.9–14</w:t>
-        </w:r>
-      </w:hyperlink>
-      <w:r>
-        <w:rPr>
-          <w:lang w:val="fr_FR" w:bidi="fr_FR"/>
-        </w:rPr>
-        <w:t xml:space="preserve"> ; </w:t>
-      </w:r>
-      <w:hyperlink r:id="rId63">
-        <w:r>
-          <w:rPr>
-            <w:lang w:val="fr_FR" w:bidi="fr_FR"/>
-          </w:rPr>
-          <w:rPr>
-            <w:color w:val="0000EE"/>
-            <w:u w:val="single"/>
-          </w:rPr>
-          <w:t>Lévitique 12.3</w:t>
-        </w:r>
-      </w:hyperlink>
-      <w:r>
-        <w:rPr>
-          <w:lang w:val="fr_FR" w:bidi="fr_FR"/>
-        </w:rPr>
-        <w:t xml:space="preserve"> ; </w:t>
-      </w:r>
-      <w:hyperlink r:id="rId84">
-        <w:r>
-          <w:rPr>
-            <w:lang w:val="fr_FR" w:bidi="fr_FR"/>
-          </w:rPr>
-          <w:rPr>
-            <w:color w:val="0000EE"/>
-            <w:u w:val="single"/>
-          </w:rPr>
-          <w:t>Josué 5.2–9</w:t>
-        </w:r>
-      </w:hyperlink>
-      <w:r>
-        <w:rPr>
-          <w:lang w:val="fr_FR" w:bidi="fr_FR"/>
-        </w:rPr>
-        <w:t xml:space="preserve"> ; </w:t>
-      </w:r>
-      <w:hyperlink r:id="rId57">
-        <w:r>
-          <w:rPr>
-            <w:lang w:val="fr_FR" w:bidi="fr_FR"/>
-          </w:rPr>
-          <w:rPr>
-            <w:color w:val="0000EE"/>
-            <w:u w:val="single"/>
-          </w:rPr>
-          <w:t>Jérémie 9.25–26</w:t>
-        </w:r>
-      </w:hyperlink>
-      <w:r>
-        <w:rPr>
-          <w:lang w:val="fr_FR" w:bidi="fr_FR"/>
-        </w:rPr>
-        <w:t xml:space="preserve"> ; </w:t>
-      </w:r>
-      <w:hyperlink r:id="rId64">
-        <w:r>
-          <w:rPr>
-            <w:lang w:val="fr_FR" w:bidi="fr_FR"/>
-          </w:rPr>
-          <w:rPr>
-            <w:color w:val="0000EE"/>
-            <w:u w:val="single"/>
-          </w:rPr>
-          <w:t>Luc 1.59</w:t>
-        </w:r>
-      </w:hyperlink>
-      <w:r>
-        <w:rPr>
-          <w:lang w:val="fr_FR" w:bidi="fr_FR"/>
-        </w:rPr>
-        <w:t xml:space="preserve"> ; </w:t>
-      </w:r>
-      <w:hyperlink r:id="rId65">
-        <w:r>
-          <w:rPr>
-            <w:lang w:val="fr_FR" w:bidi="fr_FR"/>
-          </w:rPr>
-          <w:rPr>
-            <w:color w:val="0000EE"/>
-            <w:u w:val="single"/>
-          </w:rPr>
-          <w:t xml:space="preserve"> 2.21</w:t>
-        </w:r>
-      </w:hyperlink>
-      <w:r>
-        <w:rPr>
-          <w:lang w:val="fr_FR" w:bidi="fr_FR"/>
-        </w:rPr>
-        <w:t xml:space="preserve"> ; </w:t>
-      </w:r>
-      <w:hyperlink r:id="rId85">
-        <w:r>
-          <w:rPr>
-            <w:lang w:val="fr_FR" w:bidi="fr_FR"/>
-          </w:rPr>
-          <w:rPr>
-            <w:color w:val="0000EE"/>
-            <w:u w:val="single"/>
-          </w:rPr>
-          <w:t>Jean 7.22–24</w:t>
-        </w:r>
-      </w:hyperlink>
-      <w:r>
-        <w:rPr>
-          <w:lang w:val="fr_FR" w:bidi="fr_FR"/>
-        </w:rPr>
-        <w:t xml:space="preserve"> ; </w:t>
-      </w:r>
-      <w:hyperlink r:id="rId61">
-        <w:r>
-          <w:rPr>
-            <w:lang w:val="fr_FR" w:bidi="fr_FR"/>
-          </w:rPr>
-          <w:rPr>
-            <w:color w:val="0000EE"/>
-            <w:u w:val="single"/>
-          </w:rPr>
-          <w:t>Actes 7.8</w:t>
-        </w:r>
-      </w:hyperlink>
-      <w:r>
-        <w:rPr>
-          <w:lang w:val="fr_FR" w:bidi="fr_FR"/>
-        </w:rPr>
-        <w:t xml:space="preserve"> ; </w:t>
-      </w:r>
-      <w:hyperlink r:id="rId86">
-        <w:r>
-          <w:rPr>
-            <w:lang w:val="fr_FR" w:bidi="fr_FR"/>
-          </w:rPr>
-          <w:rPr>
-            <w:color w:val="0000EE"/>
-            <w:u w:val="single"/>
-          </w:rPr>
-          <w:t>15.1–5</w:t>
-        </w:r>
-      </w:hyperlink>
+      <w:r>
+        <w:rPr>
+          <w:lang w:val="fr_FR" w:bidi="fr_FR"/>
+        </w:rPr>
+        <w:t>Genèse 17.9–14</w:t>
+      </w:r>
+      <w:r>
+        <w:rPr>
+          <w:lang w:val="fr_FR" w:bidi="fr_FR"/>
+        </w:rPr>
+        <w:t xml:space="preserve"> ; </w:t>
+      </w:r>
+      <w:r>
+        <w:rPr>
+          <w:lang w:val="fr_FR" w:bidi="fr_FR"/>
+        </w:rPr>
+        <w:t>Lévitique 12.3</w:t>
+      </w:r>
+      <w:r>
+        <w:rPr>
+          <w:lang w:val="fr_FR" w:bidi="fr_FR"/>
+        </w:rPr>
+        <w:t xml:space="preserve"> ; </w:t>
+      </w:r>
+      <w:r>
+        <w:rPr>
+          <w:lang w:val="fr_FR" w:bidi="fr_FR"/>
+        </w:rPr>
+        <w:t>Josué 5.2–9</w:t>
+      </w:r>
+      <w:r>
+        <w:rPr>
+          <w:lang w:val="fr_FR" w:bidi="fr_FR"/>
+        </w:rPr>
+        <w:t xml:space="preserve"> ; </w:t>
+      </w:r>
+      <w:r>
+        <w:rPr>
+          <w:lang w:val="fr_FR" w:bidi="fr_FR"/>
+        </w:rPr>
+        <w:t>Jérémie 9.25–26</w:t>
+      </w:r>
+      <w:r>
+        <w:rPr>
+          <w:lang w:val="fr_FR" w:bidi="fr_FR"/>
+        </w:rPr>
+        <w:t xml:space="preserve"> ; </w:t>
+      </w:r>
+      <w:r>
+        <w:rPr>
+          <w:lang w:val="fr_FR" w:bidi="fr_FR"/>
+        </w:rPr>
+        <w:t>Luc 1.59</w:t>
+      </w:r>
+      <w:r>
+        <w:rPr>
+          <w:lang w:val="fr_FR" w:bidi="fr_FR"/>
+        </w:rPr>
+        <w:t xml:space="preserve"> ; </w:t>
+      </w:r>
+      <w:r>
+        <w:rPr>
+          <w:lang w:val="fr_FR" w:bidi="fr_FR"/>
+        </w:rPr>
+        <w:t xml:space="preserve"> 2.21</w:t>
+      </w:r>
+      <w:r>
+        <w:rPr>
+          <w:lang w:val="fr_FR" w:bidi="fr_FR"/>
+        </w:rPr>
+        <w:t xml:space="preserve"> ; </w:t>
+      </w:r>
+      <w:r>
+        <w:rPr>
+          <w:lang w:val="fr_FR" w:bidi="fr_FR"/>
+        </w:rPr>
+        <w:t>Jean 7.22–24</w:t>
+      </w:r>
+      <w:r>
+        <w:rPr>
+          <w:lang w:val="fr_FR" w:bidi="fr_FR"/>
+        </w:rPr>
+        <w:t xml:space="preserve"> ; </w:t>
+      </w:r>
+      <w:r>
+        <w:rPr>
+          <w:lang w:val="fr_FR" w:bidi="fr_FR"/>
+        </w:rPr>
+        <w:t>Actes 7.8</w:t>
+      </w:r>
+      <w:r>
+        <w:rPr>
+          <w:lang w:val="fr_FR" w:bidi="fr_FR"/>
+        </w:rPr>
+        <w:t xml:space="preserve"> ; </w:t>
+      </w:r>
+      <w:r>
+        <w:rPr>
+          <w:lang w:val="fr_FR" w:bidi="fr_FR"/>
+        </w:rPr>
+        <w:t>15.1–5</w:t>
+      </w:r>
       <w:r>
         <w:rPr>
           <w:lang w:val="fr_FR" w:bidi="fr_FR"/>
         </w:rPr>
         <w:t xml:space="preserve">, </w:t>
       </w:r>
-      <w:hyperlink r:id="rId78">
-        <w:r>
-          <w:rPr>
-            <w:lang w:val="fr_FR" w:bidi="fr_FR"/>
-          </w:rPr>
-          <w:rPr>
-            <w:color w:val="0000EE"/>
-            <w:u w:val="single"/>
-          </w:rPr>
-          <w:t>19–21</w:t>
-        </w:r>
-      </w:hyperlink>
+      <w:r>
+        <w:rPr>
+          <w:lang w:val="fr_FR" w:bidi="fr_FR"/>
+        </w:rPr>
+        <w:t>19–21</w:t>
+      </w:r>
       <w:r>
         <w:rPr>
           <w:lang w:val="fr_FR" w:bidi="fr_FR"/>
         </w:rPr>
         <w:t xml:space="preserve">, </w:t>
       </w:r>
-      <w:hyperlink r:id="rId87">
-        <w:r>
-          <w:rPr>
-            <w:lang w:val="fr_FR" w:bidi="fr_FR"/>
-          </w:rPr>
-          <w:rPr>
-            <w:color w:val="0000EE"/>
-            <w:u w:val="single"/>
-          </w:rPr>
-          <w:t>28–31</w:t>
-        </w:r>
-      </w:hyperlink>
-      <w:r>
-        <w:rPr>
-          <w:lang w:val="fr_FR" w:bidi="fr_FR"/>
-        </w:rPr>
-        <w:t xml:space="preserve"> ; </w:t>
-      </w:r>
-      <w:hyperlink r:id="rId66">
-        <w:r>
-          <w:rPr>
-            <w:lang w:val="fr_FR" w:bidi="fr_FR"/>
-          </w:rPr>
-          <w:rPr>
-            <w:color w:val="0000EE"/>
-            <w:u w:val="single"/>
-          </w:rPr>
-          <w:t>16.2–3</w:t>
-        </w:r>
-      </w:hyperlink>
-      <w:r>
-        <w:rPr>
-          <w:lang w:val="fr_FR" w:bidi="fr_FR"/>
-        </w:rPr>
-        <w:t xml:space="preserve"> ; </w:t>
-      </w:r>
-      <w:hyperlink r:id="rId88">
-        <w:r>
-          <w:rPr>
-            <w:lang w:val="fr_FR" w:bidi="fr_FR"/>
-          </w:rPr>
-          <w:rPr>
-            <w:color w:val="0000EE"/>
-            <w:u w:val="single"/>
-          </w:rPr>
-          <w:t>21.18–24</w:t>
-        </w:r>
-      </w:hyperlink>
-      <w:r>
-        <w:rPr>
-          <w:lang w:val="fr_FR" w:bidi="fr_FR"/>
-        </w:rPr>
-        <w:t xml:space="preserve"> ; </w:t>
-      </w:r>
-      <w:hyperlink r:id="rId89">
-        <w:r>
-          <w:rPr>
-            <w:lang w:val="fr_FR" w:bidi="fr_FR"/>
-          </w:rPr>
-          <w:rPr>
-            <w:color w:val="0000EE"/>
-            <w:u w:val="single"/>
-          </w:rPr>
-          <w:t>Romains 2.25–29</w:t>
-        </w:r>
-      </w:hyperlink>
-      <w:r>
-        <w:rPr>
-          <w:lang w:val="fr_FR" w:bidi="fr_FR"/>
-        </w:rPr>
-        <w:t xml:space="preserve"> ; </w:t>
-      </w:r>
-      <w:hyperlink r:id="rId90">
-        <w:r>
-          <w:rPr>
-            <w:lang w:val="fr_FR" w:bidi="fr_FR"/>
-          </w:rPr>
-          <w:rPr>
-            <w:color w:val="0000EE"/>
-            <w:u w:val="single"/>
-          </w:rPr>
-          <w:t>1 Corinthiens 7.17–19</w:t>
-        </w:r>
-      </w:hyperlink>
-      <w:r>
-        <w:rPr>
-          <w:lang w:val="fr_FR" w:bidi="fr_FR"/>
-        </w:rPr>
-        <w:t xml:space="preserve"> ; </w:t>
-      </w:r>
-      <w:hyperlink r:id="rId91">
-        <w:r>
-          <w:rPr>
-            <w:lang w:val="fr_FR" w:bidi="fr_FR"/>
-          </w:rPr>
-          <w:rPr>
-            <w:color w:val="0000EE"/>
-            <w:u w:val="single"/>
-          </w:rPr>
-          <w:t>Galates 2.3–5</w:t>
-        </w:r>
-      </w:hyperlink>
+      <w:r>
+        <w:rPr>
+          <w:lang w:val="fr_FR" w:bidi="fr_FR"/>
+        </w:rPr>
+        <w:t>28–31</w:t>
+      </w:r>
+      <w:r>
+        <w:rPr>
+          <w:lang w:val="fr_FR" w:bidi="fr_FR"/>
+        </w:rPr>
+        <w:t xml:space="preserve"> ; </w:t>
+      </w:r>
+      <w:r>
+        <w:rPr>
+          <w:lang w:val="fr_FR" w:bidi="fr_FR"/>
+        </w:rPr>
+        <w:t>16.2–3</w:t>
+      </w:r>
+      <w:r>
+        <w:rPr>
+          <w:lang w:val="fr_FR" w:bidi="fr_FR"/>
+        </w:rPr>
+        <w:t xml:space="preserve"> ; </w:t>
+      </w:r>
+      <w:r>
+        <w:rPr>
+          <w:lang w:val="fr_FR" w:bidi="fr_FR"/>
+        </w:rPr>
+        <w:t>21.18–24</w:t>
+      </w:r>
+      <w:r>
+        <w:rPr>
+          <w:lang w:val="fr_FR" w:bidi="fr_FR"/>
+        </w:rPr>
+        <w:t xml:space="preserve"> ; </w:t>
+      </w:r>
+      <w:r>
+        <w:rPr>
+          <w:lang w:val="fr_FR" w:bidi="fr_FR"/>
+        </w:rPr>
+        <w:t>Romains 2.25–29</w:t>
+      </w:r>
+      <w:r>
+        <w:rPr>
+          <w:lang w:val="fr_FR" w:bidi="fr_FR"/>
+        </w:rPr>
+        <w:t xml:space="preserve"> ; </w:t>
+      </w:r>
+      <w:r>
+        <w:rPr>
+          <w:lang w:val="fr_FR" w:bidi="fr_FR"/>
+        </w:rPr>
+        <w:t>1 Corinthiens 7.17–19</w:t>
+      </w:r>
+      <w:r>
+        <w:rPr>
+          <w:lang w:val="fr_FR" w:bidi="fr_FR"/>
+        </w:rPr>
+        <w:t xml:space="preserve"> ; </w:t>
+      </w:r>
+      <w:r>
+        <w:rPr>
+          <w:lang w:val="fr_FR" w:bidi="fr_FR"/>
+        </w:rPr>
+        <w:t>Galates 2.3–5</w:t>
+      </w:r>
       <w:r>
         <w:rPr>
           <w:lang w:val="fr_FR" w:bidi="fr_FR"/>
         </w:rPr>
         <w:t xml:space="preserve">, </w:t>
       </w:r>
-      <w:hyperlink r:id="rId92">
-        <w:r>
-          <w:rPr>
-            <w:lang w:val="fr_FR" w:bidi="fr_FR"/>
-          </w:rPr>
-          <w:rPr>
-            <w:color w:val="0000EE"/>
-            <w:u w:val="single"/>
-          </w:rPr>
-          <w:t>11–21</w:t>
-        </w:r>
-      </w:hyperlink>
-      <w:r>
-        <w:rPr>
-          <w:lang w:val="fr_FR" w:bidi="fr_FR"/>
-        </w:rPr>
-        <w:t xml:space="preserve"> ; </w:t>
-      </w:r>
-      <w:hyperlink r:id="rId81">
-        <w:r>
-          <w:rPr>
-            <w:lang w:val="fr_FR" w:bidi="fr_FR"/>
-          </w:rPr>
-          <w:rPr>
-            <w:color w:val="0000EE"/>
-            <w:u w:val="single"/>
-          </w:rPr>
-          <w:t>5.6</w:t>
-        </w:r>
-      </w:hyperlink>
-      <w:r>
-        <w:rPr>
-          <w:lang w:val="fr_FR" w:bidi="fr_FR"/>
-        </w:rPr>
-        <w:t xml:space="preserve"> ; </w:t>
-      </w:r>
-      <w:hyperlink r:id="rId93">
-        <w:r>
-          <w:rPr>
-            <w:lang w:val="fr_FR" w:bidi="fr_FR"/>
-          </w:rPr>
-          <w:rPr>
-            <w:color w:val="0000EE"/>
-            <w:u w:val="single"/>
-          </w:rPr>
-          <w:t>6.15</w:t>
-        </w:r>
-      </w:hyperlink>
-      <w:r>
-        <w:rPr>
-          <w:lang w:val="fr_FR" w:bidi="fr_FR"/>
-        </w:rPr>
-        <w:t xml:space="preserve"> ; </w:t>
-      </w:r>
-      <w:hyperlink r:id="rId94">
-        <w:r>
-          <w:rPr>
-            <w:lang w:val="fr_FR" w:bidi="fr_FR"/>
-          </w:rPr>
-          <w:rPr>
-            <w:color w:val="0000EE"/>
-            <w:u w:val="single"/>
-          </w:rPr>
-          <w:t>Philippiens 3.5–9</w:t>
-        </w:r>
-      </w:hyperlink>
-      <w:r>
-        <w:rPr>
-          <w:lang w:val="fr_FR" w:bidi="fr_FR"/>
-        </w:rPr>
-        <w:t xml:space="preserve"> ; </w:t>
-      </w:r>
-      <w:hyperlink r:id="rId95">
-        <w:r>
-          <w:rPr>
-            <w:lang w:val="fr_FR" w:bidi="fr_FR"/>
-          </w:rPr>
-          <w:rPr>
-            <w:color w:val="0000EE"/>
-            <w:u w:val="single"/>
-          </w:rPr>
-          <w:t>Colossiens 2.11–23</w:t>
-        </w:r>
-      </w:hyperlink>
+      <w:r>
+        <w:rPr>
+          <w:lang w:val="fr_FR" w:bidi="fr_FR"/>
+        </w:rPr>
+        <w:t>11–21</w:t>
+      </w:r>
+      <w:r>
+        <w:rPr>
+          <w:lang w:val="fr_FR" w:bidi="fr_FR"/>
+        </w:rPr>
+        <w:t xml:space="preserve"> ; </w:t>
+      </w:r>
+      <w:r>
+        <w:rPr>
+          <w:lang w:val="fr_FR" w:bidi="fr_FR"/>
+        </w:rPr>
+        <w:t>5.6</w:t>
+      </w:r>
+      <w:r>
+        <w:rPr>
+          <w:lang w:val="fr_FR" w:bidi="fr_FR"/>
+        </w:rPr>
+        <w:t xml:space="preserve"> ; </w:t>
+      </w:r>
+      <w:r>
+        <w:rPr>
+          <w:lang w:val="fr_FR" w:bidi="fr_FR"/>
+        </w:rPr>
+        <w:t>6.15</w:t>
+      </w:r>
+      <w:r>
+        <w:rPr>
+          <w:lang w:val="fr_FR" w:bidi="fr_FR"/>
+        </w:rPr>
+        <w:t xml:space="preserve"> ; </w:t>
+      </w:r>
+      <w:r>
+        <w:rPr>
+          <w:lang w:val="fr_FR" w:bidi="fr_FR"/>
+        </w:rPr>
+        <w:t>Philippiens 3.5–9</w:t>
+      </w:r>
+      <w:r>
+        <w:rPr>
+          <w:lang w:val="fr_FR" w:bidi="fr_FR"/>
+        </w:rPr>
+        <w:t xml:space="preserve"> ; </w:t>
+      </w:r>
+      <w:r>
+        <w:rPr>
+          <w:lang w:val="fr_FR" w:bidi="fr_FR"/>
+        </w:rPr>
+        <w:t>Colossiens 2.11–23</w:t>
+      </w:r>
       <w:r>
         <w:rPr>
           <w:lang w:val="fr_FR" w:bidi="fr_FR"/>
@@ -2637,54 +2007,36 @@
         </w:rPr>
         <w:t>L'alliance de Dieu avec Israël utilise comme modèle les normes culturelles du Proche-Orient, mais adapte la loi elle-même pour qu'elle se conforme à la volonté de Dieu. Par exemple, les instructions pour construire le tabernacle et le temple d'Israël rappellent les structures d'autres temples du monde antique (</w:t>
       </w:r>
-      <w:hyperlink r:id="rId96">
-        <w:r>
-          <w:rPr>
-            <w:lang w:val="fr_FR" w:bidi="fr_FR"/>
-          </w:rPr>
-          <w:rPr>
-            <w:color w:val="0000EE"/>
-            <w:u w:val="single"/>
-          </w:rPr>
-          <w:t>Ex 26–27</w:t>
-        </w:r>
-      </w:hyperlink>
+      <w:r>
+        <w:rPr>
+          <w:lang w:val="fr_FR" w:bidi="fr_FR"/>
+        </w:rPr>
+        <w:t>Ex 26–27</w:t>
+      </w:r>
       <w:r>
         <w:rPr>
           <w:lang w:val="fr_FR" w:bidi="fr_FR"/>
         </w:rPr>
         <w:t xml:space="preserve"> ; voir </w:t>
       </w:r>
-      <w:hyperlink r:id="rId97">
-        <w:r>
-          <w:rPr>
-            <w:lang w:val="fr_FR" w:bidi="fr_FR"/>
-          </w:rPr>
-          <w:rPr>
-            <w:color w:val="0000EE"/>
-            <w:u w:val="single"/>
-          </w:rPr>
-          <w:t>1R 6.1–7.51</w:t>
-        </w:r>
-      </w:hyperlink>
+      <w:r>
+        <w:rPr>
+          <w:lang w:val="fr_FR" w:bidi="fr_FR"/>
+        </w:rPr>
+        <w:t>1R 6.1–7.51</w:t>
+      </w:r>
       <w:r>
         <w:rPr>
           <w:lang w:val="fr_FR" w:bidi="fr_FR"/>
         </w:rPr>
         <w:t xml:space="preserve">). Les sacrifices de la loi de Moïse ont aussi des similarités à certains sacrifices païens (voir </w:t>
       </w:r>
-      <w:hyperlink r:id="rId98">
-        <w:r>
-          <w:rPr>
-            <w:lang w:val="fr_FR" w:bidi="fr_FR"/>
-          </w:rPr>
-          <w:rPr>
-            <w:color w:val="0000EE"/>
-            <w:u w:val="single"/>
-          </w:rPr>
-          <w:t>Lv 1–7</w:t>
-        </w:r>
-      </w:hyperlink>
+      <w:r>
+        <w:rPr>
+          <w:lang w:val="fr_FR" w:bidi="fr_FR"/>
+        </w:rPr>
+        <w:t>Lv 1–7</w:t>
+      </w:r>
       <w:r>
         <w:rPr>
           <w:lang w:val="fr_FR" w:bidi="fr_FR"/>
@@ -2764,162 +2116,108 @@
           <w:lang w:val="fr_FR" w:bidi="fr_FR"/>
         </w:rPr>
       </w:r>
-      <w:hyperlink r:id="rId99">
-        <w:r>
-          <w:rPr>
-            <w:lang w:val="fr_FR" w:bidi="fr_FR"/>
-          </w:rPr>
-          <w:rPr>
-            <w:color w:val="0000EE"/>
-            <w:u w:val="single"/>
-          </w:rPr>
-          <w:t>Exode 20.1–23.33</w:t>
-        </w:r>
-      </w:hyperlink>
-      <w:r>
-        <w:rPr>
-          <w:lang w:val="fr_FR" w:bidi="fr_FR"/>
-        </w:rPr>
-        <w:t xml:space="preserve"> ; </w:t>
-      </w:r>
-      <w:hyperlink r:id="rId100">
-        <w:r>
-          <w:rPr>
-            <w:lang w:val="fr_FR" w:bidi="fr_FR"/>
-          </w:rPr>
-          <w:rPr>
-            <w:color w:val="0000EE"/>
-            <w:u w:val="single"/>
-          </w:rPr>
-          <w:t>34.1–35.3</w:t>
-        </w:r>
-      </w:hyperlink>
-      <w:r>
-        <w:rPr>
-          <w:lang w:val="fr_FR" w:bidi="fr_FR"/>
-        </w:rPr>
-        <w:t xml:space="preserve"> ; </w:t>
-      </w:r>
-      <w:hyperlink r:id="rId101">
-        <w:r>
-          <w:rPr>
-            <w:lang w:val="fr_FR" w:bidi="fr_FR"/>
-          </w:rPr>
-          <w:rPr>
-            <w:color w:val="0000EE"/>
-            <w:u w:val="single"/>
-          </w:rPr>
-          <w:t>Lévitique 1.1–27.34</w:t>
-        </w:r>
-      </w:hyperlink>
-      <w:r>
-        <w:rPr>
-          <w:lang w:val="fr_FR" w:bidi="fr_FR"/>
-        </w:rPr>
-        <w:t xml:space="preserve"> ; </w:t>
-      </w:r>
-      <w:hyperlink r:id="rId102">
-        <w:r>
-          <w:rPr>
-            <w:lang w:val="fr_FR" w:bidi="fr_FR"/>
-          </w:rPr>
-          <w:rPr>
-            <w:color w:val="0000EE"/>
-            <w:u w:val="single"/>
-          </w:rPr>
-          <w:t>Deutéronome 4.1–33.29</w:t>
-        </w:r>
-      </w:hyperlink>
-      <w:r>
-        <w:rPr>
-          <w:lang w:val="fr_FR" w:bidi="fr_FR"/>
-        </w:rPr>
-        <w:t xml:space="preserve"> ; </w:t>
-      </w:r>
-      <w:hyperlink r:id="rId103">
-        <w:r>
-          <w:rPr>
-            <w:lang w:val="fr_FR" w:bidi="fr_FR"/>
-          </w:rPr>
-          <w:rPr>
-            <w:color w:val="0000EE"/>
-            <w:u w:val="single"/>
-          </w:rPr>
-          <w:t>Esdras 1.1–4</w:t>
-        </w:r>
-      </w:hyperlink>
-      <w:r>
-        <w:rPr>
-          <w:lang w:val="fr_FR" w:bidi="fr_FR"/>
-        </w:rPr>
-        <w:t xml:space="preserve"> ; </w:t>
-      </w:r>
-      <w:hyperlink r:id="rId104">
-        <w:r>
-          <w:rPr>
-            <w:lang w:val="fr_FR" w:bidi="fr_FR"/>
-          </w:rPr>
-          <w:rPr>
-            <w:color w:val="0000EE"/>
-            <w:u w:val="single"/>
-          </w:rPr>
-          <w:t>Esther 1.13–19</w:t>
-        </w:r>
-      </w:hyperlink>
-      <w:r>
-        <w:rPr>
-          <w:lang w:val="fr_FR" w:bidi="fr_FR"/>
-        </w:rPr>
-        <w:t xml:space="preserve"> ; </w:t>
-      </w:r>
-      <w:hyperlink r:id="rId105">
-        <w:r>
-          <w:rPr>
-            <w:lang w:val="fr_FR" w:bidi="fr_FR"/>
-          </w:rPr>
-          <w:rPr>
-            <w:color w:val="0000EE"/>
-            <w:u w:val="single"/>
-          </w:rPr>
-          <w:t>8.9–14</w:t>
-        </w:r>
-      </w:hyperlink>
-      <w:r>
-        <w:rPr>
-          <w:lang w:val="fr_FR" w:bidi="fr_FR"/>
-        </w:rPr>
-        <w:t xml:space="preserve"> ; </w:t>
-      </w:r>
-      <w:hyperlink r:id="rId106">
-        <w:r>
-          <w:rPr>
-            <w:lang w:val="fr_FR" w:bidi="fr_FR"/>
-          </w:rPr>
-          <w:rPr>
-            <w:color w:val="0000EE"/>
-            <w:u w:val="single"/>
-          </w:rPr>
-          <w:t>Daniel 6.6–9</w:t>
-        </w:r>
-      </w:hyperlink>
-      <w:r>
-        <w:rPr>
-          <w:lang w:val="fr_FR" w:bidi="fr_FR"/>
-        </w:rPr>
-        <w:t xml:space="preserve"> ; </w:t>
-      </w:r>
-      <w:hyperlink r:id="rId107">
-        <w:r>
-          <w:rPr>
-            <w:lang w:val="fr_FR" w:bidi="fr_FR"/>
-          </w:rPr>
-          <w:rPr>
-            <w:color w:val="0000EE"/>
-            <w:u w:val="single"/>
-          </w:rPr>
-          <w:t>Luc 2.1–3</w:t>
-        </w:r>
-      </w:hyperlink>
+      <w:r>
+        <w:rPr>
+          <w:lang w:val="fr_FR" w:bidi="fr_FR"/>
+        </w:rPr>
+        <w:t>Exode 20.1–23.33</w:t>
+      </w:r>
+      <w:r>
+        <w:rPr>
+          <w:lang w:val="fr_FR" w:bidi="fr_FR"/>
+        </w:rPr>
+        <w:t xml:space="preserve"> ; </w:t>
+      </w:r>
+      <w:r>
+        <w:rPr>
+          <w:lang w:val="fr_FR" w:bidi="fr_FR"/>
+        </w:rPr>
+        <w:t>34.1–35.3</w:t>
+      </w:r>
+      <w:r>
+        <w:rPr>
+          <w:lang w:val="fr_FR" w:bidi="fr_FR"/>
+        </w:rPr>
+        <w:t xml:space="preserve"> ; </w:t>
+      </w:r>
+      <w:r>
+        <w:rPr>
+          <w:lang w:val="fr_FR" w:bidi="fr_FR"/>
+        </w:rPr>
+        <w:t>Lévitique 1.1–27.34</w:t>
+      </w:r>
+      <w:r>
+        <w:rPr>
+          <w:lang w:val="fr_FR" w:bidi="fr_FR"/>
+        </w:rPr>
+        <w:t xml:space="preserve"> ; </w:t>
+      </w:r>
+      <w:r>
+        <w:rPr>
+          <w:lang w:val="fr_FR" w:bidi="fr_FR"/>
+        </w:rPr>
+        <w:t>Deutéronome 4.1–33.29</w:t>
+      </w:r>
+      <w:r>
+        <w:rPr>
+          <w:lang w:val="fr_FR" w:bidi="fr_FR"/>
+        </w:rPr>
+        <w:t xml:space="preserve"> ; </w:t>
+      </w:r>
+      <w:r>
+        <w:rPr>
+          <w:lang w:val="fr_FR" w:bidi="fr_FR"/>
+        </w:rPr>
+        <w:t>Esdras 1.1–4</w:t>
+      </w:r>
+      <w:r>
+        <w:rPr>
+          <w:lang w:val="fr_FR" w:bidi="fr_FR"/>
+        </w:rPr>
+        <w:t xml:space="preserve"> ; </w:t>
+      </w:r>
+      <w:r>
+        <w:rPr>
+          <w:lang w:val="fr_FR" w:bidi="fr_FR"/>
+        </w:rPr>
+        <w:t>Esther 1.13–19</w:t>
+      </w:r>
+      <w:r>
+        <w:rPr>
+          <w:lang w:val="fr_FR" w:bidi="fr_FR"/>
+        </w:rPr>
+        <w:t xml:space="preserve"> ; </w:t>
+      </w:r>
+      <w:r>
+        <w:rPr>
+          <w:lang w:val="fr_FR" w:bidi="fr_FR"/>
+        </w:rPr>
+        <w:t>8.9–14</w:t>
+      </w:r>
+      <w:r>
+        <w:rPr>
+          <w:lang w:val="fr_FR" w:bidi="fr_FR"/>
+        </w:rPr>
+        <w:t xml:space="preserve"> ; </w:t>
+      </w:r>
+      <w:r>
+        <w:rPr>
+          <w:lang w:val="fr_FR" w:bidi="fr_FR"/>
+        </w:rPr>
+        <w:t>Daniel 6.6–9</w:t>
+      </w:r>
+      <w:r>
+        <w:rPr>
+          <w:lang w:val="fr_FR" w:bidi="fr_FR"/>
+        </w:rPr>
+        <w:t xml:space="preserve"> ; </w:t>
+      </w:r>
+      <w:r>
+        <w:rPr>
+          <w:lang w:val="fr_FR" w:bidi="fr_FR"/>
+        </w:rPr>
+        <w:t>Luc 2.1–3</w:t>
+      </w:r>
       <w:r>
         <w:rPr>
           <w:lang w:val="fr_FR" w:bidi="fr_FR"/>
@@ -2968,36 +2266,24 @@
         </w:rPr>
         <w:t>Quiconque a de la sagesse sait maîtriser sa colère et ne s'emporte pas facilement : « Celui qui est lent à la colère a une grande intelligence, mais celui qui est prompt à s’emporter proclame sa folie » (</w:t>
       </w:r>
-      <w:hyperlink r:id="rId108">
-        <w:r>
-          <w:rPr>
-            <w:lang w:val="fr_FR" w:bidi="fr_FR"/>
-          </w:rPr>
-          <w:rPr>
-            <w:color w:val="0000EE"/>
-            <w:u w:val="single"/>
-          </w:rPr>
-          <w:t>Pr 14.29</w:t>
-        </w:r>
-      </w:hyperlink>
+      <w:r>
+        <w:rPr>
+          <w:lang w:val="fr_FR" w:bidi="fr_FR"/>
+        </w:rPr>
+        <w:t>Pr 14.29</w:t>
+      </w:r>
       <w:r>
         <w:rPr>
           <w:lang w:val="fr_FR" w:bidi="fr_FR"/>
         </w:rPr>
         <w:t>). La colère peut mener à de mauvaises décisions. Le sage réfléchit donc avant d'agir ou de réagir (</w:t>
       </w:r>
-      <w:hyperlink r:id="rId109">
-        <w:r>
-          <w:rPr>
-            <w:lang w:val="fr_FR" w:bidi="fr_FR"/>
-          </w:rPr>
-          <w:rPr>
-            <w:color w:val="0000EE"/>
-            <w:u w:val="single"/>
-          </w:rPr>
-          <w:t>Pr 14.16</w:t>
-        </w:r>
-      </w:hyperlink>
+      <w:r>
+        <w:rPr>
+          <w:lang w:val="fr_FR" w:bidi="fr_FR"/>
+        </w:rPr>
+        <w:t>Pr 14.16</w:t>
+      </w:r>
       <w:r>
         <w:rPr>
           <w:lang w:val="fr_FR" w:bidi="fr_FR"/>
@@ -3018,54 +2304,36 @@
         </w:rPr>
         <w:t xml:space="preserve">Le livre des Proverbes parle beaucoup de la colère et du manque de maîtrise de soi comme un défaut. Cependant, la colère n'est pas toujours mauvaise. De nombreux psaumes parlent de la colère de Dieu (p. ex. </w:t>
       </w:r>
-      <w:hyperlink r:id="rId110">
-        <w:r>
-          <w:rPr>
-            <w:lang w:val="fr_FR" w:bidi="fr_FR"/>
-          </w:rPr>
-          <w:rPr>
-            <w:color w:val="0000EE"/>
-            <w:u w:val="single"/>
-          </w:rPr>
-          <w:t>Ps 77</w:t>
-        </w:r>
-      </w:hyperlink>
+      <w:r>
+        <w:rPr>
+          <w:lang w:val="fr_FR" w:bidi="fr_FR"/>
+        </w:rPr>
+        <w:t>Ps 77</w:t>
+      </w:r>
       <w:r>
         <w:rPr>
           <w:lang w:val="fr_FR" w:bidi="fr_FR"/>
         </w:rPr>
         <w:t>). Jésus était en colère lorsqu'il a chassé les changeurs de monnaie du temple (</w:t>
       </w:r>
-      <w:hyperlink r:id="rId111">
-        <w:r>
-          <w:rPr>
-            <w:lang w:val="fr_FR" w:bidi="fr_FR"/>
-          </w:rPr>
-          <w:rPr>
-            <w:color w:val="0000EE"/>
-            <w:u w:val="single"/>
-          </w:rPr>
-          <w:t>Mc 11.15–17</w:t>
-        </w:r>
-      </w:hyperlink>
-      <w:r>
-        <w:rPr>
-          <w:lang w:val="fr_FR" w:bidi="fr_FR"/>
-        </w:rPr>
-        <w:t xml:space="preserve"> ; </w:t>
-      </w:r>
-      <w:hyperlink r:id="rId112">
-        <w:r>
-          <w:rPr>
-            <w:lang w:val="fr_FR" w:bidi="fr_FR"/>
-          </w:rPr>
-          <w:rPr>
-            <w:color w:val="0000EE"/>
-            <w:u w:val="single"/>
-          </w:rPr>
-          <w:t>Jn 2.13–16</w:t>
-        </w:r>
-      </w:hyperlink>
+      <w:r>
+        <w:rPr>
+          <w:lang w:val="fr_FR" w:bidi="fr_FR"/>
+        </w:rPr>
+        <w:t>Mc 11.15–17</w:t>
+      </w:r>
+      <w:r>
+        <w:rPr>
+          <w:lang w:val="fr_FR" w:bidi="fr_FR"/>
+        </w:rPr>
+        <w:t xml:space="preserve"> ; </w:t>
+      </w:r>
+      <w:r>
+        <w:rPr>
+          <w:lang w:val="fr_FR" w:bidi="fr_FR"/>
+        </w:rPr>
+        <w:t>Jn 2.13–16</w:t>
+      </w:r>
       <w:r>
         <w:rPr>
           <w:lang w:val="fr_FR" w:bidi="fr_FR"/>
@@ -3086,216 +2354,144 @@
         </w:rPr>
         <w:t xml:space="preserve">Il est essentiel de comprendre la différence entre la colère juste et la colère injuste. La colère qui a principalement pour but de défendre ses propres intérêts peut mener à des réactions injustes (p. ex. </w:t>
       </w:r>
-      <w:hyperlink r:id="rId113">
-        <w:r>
-          <w:rPr>
-            <w:lang w:val="fr_FR" w:bidi="fr_FR"/>
-          </w:rPr>
-          <w:rPr>
-            <w:color w:val="0000EE"/>
-            <w:u w:val="single"/>
-          </w:rPr>
-          <w:t xml:space="preserve">Gn 4.3–8 </w:t>
-        </w:r>
-      </w:hyperlink>
+      <w:r>
+        <w:rPr>
+          <w:lang w:val="fr_FR" w:bidi="fr_FR"/>
+        </w:rPr>
+        <w:t xml:space="preserve">Gn 4.3–8 </w:t>
+      </w:r>
       <w:r>
         <w:rPr>
           <w:lang w:val="fr_FR" w:bidi="fr_FR"/>
         </w:rPr>
         <w:t xml:space="preserve">; </w:t>
       </w:r>
-      <w:hyperlink r:id="rId114">
-        <w:r>
-          <w:rPr>
-            <w:lang w:val="fr_FR" w:bidi="fr_FR"/>
-          </w:rPr>
-          <w:rPr>
-            <w:color w:val="0000EE"/>
-            <w:u w:val="single"/>
-          </w:rPr>
-          <w:t xml:space="preserve">1S 18.8–9 </w:t>
-        </w:r>
-      </w:hyperlink>
+      <w:r>
+        <w:rPr>
+          <w:lang w:val="fr_FR" w:bidi="fr_FR"/>
+        </w:rPr>
+        <w:t xml:space="preserve">1S 18.8–9 </w:t>
+      </w:r>
       <w:r>
         <w:rPr>
           <w:lang w:val="fr_FR" w:bidi="fr_FR"/>
         </w:rPr>
         <w:t xml:space="preserve">; </w:t>
       </w:r>
-      <w:hyperlink r:id="rId115">
-        <w:r>
-          <w:rPr>
-            <w:lang w:val="fr_FR" w:bidi="fr_FR"/>
-          </w:rPr>
-          <w:rPr>
-            <w:color w:val="0000EE"/>
-            <w:u w:val="single"/>
-          </w:rPr>
-          <w:t xml:space="preserve">1R 21.3–4 </w:t>
-        </w:r>
-      </w:hyperlink>
+      <w:r>
+        <w:rPr>
+          <w:lang w:val="fr_FR" w:bidi="fr_FR"/>
+        </w:rPr>
+        <w:t xml:space="preserve">1R 21.3–4 </w:t>
+      </w:r>
       <w:r>
         <w:rPr>
           <w:lang w:val="fr_FR" w:bidi="fr_FR"/>
         </w:rPr>
         <w:t xml:space="preserve">; </w:t>
       </w:r>
-      <w:hyperlink r:id="rId116">
-        <w:r>
-          <w:rPr>
-            <w:lang w:val="fr_FR" w:bidi="fr_FR"/>
-          </w:rPr>
-          <w:rPr>
-            <w:color w:val="0000EE"/>
-            <w:u w:val="single"/>
-          </w:rPr>
-          <w:t xml:space="preserve">2R 5.11 </w:t>
-        </w:r>
-      </w:hyperlink>
+      <w:r>
+        <w:rPr>
+          <w:lang w:val="fr_FR" w:bidi="fr_FR"/>
+        </w:rPr>
+        <w:t xml:space="preserve">2R 5.11 </w:t>
+      </w:r>
       <w:r>
         <w:rPr>
           <w:lang w:val="fr_FR" w:bidi="fr_FR"/>
         </w:rPr>
         <w:t xml:space="preserve">; </w:t>
       </w:r>
-      <w:hyperlink r:id="rId117">
-        <w:r>
-          <w:rPr>
-            <w:lang w:val="fr_FR" w:bidi="fr_FR"/>
-          </w:rPr>
-          <w:rPr>
-            <w:color w:val="0000EE"/>
-            <w:u w:val="single"/>
-          </w:rPr>
-          <w:t xml:space="preserve">2Ch 25.10 </w:t>
-        </w:r>
-      </w:hyperlink>
+      <w:r>
+        <w:rPr>
+          <w:lang w:val="fr_FR" w:bidi="fr_FR"/>
+        </w:rPr>
+        <w:t xml:space="preserve">2Ch 25.10 </w:t>
+      </w:r>
       <w:r>
         <w:rPr>
           <w:lang w:val="fr_FR" w:bidi="fr_FR"/>
         </w:rPr>
         <w:t xml:space="preserve">; </w:t>
       </w:r>
-      <w:hyperlink r:id="rId118">
-        <w:r>
-          <w:rPr>
-            <w:lang w:val="fr_FR" w:bidi="fr_FR"/>
-          </w:rPr>
-          <w:rPr>
-            <w:color w:val="0000EE"/>
-            <w:u w:val="single"/>
-          </w:rPr>
-          <w:t>Jon 4</w:t>
-        </w:r>
-      </w:hyperlink>
+      <w:r>
+        <w:rPr>
+          <w:lang w:val="fr_FR" w:bidi="fr_FR"/>
+        </w:rPr>
+        <w:t>Jon 4</w:t>
+      </w:r>
       <w:r>
         <w:rPr>
           <w:lang w:val="fr_FR" w:bidi="fr_FR"/>
         </w:rPr>
         <w:t xml:space="preserve">). Quand la colère est une réaction au mal et repose sur l'amour de la justice, elle est juste dans ses motivations (p. ex. </w:t>
       </w:r>
-      <w:hyperlink r:id="rId119">
-        <w:r>
-          <w:rPr>
-            <w:lang w:val="fr_FR" w:bidi="fr_FR"/>
-          </w:rPr>
-          <w:rPr>
-            <w:color w:val="0000EE"/>
-            <w:u w:val="single"/>
-          </w:rPr>
-          <w:t xml:space="preserve">Ex 32 </w:t>
-        </w:r>
-      </w:hyperlink>
+      <w:r>
+        <w:rPr>
+          <w:lang w:val="fr_FR" w:bidi="fr_FR"/>
+        </w:rPr>
+        <w:t xml:space="preserve">Ex 32 </w:t>
+      </w:r>
       <w:r>
         <w:rPr>
           <w:lang w:val="fr_FR" w:bidi="fr_FR"/>
         </w:rPr>
         <w:t xml:space="preserve">; </w:t>
       </w:r>
-      <w:hyperlink r:id="rId120">
-        <w:r>
-          <w:rPr>
-            <w:lang w:val="fr_FR" w:bidi="fr_FR"/>
-          </w:rPr>
-          <w:rPr>
-            <w:color w:val="0000EE"/>
-            <w:u w:val="single"/>
-          </w:rPr>
-          <w:t>Nb 11.1</w:t>
-        </w:r>
-      </w:hyperlink>
+      <w:r>
+        <w:rPr>
+          <w:lang w:val="fr_FR" w:bidi="fr_FR"/>
+        </w:rPr>
+        <w:t>Nb 11.1</w:t>
+      </w:r>
       <w:r>
         <w:rPr>
           <w:lang w:val="fr_FR" w:bidi="fr_FR"/>
         </w:rPr>
         <w:t xml:space="preserve">, </w:t>
       </w:r>
-      <w:hyperlink r:id="rId121">
-        <w:r>
-          <w:rPr>
-            <w:lang w:val="fr_FR" w:bidi="fr_FR"/>
-          </w:rPr>
-          <w:rPr>
-            <w:color w:val="0000EE"/>
-            <w:u w:val="single"/>
-          </w:rPr>
-          <w:t xml:space="preserve">10 </w:t>
-        </w:r>
-      </w:hyperlink>
+      <w:r>
+        <w:rPr>
+          <w:lang w:val="fr_FR" w:bidi="fr_FR"/>
+        </w:rPr>
+        <w:t xml:space="preserve">10 </w:t>
+      </w:r>
       <w:r>
         <w:rPr>
           <w:lang w:val="fr_FR" w:bidi="fr_FR"/>
         </w:rPr>
         <w:t xml:space="preserve">; voir aussi </w:t>
       </w:r>
-      <w:hyperlink r:id="rId122">
-        <w:r>
-          <w:rPr>
-            <w:lang w:val="fr_FR" w:bidi="fr_FR"/>
-          </w:rPr>
-          <w:rPr>
-            <w:color w:val="0000EE"/>
-            <w:u w:val="single"/>
-          </w:rPr>
-          <w:t>Na 1.3</w:t>
-        </w:r>
-      </w:hyperlink>
+      <w:r>
+        <w:rPr>
+          <w:lang w:val="fr_FR" w:bidi="fr_FR"/>
+        </w:rPr>
+        <w:t>Na 1.3</w:t>
+      </w:r>
       <w:r>
         <w:rPr>
           <w:lang w:val="fr_FR" w:bidi="fr_FR"/>
         </w:rPr>
         <w:t xml:space="preserve">; </w:t>
       </w:r>
-      <w:hyperlink r:id="rId123">
-        <w:r>
-          <w:rPr>
-            <w:lang w:val="fr_FR" w:bidi="fr_FR"/>
-          </w:rPr>
-          <w:rPr>
-            <w:color w:val="0000EE"/>
-            <w:u w:val="single"/>
-          </w:rPr>
-          <w:t>Rm 9.22</w:t>
-        </w:r>
-      </w:hyperlink>
+      <w:r>
+        <w:rPr>
+          <w:lang w:val="fr_FR" w:bidi="fr_FR"/>
+        </w:rPr>
+        <w:t>Rm 9.22</w:t>
+      </w:r>
       <w:r>
         <w:rPr>
           <w:lang w:val="fr_FR" w:bidi="fr_FR"/>
         </w:rPr>
         <w:t>). En effet, ce que l'on dit ou fait en réaction à la colère, même quand elle est juste, peut aussi être juste ou injuste. Moïse a eu raison d'être en colère à cause de la rébellion d'Israël, mais il a mal agi et péché en manquant de maîtrise de soi (</w:t>
       </w:r>
-      <w:hyperlink r:id="rId124">
-        <w:r>
-          <w:rPr>
-            <w:lang w:val="fr_FR" w:bidi="fr_FR"/>
-          </w:rPr>
-          <w:rPr>
-            <w:color w:val="0000EE"/>
-            <w:u w:val="single"/>
-          </w:rPr>
-          <w:t>Nb 20.12, 23–24</w:t>
-        </w:r>
-      </w:hyperlink>
+      <w:r>
+        <w:rPr>
+          <w:lang w:val="fr_FR" w:bidi="fr_FR"/>
+        </w:rPr>
+        <w:t>Nb 20.12, 23–24</w:t>
+      </w:r>
       <w:r>
         <w:rPr>
           <w:lang w:val="fr_FR" w:bidi="fr_FR"/>
@@ -3316,126 +2512,84 @@
         </w:rPr>
         <w:t xml:space="preserve">Le sage évite de s'emporter ; il évalue la situation devant Dieu. Ainsi, il peut décider quelle est la meilleure façon de réagir (voir aussi </w:t>
       </w:r>
-      <w:hyperlink r:id="rId125">
-        <w:r>
-          <w:rPr>
-            <w:lang w:val="fr_FR" w:bidi="fr_FR"/>
-          </w:rPr>
-          <w:rPr>
-            <w:color w:val="0000EE"/>
-            <w:u w:val="single"/>
-          </w:rPr>
-          <w:t xml:space="preserve">Pr 22.24 </w:t>
-        </w:r>
-      </w:hyperlink>
+      <w:r>
+        <w:rPr>
+          <w:lang w:val="fr_FR" w:bidi="fr_FR"/>
+        </w:rPr>
+        <w:t xml:space="preserve">Pr 22.24 </w:t>
+      </w:r>
       <w:r>
         <w:rPr>
           <w:lang w:val="fr_FR" w:bidi="fr_FR"/>
         </w:rPr>
         <w:t xml:space="preserve">; </w:t>
       </w:r>
-      <w:hyperlink r:id="rId126">
-        <w:r>
-          <w:rPr>
-            <w:lang w:val="fr_FR" w:bidi="fr_FR"/>
-          </w:rPr>
-          <w:rPr>
-            <w:color w:val="0000EE"/>
-            <w:u w:val="single"/>
-          </w:rPr>
-          <w:t xml:space="preserve">Ec 7.9 </w:t>
-        </w:r>
-      </w:hyperlink>
+      <w:r>
+        <w:rPr>
+          <w:lang w:val="fr_FR" w:bidi="fr_FR"/>
+        </w:rPr>
+        <w:t xml:space="preserve">Ec 7.9 </w:t>
+      </w:r>
       <w:r>
         <w:rPr>
           <w:lang w:val="fr_FR" w:bidi="fr_FR"/>
         </w:rPr>
         <w:t xml:space="preserve">; </w:t>
       </w:r>
-      <w:hyperlink r:id="rId127">
-        <w:r>
-          <w:rPr>
-            <w:lang w:val="fr_FR" w:bidi="fr_FR"/>
-          </w:rPr>
-          <w:rPr>
-            <w:color w:val="0000EE"/>
-            <w:u w:val="single"/>
-          </w:rPr>
-          <w:t xml:space="preserve">Mt 5.22 </w:t>
-        </w:r>
-      </w:hyperlink>
+      <w:r>
+        <w:rPr>
+          <w:lang w:val="fr_FR" w:bidi="fr_FR"/>
+        </w:rPr>
+        <w:t xml:space="preserve">Mt 5.22 </w:t>
+      </w:r>
       <w:r>
         <w:rPr>
           <w:lang w:val="fr_FR" w:bidi="fr_FR"/>
         </w:rPr>
         <w:t xml:space="preserve">; </w:t>
       </w:r>
-      <w:hyperlink r:id="rId128">
-        <w:r>
-          <w:rPr>
-            <w:lang w:val="fr_FR" w:bidi="fr_FR"/>
-          </w:rPr>
-          <w:rPr>
-            <w:color w:val="0000EE"/>
-            <w:u w:val="single"/>
-          </w:rPr>
-          <w:t xml:space="preserve">Rm 12.19 </w:t>
-        </w:r>
-      </w:hyperlink>
+      <w:r>
+        <w:rPr>
+          <w:lang w:val="fr_FR" w:bidi="fr_FR"/>
+        </w:rPr>
+        <w:t xml:space="preserve">Rm 12.19 </w:t>
+      </w:r>
       <w:r>
         <w:rPr>
           <w:lang w:val="fr_FR" w:bidi="fr_FR"/>
         </w:rPr>
         <w:t xml:space="preserve">; </w:t>
       </w:r>
-      <w:hyperlink r:id="rId129">
-        <w:r>
-          <w:rPr>
-            <w:lang w:val="fr_FR" w:bidi="fr_FR"/>
-          </w:rPr>
-          <w:rPr>
-            <w:color w:val="0000EE"/>
-            <w:u w:val="single"/>
-          </w:rPr>
-          <w:t>Ep 4.26–27</w:t>
-        </w:r>
-      </w:hyperlink>
+      <w:r>
+        <w:rPr>
+          <w:lang w:val="fr_FR" w:bidi="fr_FR"/>
+        </w:rPr>
+        <w:t>Ep 4.26–27</w:t>
+      </w:r>
       <w:r>
         <w:rPr>
           <w:lang w:val="fr_FR" w:bidi="fr_FR"/>
         </w:rPr>
         <w:t xml:space="preserve">, </w:t>
       </w:r>
-      <w:hyperlink r:id="rId130">
-        <w:r>
-          <w:rPr>
-            <w:lang w:val="fr_FR" w:bidi="fr_FR"/>
-          </w:rPr>
-          <w:rPr>
-            <w:color w:val="0000EE"/>
-            <w:u w:val="single"/>
-          </w:rPr>
-          <w:t xml:space="preserve">31 </w:t>
-        </w:r>
-      </w:hyperlink>
+      <w:r>
+        <w:rPr>
+          <w:lang w:val="fr_FR" w:bidi="fr_FR"/>
+        </w:rPr>
+        <w:t xml:space="preserve">31 </w:t>
+      </w:r>
       <w:r>
         <w:rPr>
           <w:lang w:val="fr_FR" w:bidi="fr_FR"/>
         </w:rPr>
         <w:t xml:space="preserve">; </w:t>
       </w:r>
-      <w:hyperlink r:id="rId131">
-        <w:r>
-          <w:rPr>
-            <w:lang w:val="fr_FR" w:bidi="fr_FR"/>
-          </w:rPr>
-          <w:rPr>
-            <w:color w:val="0000EE"/>
-            <w:u w:val="single"/>
-          </w:rPr>
-          <w:t>Jc 1.19–20</w:t>
-        </w:r>
-      </w:hyperlink>
+      <w:r>
+        <w:rPr>
+          <w:lang w:val="fr_FR" w:bidi="fr_FR"/>
+        </w:rPr>
+        <w:t>Jc 1.19–20</w:t>
+      </w:r>
       <w:r>
         <w:rPr>
           <w:lang w:val="fr_FR" w:bidi="fr_FR"/>
@@ -3465,378 +2619,252 @@
           <w:lang w:val="fr_FR" w:bidi="fr_FR"/>
         </w:rPr>
       </w:r>
-      <w:hyperlink r:id="rId132">
-        <w:r>
-          <w:rPr>
-            <w:lang w:val="fr_FR" w:bidi="fr_FR"/>
-          </w:rPr>
-          <w:rPr>
-            <w:color w:val="0000EE"/>
-            <w:u w:val="single"/>
-          </w:rPr>
-          <w:t>1 Samuel 18.8–11</w:t>
-        </w:r>
-      </w:hyperlink>
-      <w:r>
-        <w:rPr>
-          <w:lang w:val="fr_FR" w:bidi="fr_FR"/>
-        </w:rPr>
-        <w:t xml:space="preserve"> ; </w:t>
-      </w:r>
-      <w:hyperlink r:id="rId133">
-        <w:r>
-          <w:rPr>
-            <w:lang w:val="fr_FR" w:bidi="fr_FR"/>
-          </w:rPr>
-          <w:rPr>
-            <w:color w:val="0000EE"/>
-            <w:u w:val="single"/>
-          </w:rPr>
-          <w:t>1 Rois 21.3–16</w:t>
-        </w:r>
-      </w:hyperlink>
-      <w:r>
-        <w:rPr>
-          <w:lang w:val="fr_FR" w:bidi="fr_FR"/>
-        </w:rPr>
-        <w:t xml:space="preserve"> ; </w:t>
-      </w:r>
-      <w:hyperlink r:id="rId134">
-        <w:r>
-          <w:rPr>
-            <w:lang w:val="fr_FR" w:bidi="fr_FR"/>
-          </w:rPr>
-          <w:rPr>
-            <w:color w:val="0000EE"/>
-            <w:u w:val="single"/>
-          </w:rPr>
-          <w:t>Psaumes 30.5</w:t>
-        </w:r>
-      </w:hyperlink>
-      <w:r>
-        <w:rPr>
-          <w:lang w:val="fr_FR" w:bidi="fr_FR"/>
-        </w:rPr>
-        <w:t xml:space="preserve"> ; </w:t>
-      </w:r>
-      <w:hyperlink r:id="rId135">
-        <w:r>
-          <w:rPr>
-            <w:lang w:val="fr_FR" w:bidi="fr_FR"/>
-          </w:rPr>
-          <w:rPr>
-            <w:color w:val="0000EE"/>
-            <w:u w:val="single"/>
-          </w:rPr>
-          <w:t>37.8</w:t>
-        </w:r>
-      </w:hyperlink>
-      <w:r>
-        <w:rPr>
-          <w:lang w:val="fr_FR" w:bidi="fr_FR"/>
-        </w:rPr>
-        <w:t xml:space="preserve"> ; </w:t>
-      </w:r>
-      <w:hyperlink r:id="rId136">
-        <w:r>
-          <w:rPr>
-            <w:lang w:val="fr_FR" w:bidi="fr_FR"/>
-          </w:rPr>
-          <w:rPr>
-            <w:color w:val="0000EE"/>
-            <w:u w:val="single"/>
-          </w:rPr>
-          <w:t>Proverbes 12.16</w:t>
-        </w:r>
-      </w:hyperlink>
-      <w:r>
-        <w:rPr>
-          <w:lang w:val="fr_FR" w:bidi="fr_FR"/>
-        </w:rPr>
-        <w:t xml:space="preserve"> ; </w:t>
-      </w:r>
-      <w:hyperlink r:id="rId108">
-        <w:r>
-          <w:rPr>
-            <w:lang w:val="fr_FR" w:bidi="fr_FR"/>
-          </w:rPr>
-          <w:rPr>
-            <w:color w:val="0000EE"/>
-            <w:u w:val="single"/>
-          </w:rPr>
-          <w:t>14.29</w:t>
-        </w:r>
-      </w:hyperlink>
-      <w:r>
-        <w:rPr>
-          <w:lang w:val="fr_FR" w:bidi="fr_FR"/>
-        </w:rPr>
-        <w:t xml:space="preserve"> ; </w:t>
-      </w:r>
-      <w:hyperlink r:id="rId137">
-        <w:r>
-          <w:rPr>
-            <w:lang w:val="fr_FR" w:bidi="fr_FR"/>
-          </w:rPr>
-          <w:rPr>
-            <w:color w:val="0000EE"/>
-            <w:u w:val="single"/>
-          </w:rPr>
-          <w:t>15.1</w:t>
-        </w:r>
-      </w:hyperlink>
+      <w:r>
+        <w:rPr>
+          <w:lang w:val="fr_FR" w:bidi="fr_FR"/>
+        </w:rPr>
+        <w:t>1 Samuel 18.8–11</w:t>
+      </w:r>
+      <w:r>
+        <w:rPr>
+          <w:lang w:val="fr_FR" w:bidi="fr_FR"/>
+        </w:rPr>
+        <w:t xml:space="preserve"> ; </w:t>
+      </w:r>
+      <w:r>
+        <w:rPr>
+          <w:lang w:val="fr_FR" w:bidi="fr_FR"/>
+        </w:rPr>
+        <w:t>1 Rois 21.3–16</w:t>
+      </w:r>
+      <w:r>
+        <w:rPr>
+          <w:lang w:val="fr_FR" w:bidi="fr_FR"/>
+        </w:rPr>
+        <w:t xml:space="preserve"> ; </w:t>
+      </w:r>
+      <w:r>
+        <w:rPr>
+          <w:lang w:val="fr_FR" w:bidi="fr_FR"/>
+        </w:rPr>
+        <w:t>Psaumes 30.5</w:t>
+      </w:r>
+      <w:r>
+        <w:rPr>
+          <w:lang w:val="fr_FR" w:bidi="fr_FR"/>
+        </w:rPr>
+        <w:t xml:space="preserve"> ; </w:t>
+      </w:r>
+      <w:r>
+        <w:rPr>
+          <w:lang w:val="fr_FR" w:bidi="fr_FR"/>
+        </w:rPr>
+        <w:t>37.8</w:t>
+      </w:r>
+      <w:r>
+        <w:rPr>
+          <w:lang w:val="fr_FR" w:bidi="fr_FR"/>
+        </w:rPr>
+        <w:t xml:space="preserve"> ; </w:t>
+      </w:r>
+      <w:r>
+        <w:rPr>
+          <w:lang w:val="fr_FR" w:bidi="fr_FR"/>
+        </w:rPr>
+        <w:t>Proverbes 12.16</w:t>
+      </w:r>
+      <w:r>
+        <w:rPr>
+          <w:lang w:val="fr_FR" w:bidi="fr_FR"/>
+        </w:rPr>
+        <w:t xml:space="preserve"> ; </w:t>
+      </w:r>
+      <w:r>
+        <w:rPr>
+          <w:lang w:val="fr_FR" w:bidi="fr_FR"/>
+        </w:rPr>
+        <w:t>14.29</w:t>
+      </w:r>
+      <w:r>
+        <w:rPr>
+          <w:lang w:val="fr_FR" w:bidi="fr_FR"/>
+        </w:rPr>
+        <w:t xml:space="preserve"> ; </w:t>
+      </w:r>
+      <w:r>
+        <w:rPr>
+          <w:lang w:val="fr_FR" w:bidi="fr_FR"/>
+        </w:rPr>
+        <w:t>15.1</w:t>
+      </w:r>
       <w:r>
         <w:rPr>
           <w:lang w:val="fr_FR" w:bidi="fr_FR"/>
         </w:rPr>
         <w:t xml:space="preserve">, </w:t>
       </w:r>
-      <w:hyperlink r:id="rId138">
-        <w:r>
-          <w:rPr>
-            <w:lang w:val="fr_FR" w:bidi="fr_FR"/>
-          </w:rPr>
-          <w:rPr>
-            <w:color w:val="0000EE"/>
-            <w:u w:val="single"/>
-          </w:rPr>
-          <w:t>18</w:t>
-        </w:r>
-      </w:hyperlink>
-      <w:r>
-        <w:rPr>
-          <w:lang w:val="fr_FR" w:bidi="fr_FR"/>
-        </w:rPr>
-        <w:t xml:space="preserve"> ; </w:t>
-      </w:r>
-      <w:hyperlink r:id="rId139">
-        <w:r>
-          <w:rPr>
-            <w:lang w:val="fr_FR" w:bidi="fr_FR"/>
-          </w:rPr>
-          <w:rPr>
-            <w:color w:val="0000EE"/>
-            <w:u w:val="single"/>
-          </w:rPr>
-          <w:t>16.14</w:t>
-        </w:r>
-      </w:hyperlink>
-      <w:r>
-        <w:rPr>
-          <w:lang w:val="fr_FR" w:bidi="fr_FR"/>
-        </w:rPr>
-        <w:t xml:space="preserve"> ; </w:t>
-      </w:r>
-      <w:hyperlink r:id="rId140">
-        <w:r>
-          <w:rPr>
-            <w:lang w:val="fr_FR" w:bidi="fr_FR"/>
-          </w:rPr>
-          <w:rPr>
-            <w:color w:val="0000EE"/>
-            <w:u w:val="single"/>
-          </w:rPr>
-          <w:t>19.11–12</w:t>
-        </w:r>
-      </w:hyperlink>
+      <w:r>
+        <w:rPr>
+          <w:lang w:val="fr_FR" w:bidi="fr_FR"/>
+        </w:rPr>
+        <w:t>18</w:t>
+      </w:r>
+      <w:r>
+        <w:rPr>
+          <w:lang w:val="fr_FR" w:bidi="fr_FR"/>
+        </w:rPr>
+        <w:t xml:space="preserve"> ; </w:t>
+      </w:r>
+      <w:r>
+        <w:rPr>
+          <w:lang w:val="fr_FR" w:bidi="fr_FR"/>
+        </w:rPr>
+        <w:t>16.14</w:t>
+      </w:r>
+      <w:r>
+        <w:rPr>
+          <w:lang w:val="fr_FR" w:bidi="fr_FR"/>
+        </w:rPr>
+        <w:t xml:space="preserve"> ; </w:t>
+      </w:r>
+      <w:r>
+        <w:rPr>
+          <w:lang w:val="fr_FR" w:bidi="fr_FR"/>
+        </w:rPr>
+        <w:t>19.11–12</w:t>
+      </w:r>
       <w:r>
         <w:rPr>
           <w:lang w:val="fr_FR" w:bidi="fr_FR"/>
         </w:rPr>
         <w:t xml:space="preserve">, </w:t>
       </w:r>
-      <w:hyperlink r:id="rId141">
-        <w:r>
-          <w:rPr>
-            <w:lang w:val="fr_FR" w:bidi="fr_FR"/>
-          </w:rPr>
-          <w:rPr>
-            <w:color w:val="0000EE"/>
-            <w:u w:val="single"/>
-          </w:rPr>
-          <w:t>19</w:t>
-        </w:r>
-      </w:hyperlink>
-      <w:r>
-        <w:rPr>
-          <w:lang w:val="fr_FR" w:bidi="fr_FR"/>
-        </w:rPr>
-        <w:t xml:space="preserve"> ; </w:t>
-      </w:r>
-      <w:hyperlink r:id="rId142">
-        <w:r>
-          <w:rPr>
-            <w:lang w:val="fr_FR" w:bidi="fr_FR"/>
-          </w:rPr>
-          <w:rPr>
-            <w:color w:val="0000EE"/>
-            <w:u w:val="single"/>
-          </w:rPr>
-          <w:t>22.24–25</w:t>
-        </w:r>
-      </w:hyperlink>
-      <w:r>
-        <w:rPr>
-          <w:lang w:val="fr_FR" w:bidi="fr_FR"/>
-        </w:rPr>
-        <w:t xml:space="preserve"> ; </w:t>
-      </w:r>
-      <w:hyperlink r:id="rId143">
-        <w:r>
-          <w:rPr>
-            <w:lang w:val="fr_FR" w:bidi="fr_FR"/>
-          </w:rPr>
-          <w:rPr>
-            <w:color w:val="0000EE"/>
-            <w:u w:val="single"/>
-          </w:rPr>
-          <w:t>27.4</w:t>
-        </w:r>
-      </w:hyperlink>
-      <w:r>
-        <w:rPr>
-          <w:lang w:val="fr_FR" w:bidi="fr_FR"/>
-        </w:rPr>
-        <w:t xml:space="preserve"> ; </w:t>
-      </w:r>
-      <w:hyperlink r:id="rId126">
-        <w:r>
-          <w:rPr>
-            <w:lang w:val="fr_FR" w:bidi="fr_FR"/>
-          </w:rPr>
-          <w:rPr>
-            <w:color w:val="0000EE"/>
-            <w:u w:val="single"/>
-          </w:rPr>
-          <w:t>Ecclésiaste 7.9</w:t>
-        </w:r>
-      </w:hyperlink>
-      <w:r>
-        <w:rPr>
-          <w:lang w:val="fr_FR" w:bidi="fr_FR"/>
-        </w:rPr>
-        <w:t xml:space="preserve"> ; </w:t>
-      </w:r>
-      <w:hyperlink r:id="rId144">
-        <w:r>
-          <w:rPr>
-            <w:lang w:val="fr_FR" w:bidi="fr_FR"/>
-          </w:rPr>
-          <w:rPr>
-            <w:color w:val="0000EE"/>
-            <w:u w:val="single"/>
-          </w:rPr>
-          <w:t>Nahum 1.2–3</w:t>
-        </w:r>
-      </w:hyperlink>
-      <w:r>
-        <w:rPr>
-          <w:lang w:val="fr_FR" w:bidi="fr_FR"/>
-        </w:rPr>
-        <w:t xml:space="preserve"> ; </w:t>
-      </w:r>
-      <w:hyperlink r:id="rId127">
-        <w:r>
-          <w:rPr>
-            <w:lang w:val="fr_FR" w:bidi="fr_FR"/>
-          </w:rPr>
-          <w:rPr>
-            <w:color w:val="0000EE"/>
-            <w:u w:val="single"/>
-          </w:rPr>
-          <w:t>Matthieu 5.22</w:t>
-        </w:r>
-      </w:hyperlink>
-      <w:r>
-        <w:rPr>
-          <w:lang w:val="fr_FR" w:bidi="fr_FR"/>
-        </w:rPr>
-        <w:t xml:space="preserve"> ; </w:t>
-      </w:r>
-      <w:hyperlink r:id="rId129">
-        <w:r>
-          <w:rPr>
-            <w:lang w:val="fr_FR" w:bidi="fr_FR"/>
-          </w:rPr>
-          <w:rPr>
-            <w:color w:val="0000EE"/>
-            <w:u w:val="single"/>
-          </w:rPr>
-          <w:t>Éphésiens 4.26–27</w:t>
-        </w:r>
-      </w:hyperlink>
+      <w:r>
+        <w:rPr>
+          <w:lang w:val="fr_FR" w:bidi="fr_FR"/>
+        </w:rPr>
+        <w:t>19</w:t>
+      </w:r>
+      <w:r>
+        <w:rPr>
+          <w:lang w:val="fr_FR" w:bidi="fr_FR"/>
+        </w:rPr>
+        <w:t xml:space="preserve"> ; </w:t>
+      </w:r>
+      <w:r>
+        <w:rPr>
+          <w:lang w:val="fr_FR" w:bidi="fr_FR"/>
+        </w:rPr>
+        <w:t>22.24–25</w:t>
+      </w:r>
+      <w:r>
+        <w:rPr>
+          <w:lang w:val="fr_FR" w:bidi="fr_FR"/>
+        </w:rPr>
+        <w:t xml:space="preserve"> ; </w:t>
+      </w:r>
+      <w:r>
+        <w:rPr>
+          <w:lang w:val="fr_FR" w:bidi="fr_FR"/>
+        </w:rPr>
+        <w:t>27.4</w:t>
+      </w:r>
+      <w:r>
+        <w:rPr>
+          <w:lang w:val="fr_FR" w:bidi="fr_FR"/>
+        </w:rPr>
+        <w:t xml:space="preserve"> ; </w:t>
+      </w:r>
+      <w:r>
+        <w:rPr>
+          <w:lang w:val="fr_FR" w:bidi="fr_FR"/>
+        </w:rPr>
+        <w:t>Ecclésiaste 7.9</w:t>
+      </w:r>
+      <w:r>
+        <w:rPr>
+          <w:lang w:val="fr_FR" w:bidi="fr_FR"/>
+        </w:rPr>
+        <w:t xml:space="preserve"> ; </w:t>
+      </w:r>
+      <w:r>
+        <w:rPr>
+          <w:lang w:val="fr_FR" w:bidi="fr_FR"/>
+        </w:rPr>
+        <w:t>Nahum 1.2–3</w:t>
+      </w:r>
+      <w:r>
+        <w:rPr>
+          <w:lang w:val="fr_FR" w:bidi="fr_FR"/>
+        </w:rPr>
+        <w:t xml:space="preserve"> ; </w:t>
+      </w:r>
+      <w:r>
+        <w:rPr>
+          <w:lang w:val="fr_FR" w:bidi="fr_FR"/>
+        </w:rPr>
+        <w:t>Matthieu 5.22</w:t>
+      </w:r>
+      <w:r>
+        <w:rPr>
+          <w:lang w:val="fr_FR" w:bidi="fr_FR"/>
+        </w:rPr>
+        <w:t xml:space="preserve"> ; </w:t>
+      </w:r>
+      <w:r>
+        <w:rPr>
+          <w:lang w:val="fr_FR" w:bidi="fr_FR"/>
+        </w:rPr>
+        <w:t>Éphésiens 4.26–27</w:t>
+      </w:r>
       <w:r>
         <w:rPr>
           <w:lang w:val="fr_FR" w:bidi="fr_FR"/>
         </w:rPr>
         <w:t xml:space="preserve">, </w:t>
       </w:r>
-      <w:hyperlink r:id="rId145">
-        <w:r>
-          <w:rPr>
-            <w:lang w:val="fr_FR" w:bidi="fr_FR"/>
-          </w:rPr>
-          <w:rPr>
-            <w:color w:val="0000EE"/>
-            <w:u w:val="single"/>
-          </w:rPr>
-          <w:t>31–32</w:t>
-        </w:r>
-      </w:hyperlink>
-      <w:r>
-        <w:rPr>
-          <w:lang w:val="fr_FR" w:bidi="fr_FR"/>
-        </w:rPr>
-        <w:t xml:space="preserve"> ; </w:t>
-      </w:r>
-      <w:hyperlink r:id="rId146">
-        <w:r>
-          <w:rPr>
-            <w:lang w:val="fr_FR" w:bidi="fr_FR"/>
-          </w:rPr>
-          <w:rPr>
-            <w:color w:val="0000EE"/>
-            <w:u w:val="single"/>
-          </w:rPr>
-          <w:t>1 Timothée 2.8</w:t>
-        </w:r>
-      </w:hyperlink>
-      <w:r>
-        <w:rPr>
-          <w:lang w:val="fr_FR" w:bidi="fr_FR"/>
-        </w:rPr>
-        <w:t xml:space="preserve"> ; </w:t>
-      </w:r>
-      <w:hyperlink r:id="rId147">
-        <w:r>
-          <w:rPr>
-            <w:lang w:val="fr_FR" w:bidi="fr_FR"/>
-          </w:rPr>
-          <w:rPr>
-            <w:color w:val="0000EE"/>
-            <w:u w:val="single"/>
-          </w:rPr>
-          <w:t>Tite 1.7</w:t>
-        </w:r>
-      </w:hyperlink>
-      <w:r>
-        <w:rPr>
-          <w:lang w:val="fr_FR" w:bidi="fr_FR"/>
-        </w:rPr>
-        <w:t xml:space="preserve"> ; </w:t>
-      </w:r>
-      <w:hyperlink r:id="rId148">
-        <w:r>
-          <w:rPr>
-            <w:lang w:val="fr_FR" w:bidi="fr_FR"/>
-          </w:rPr>
-          <w:rPr>
-            <w:color w:val="0000EE"/>
-            <w:u w:val="single"/>
-          </w:rPr>
-          <w:t>Jacques 1.19–21</w:t>
-        </w:r>
-      </w:hyperlink>
+      <w:r>
+        <w:rPr>
+          <w:lang w:val="fr_FR" w:bidi="fr_FR"/>
+        </w:rPr>
+        <w:t>31–32</w:t>
+      </w:r>
+      <w:r>
+        <w:rPr>
+          <w:lang w:val="fr_FR" w:bidi="fr_FR"/>
+        </w:rPr>
+        <w:t xml:space="preserve"> ; </w:t>
+      </w:r>
+      <w:r>
+        <w:rPr>
+          <w:lang w:val="fr_FR" w:bidi="fr_FR"/>
+        </w:rPr>
+        <w:t>1 Timothée 2.8</w:t>
+      </w:r>
+      <w:r>
+        <w:rPr>
+          <w:lang w:val="fr_FR" w:bidi="fr_FR"/>
+        </w:rPr>
+        <w:t xml:space="preserve"> ; </w:t>
+      </w:r>
+      <w:r>
+        <w:rPr>
+          <w:lang w:val="fr_FR" w:bidi="fr_FR"/>
+        </w:rPr>
+        <w:t>Tite 1.7</w:t>
+      </w:r>
+      <w:r>
+        <w:rPr>
+          <w:lang w:val="fr_FR" w:bidi="fr_FR"/>
+        </w:rPr>
+        <w:t xml:space="preserve"> ; </w:t>
+      </w:r>
+      <w:r>
+        <w:rPr>
+          <w:lang w:val="fr_FR" w:bidi="fr_FR"/>
+        </w:rPr>
+        <w:t>Jacques 1.19–21</w:t>
+      </w:r>
       <w:r>
         <w:rPr>
           <w:lang w:val="fr_FR" w:bidi="fr_FR"/>
@@ -3885,90 +2913,60 @@
         </w:rPr>
         <w:t>Les rois et le peuple d'Israël se sont détournés de Dieu à de nombreuses reprises et ont désobéi aux termes de l'alliance qu'ils avaient conclue avec lui. En conséquence, Dieu a annoncé qu'il allait faire venir sur eux les malédictions prévues dans les termes de l'alliance (</w:t>
       </w:r>
-      <w:hyperlink r:id="rId149">
-        <w:r>
-          <w:rPr>
-            <w:lang w:val="fr_FR" w:bidi="fr_FR"/>
-          </w:rPr>
-          <w:rPr>
-            <w:color w:val="0000EE"/>
-            <w:u w:val="single"/>
-          </w:rPr>
-          <w:t>Dt 28.15–68</w:t>
-        </w:r>
-      </w:hyperlink>
+      <w:r>
+        <w:rPr>
+          <w:lang w:val="fr_FR" w:bidi="fr_FR"/>
+        </w:rPr>
+        <w:t>Dt 28.15–68</w:t>
+      </w:r>
       <w:r>
         <w:rPr>
           <w:lang w:val="fr_FR" w:bidi="fr_FR"/>
         </w:rPr>
         <w:t xml:space="preserve"> ; voir aussi </w:t>
       </w:r>
-      <w:hyperlink r:id="rId150">
-        <w:r>
-          <w:rPr>
-            <w:lang w:val="fr_FR" w:bidi="fr_FR"/>
-          </w:rPr>
-          <w:rPr>
-            <w:color w:val="0000EE"/>
-            <w:u w:val="single"/>
-          </w:rPr>
-          <w:t>Jr 4.13</w:t>
-        </w:r>
-      </w:hyperlink>
-      <w:r>
-        <w:rPr>
-          <w:lang w:val="fr_FR" w:bidi="fr_FR"/>
-        </w:rPr>
-        <w:t xml:space="preserve"> ; </w:t>
-      </w:r>
-      <w:hyperlink r:id="rId151">
-        <w:r>
-          <w:rPr>
-            <w:lang w:val="fr_FR" w:bidi="fr_FR"/>
-          </w:rPr>
-          <w:rPr>
-            <w:color w:val="0000EE"/>
-            <w:u w:val="single"/>
-          </w:rPr>
-          <w:t>Am 5.11</w:t>
-        </w:r>
-      </w:hyperlink>
-      <w:r>
-        <w:rPr>
-          <w:lang w:val="fr_FR" w:bidi="fr_FR"/>
-        </w:rPr>
-        <w:t xml:space="preserve"> ; </w:t>
-      </w:r>
-      <w:hyperlink r:id="rId152">
-        <w:r>
-          <w:rPr>
-            <w:lang w:val="fr_FR" w:bidi="fr_FR"/>
-          </w:rPr>
-          <w:rPr>
-            <w:color w:val="0000EE"/>
-            <w:u w:val="single"/>
-          </w:rPr>
-          <w:t>Mi 6.14–15</w:t>
-        </w:r>
-      </w:hyperlink>
+      <w:r>
+        <w:rPr>
+          <w:lang w:val="fr_FR" w:bidi="fr_FR"/>
+        </w:rPr>
+        <w:t>Jr 4.13</w:t>
+      </w:r>
+      <w:r>
+        <w:rPr>
+          <w:lang w:val="fr_FR" w:bidi="fr_FR"/>
+        </w:rPr>
+        <w:t xml:space="preserve"> ; </w:t>
+      </w:r>
+      <w:r>
+        <w:rPr>
+          <w:lang w:val="fr_FR" w:bidi="fr_FR"/>
+        </w:rPr>
+        <w:t>Am 5.11</w:t>
+      </w:r>
+      <w:r>
+        <w:rPr>
+          <w:lang w:val="fr_FR" w:bidi="fr_FR"/>
+        </w:rPr>
+        <w:t xml:space="preserve"> ; </w:t>
+      </w:r>
+      <w:r>
+        <w:rPr>
+          <w:lang w:val="fr_FR" w:bidi="fr_FR"/>
+        </w:rPr>
+        <w:t>Mi 6.14–15</w:t>
+      </w:r>
       <w:r>
         <w:rPr>
           <w:lang w:val="fr_FR" w:bidi="fr_FR"/>
         </w:rPr>
         <w:t>). Il a envoyé les armées assyrienne et babylonienne pour exécuter cette punition, et de nombreux Israélites ont été emmenés en exil, loin de leur pays (</w:t>
       </w:r>
-      <w:hyperlink r:id="rId153">
-        <w:r>
-          <w:rPr>
-            <w:lang w:val="fr_FR" w:bidi="fr_FR"/>
-          </w:rPr>
-          <w:rPr>
-            <w:color w:val="0000EE"/>
-            <w:u w:val="single"/>
-          </w:rPr>
-          <w:t>2R 24.1–25.21</w:t>
-        </w:r>
-      </w:hyperlink>
+      <w:r>
+        <w:rPr>
+          <w:lang w:val="fr_FR" w:bidi="fr_FR"/>
+        </w:rPr>
+        <w:t>2R 24.1–25.21</w:t>
+      </w:r>
       <w:r>
         <w:rPr>
           <w:lang w:val="fr_FR" w:bidi="fr_FR"/>
@@ -3989,18 +2987,12 @@
         </w:rPr>
         <w:t>L'exil d'Israël est un thème que l'on retrouve dans de nombreux psaumes. Par exemple, dans le</w:t>
       </w:r>
-      <w:hyperlink r:id="rId154">
-        <w:r>
-          <w:rPr>
-            <w:lang w:val="fr_FR" w:bidi="fr_FR"/>
-          </w:rPr>
-          <w:rPr>
-            <w:color w:val="0000EE"/>
-            <w:u w:val="single"/>
-          </w:rPr>
-          <w:t xml:space="preserve"> Psaume 89</w:t>
-        </w:r>
-      </w:hyperlink>
+      <w:r>
+        <w:rPr>
+          <w:lang w:val="fr_FR" w:bidi="fr_FR"/>
+        </w:rPr>
+        <w:t xml:space="preserve"> Psaume 89</w:t>
+      </w:r>
       <w:r>
         <w:rPr>
           <w:lang w:val="fr_FR" w:bidi="fr_FR"/>
@@ -4025,18 +3017,12 @@
         </w:rPr>
         <w:t>Dieu a-t-il abandonné la lignée royale de David (</w:t>
       </w:r>
-      <w:hyperlink r:id="rId155">
-        <w:r>
-          <w:rPr>
-            <w:lang w:val="fr_FR" w:bidi="fr_FR"/>
-          </w:rPr>
-          <w:rPr>
-            <w:color w:val="0000EE"/>
-            <w:u w:val="single"/>
-          </w:rPr>
-          <w:t>89.39–40</w:t>
-        </w:r>
-      </w:hyperlink>
+      <w:r>
+        <w:rPr>
+          <w:lang w:val="fr_FR" w:bidi="fr_FR"/>
+        </w:rPr>
+        <w:t>89.39–40</w:t>
+      </w:r>
       <w:r>
         <w:rPr>
           <w:lang w:val="fr_FR" w:bidi="fr_FR"/>
@@ -4061,18 +3047,12 @@
         </w:rPr>
         <w:t>Combien de temps la colère de Dieu durera-t-elle (</w:t>
       </w:r>
-      <w:hyperlink r:id="rId156">
-        <w:r>
-          <w:rPr>
-            <w:lang w:val="fr_FR" w:bidi="fr_FR"/>
-          </w:rPr>
-          <w:rPr>
-            <w:color w:val="0000EE"/>
-            <w:u w:val="single"/>
-          </w:rPr>
-          <w:t>Ps 89.47</w:t>
-        </w:r>
-      </w:hyperlink>
+      <w:r>
+        <w:rPr>
+          <w:lang w:val="fr_FR" w:bidi="fr_FR"/>
+        </w:rPr>
+        <w:t>Ps 89.47</w:t>
+      </w:r>
       <w:r>
         <w:rPr>
           <w:lang w:val="fr_FR" w:bidi="fr_FR"/>
@@ -4097,18 +3077,12 @@
         </w:rPr>
         <w:t>Dieu se souviendra-t-il que la vie humaine est brève (</w:t>
       </w:r>
-      <w:hyperlink r:id="rId157">
-        <w:r>
-          <w:rPr>
-            <w:lang w:val="fr_FR" w:bidi="fr_FR"/>
-          </w:rPr>
-          <w:rPr>
-            <w:color w:val="0000EE"/>
-            <w:u w:val="single"/>
-          </w:rPr>
-          <w:t>89.48–49</w:t>
-        </w:r>
-      </w:hyperlink>
+      <w:r>
+        <w:rPr>
+          <w:lang w:val="fr_FR" w:bidi="fr_FR"/>
+        </w:rPr>
+        <w:t>89.48–49</w:t>
+      </w:r>
       <w:r>
         <w:rPr>
           <w:lang w:val="fr_FR" w:bidi="fr_FR"/>
@@ -4133,18 +3107,12 @@
         </w:rPr>
         <w:t>Dieu a-t-il oublié ses promesses (</w:t>
       </w:r>
-      <w:hyperlink r:id="rId158">
-        <w:r>
-          <w:rPr>
-            <w:lang w:val="fr_FR" w:bidi="fr_FR"/>
-          </w:rPr>
-          <w:rPr>
-            <w:color w:val="0000EE"/>
-            <w:u w:val="single"/>
-          </w:rPr>
-          <w:t>89.50</w:t>
-        </w:r>
-      </w:hyperlink>
+      <w:r>
+        <w:rPr>
+          <w:lang w:val="fr_FR" w:bidi="fr_FR"/>
+        </w:rPr>
+        <w:t>89.50</w:t>
+      </w:r>
       <w:r>
         <w:rPr>
           <w:lang w:val="fr_FR" w:bidi="fr_FR"/>
@@ -4169,18 +3137,12 @@
         </w:rPr>
         <w:t>Dieu est-il juste en ne vengeant pas son peuple (</w:t>
       </w:r>
-      <w:hyperlink r:id="rId159">
-        <w:r>
-          <w:rPr>
-            <w:lang w:val="fr_FR" w:bidi="fr_FR"/>
-          </w:rPr>
-          <w:rPr>
-            <w:color w:val="0000EE"/>
-            <w:u w:val="single"/>
-          </w:rPr>
-          <w:t>89.51–52</w:t>
-        </w:r>
-      </w:hyperlink>
+      <w:r>
+        <w:rPr>
+          <w:lang w:val="fr_FR" w:bidi="fr_FR"/>
+        </w:rPr>
+        <w:t>89.51–52</w:t>
+      </w:r>
       <w:r>
         <w:rPr>
           <w:lang w:val="fr_FR" w:bidi="fr_FR"/>
@@ -4215,126 +3177,84 @@
         </w:rPr>
         <w:t>La réponse ultime est que Dieu a sauvé son peuple en envoyant le Seigneur Jésus-Christ dans le monde (</w:t>
       </w:r>
-      <w:hyperlink r:id="rId160">
-        <w:r>
-          <w:rPr>
-            <w:lang w:val="fr_FR" w:bidi="fr_FR"/>
-          </w:rPr>
-          <w:rPr>
-            <w:color w:val="0000EE"/>
-            <w:u w:val="single"/>
-          </w:rPr>
-          <w:t>Es 52–54</w:t>
-        </w:r>
-      </w:hyperlink>
-      <w:r>
-        <w:rPr>
-          <w:lang w:val="fr_FR" w:bidi="fr_FR"/>
-        </w:rPr>
-        <w:t xml:space="preserve"> ; </w:t>
-      </w:r>
-      <w:hyperlink r:id="rId161">
-        <w:r>
-          <w:rPr>
-            <w:lang w:val="fr_FR" w:bidi="fr_FR"/>
-          </w:rPr>
-          <w:rPr>
-            <w:color w:val="0000EE"/>
-            <w:u w:val="single"/>
-          </w:rPr>
-          <w:t>Lc 1.46–55</w:t>
-        </w:r>
-      </w:hyperlink>
+      <w:r>
+        <w:rPr>
+          <w:lang w:val="fr_FR" w:bidi="fr_FR"/>
+        </w:rPr>
+        <w:t>Es 52–54</w:t>
+      </w:r>
+      <w:r>
+        <w:rPr>
+          <w:lang w:val="fr_FR" w:bidi="fr_FR"/>
+        </w:rPr>
+        <w:t xml:space="preserve"> ; </w:t>
+      </w:r>
+      <w:r>
+        <w:rPr>
+          <w:lang w:val="fr_FR" w:bidi="fr_FR"/>
+        </w:rPr>
+        <w:t>Lc 1.46–55</w:t>
+      </w:r>
       <w:r>
         <w:rPr>
           <w:lang w:val="fr_FR" w:bidi="fr_FR"/>
         </w:rPr>
         <w:t xml:space="preserve">, </w:t>
       </w:r>
-      <w:hyperlink r:id="rId162">
-        <w:r>
-          <w:rPr>
-            <w:lang w:val="fr_FR" w:bidi="fr_FR"/>
-          </w:rPr>
-          <w:rPr>
-            <w:color w:val="0000EE"/>
-            <w:u w:val="single"/>
-          </w:rPr>
-          <w:t>67–79</w:t>
-        </w:r>
-      </w:hyperlink>
-      <w:r>
-        <w:rPr>
-          <w:lang w:val="fr_FR" w:bidi="fr_FR"/>
-        </w:rPr>
-        <w:t xml:space="preserve"> ; </w:t>
-      </w:r>
-      <w:hyperlink r:id="rId163">
-        <w:r>
-          <w:rPr>
-            <w:lang w:val="fr_FR" w:bidi="fr_FR"/>
-          </w:rPr>
-          <w:rPr>
-            <w:color w:val="0000EE"/>
-            <w:u w:val="single"/>
-          </w:rPr>
-          <w:t>4.18–19</w:t>
-        </w:r>
-      </w:hyperlink>
-      <w:r>
-        <w:rPr>
-          <w:lang w:val="fr_FR" w:bidi="fr_FR"/>
-        </w:rPr>
-        <w:t xml:space="preserve"> ; </w:t>
-      </w:r>
-      <w:hyperlink r:id="rId164">
-        <w:r>
-          <w:rPr>
-            <w:lang w:val="fr_FR" w:bidi="fr_FR"/>
-          </w:rPr>
-          <w:rPr>
-            <w:color w:val="0000EE"/>
-            <w:u w:val="single"/>
-          </w:rPr>
-          <w:t>Rm 6.6</w:t>
-        </w:r>
-      </w:hyperlink>
+      <w:r>
+        <w:rPr>
+          <w:lang w:val="fr_FR" w:bidi="fr_FR"/>
+        </w:rPr>
+        <w:t>67–79</w:t>
+      </w:r>
+      <w:r>
+        <w:rPr>
+          <w:lang w:val="fr_FR" w:bidi="fr_FR"/>
+        </w:rPr>
+        <w:t xml:space="preserve"> ; </w:t>
+      </w:r>
+      <w:r>
+        <w:rPr>
+          <w:lang w:val="fr_FR" w:bidi="fr_FR"/>
+        </w:rPr>
+        <w:t>4.18–19</w:t>
+      </w:r>
+      <w:r>
+        <w:rPr>
+          <w:lang w:val="fr_FR" w:bidi="fr_FR"/>
+        </w:rPr>
+        <w:t xml:space="preserve"> ; </w:t>
+      </w:r>
+      <w:r>
+        <w:rPr>
+          <w:lang w:val="fr_FR" w:bidi="fr_FR"/>
+        </w:rPr>
+        <w:t>Rm 6.6</w:t>
+      </w:r>
       <w:r>
         <w:rPr>
           <w:lang w:val="fr_FR" w:bidi="fr_FR"/>
         </w:rPr>
         <w:t xml:space="preserve">, </w:t>
       </w:r>
-      <w:hyperlink r:id="rId165">
-        <w:r>
-          <w:rPr>
-            <w:lang w:val="fr_FR" w:bidi="fr_FR"/>
-          </w:rPr>
-          <w:rPr>
-            <w:color w:val="0000EE"/>
-            <w:u w:val="single"/>
-          </w:rPr>
-          <w:t>16–23</w:t>
-        </w:r>
-      </w:hyperlink>
-      <w:r>
-        <w:rPr>
-          <w:lang w:val="fr_FR" w:bidi="fr_FR"/>
-        </w:rPr>
-        <w:t xml:space="preserve"> ; </w:t>
-      </w:r>
-      <w:hyperlink r:id="rId166">
-        <w:r>
-          <w:rPr>
-            <w:lang w:val="fr_FR" w:bidi="fr_FR"/>
-          </w:rPr>
-          <w:rPr>
-            <w:color w:val="0000EE"/>
-            <w:u w:val="single"/>
-          </w:rPr>
-          <w:t>Hé 12.22–24</w:t>
-        </w:r>
-      </w:hyperlink>
+      <w:r>
+        <w:rPr>
+          <w:lang w:val="fr_FR" w:bidi="fr_FR"/>
+        </w:rPr>
+        <w:t>16–23</w:t>
+      </w:r>
+      <w:r>
+        <w:rPr>
+          <w:lang w:val="fr_FR" w:bidi="fr_FR"/>
+        </w:rPr>
+        <w:t xml:space="preserve"> ; </w:t>
+      </w:r>
+      <w:r>
+        <w:rPr>
+          <w:lang w:val="fr_FR" w:bidi="fr_FR"/>
+        </w:rPr>
+        <w:t>Hé 12.22–24</w:t>
+      </w:r>
       <w:r>
         <w:rPr>
           <w:lang w:val="fr_FR" w:bidi="fr_FR"/>
@@ -4364,396 +3284,264 @@
           <w:lang w:val="fr_FR" w:bidi="fr_FR"/>
         </w:rPr>
       </w:r>
-      <w:hyperlink r:id="rId167">
-        <w:r>
-          <w:rPr>
-            <w:lang w:val="fr_FR" w:bidi="fr_FR"/>
-          </w:rPr>
-          <w:rPr>
-            <w:color w:val="0000EE"/>
-            <w:u w:val="single"/>
-          </w:rPr>
-          <w:t>Lévitique 26.27–45</w:t>
-        </w:r>
-      </w:hyperlink>
-      <w:r>
-        <w:rPr>
-          <w:lang w:val="fr_FR" w:bidi="fr_FR"/>
-        </w:rPr>
-        <w:t xml:space="preserve"> ; </w:t>
-      </w:r>
-      <w:hyperlink r:id="rId168">
-        <w:r>
-          <w:rPr>
-            <w:lang w:val="fr_FR" w:bidi="fr_FR"/>
-          </w:rPr>
-          <w:rPr>
-            <w:color w:val="0000EE"/>
-            <w:u w:val="single"/>
-          </w:rPr>
-          <w:t>Deutéronome 28.36–37</w:t>
-        </w:r>
-      </w:hyperlink>
+      <w:r>
+        <w:rPr>
+          <w:lang w:val="fr_FR" w:bidi="fr_FR"/>
+        </w:rPr>
+        <w:t>Lévitique 26.27–45</w:t>
+      </w:r>
+      <w:r>
+        <w:rPr>
+          <w:lang w:val="fr_FR" w:bidi="fr_FR"/>
+        </w:rPr>
+        <w:t xml:space="preserve"> ; </w:t>
+      </w:r>
+      <w:r>
+        <w:rPr>
+          <w:lang w:val="fr_FR" w:bidi="fr_FR"/>
+        </w:rPr>
+        <w:t>Deutéronome 28.36–37</w:t>
+      </w:r>
       <w:r>
         <w:rPr>
           <w:lang w:val="fr_FR" w:bidi="fr_FR"/>
         </w:rPr>
         <w:t xml:space="preserve">, </w:t>
       </w:r>
-      <w:hyperlink r:id="rId169">
-        <w:r>
-          <w:rPr>
-            <w:lang w:val="fr_FR" w:bidi="fr_FR"/>
-          </w:rPr>
-          <w:rPr>
-            <w:color w:val="0000EE"/>
-            <w:u w:val="single"/>
-          </w:rPr>
-          <w:t>63–68</w:t>
-        </w:r>
-      </w:hyperlink>
-      <w:r>
-        <w:rPr>
-          <w:lang w:val="fr_FR" w:bidi="fr_FR"/>
-        </w:rPr>
-        <w:t xml:space="preserve"> ; </w:t>
-      </w:r>
-      <w:hyperlink r:id="rId170">
-        <w:r>
-          <w:rPr>
-            <w:lang w:val="fr_FR" w:bidi="fr_FR"/>
-          </w:rPr>
-          <w:rPr>
-            <w:color w:val="0000EE"/>
-            <w:u w:val="single"/>
-          </w:rPr>
-          <w:t>30.1–5</w:t>
-        </w:r>
-      </w:hyperlink>
-      <w:r>
-        <w:rPr>
-          <w:lang w:val="fr_FR" w:bidi="fr_FR"/>
-        </w:rPr>
-        <w:t xml:space="preserve"> ; </w:t>
-      </w:r>
-      <w:hyperlink r:id="rId171">
-        <w:r>
-          <w:rPr>
-            <w:lang w:val="fr_FR" w:bidi="fr_FR"/>
-          </w:rPr>
-          <w:rPr>
-            <w:color w:val="0000EE"/>
-            <w:u w:val="single"/>
-          </w:rPr>
-          <w:t>2 Rois 17.5–23</w:t>
-        </w:r>
-      </w:hyperlink>
-      <w:r>
-        <w:rPr>
-          <w:lang w:val="fr_FR" w:bidi="fr_FR"/>
-        </w:rPr>
-        <w:t xml:space="preserve"> ; </w:t>
-      </w:r>
-      <w:hyperlink r:id="rId153">
-        <w:r>
-          <w:rPr>
-            <w:lang w:val="fr_FR" w:bidi="fr_FR"/>
-          </w:rPr>
-          <w:rPr>
-            <w:color w:val="0000EE"/>
-            <w:u w:val="single"/>
-          </w:rPr>
-          <w:t>24.1–25.21</w:t>
-        </w:r>
-      </w:hyperlink>
-      <w:r>
-        <w:rPr>
-          <w:lang w:val="fr_FR" w:bidi="fr_FR"/>
-        </w:rPr>
-        <w:t xml:space="preserve"> ; </w:t>
-      </w:r>
-      <w:hyperlink r:id="rId172">
-        <w:r>
-          <w:rPr>
-            <w:lang w:val="fr_FR" w:bidi="fr_FR"/>
-          </w:rPr>
-          <w:rPr>
-            <w:color w:val="0000EE"/>
-            <w:u w:val="single"/>
-          </w:rPr>
-          <w:t>Esdras 5.12</w:t>
-        </w:r>
-      </w:hyperlink>
-      <w:r>
-        <w:rPr>
-          <w:lang w:val="fr_FR" w:bidi="fr_FR"/>
-        </w:rPr>
-        <w:t xml:space="preserve"> ; </w:t>
-      </w:r>
-      <w:hyperlink r:id="rId154">
-        <w:r>
-          <w:rPr>
-            <w:lang w:val="fr_FR" w:bidi="fr_FR"/>
-          </w:rPr>
-          <w:rPr>
-            <w:color w:val="0000EE"/>
-            <w:u w:val="single"/>
-          </w:rPr>
-          <w:t>Psaumes 89</w:t>
-        </w:r>
-      </w:hyperlink>
-      <w:r>
-        <w:rPr>
-          <w:lang w:val="fr_FR" w:bidi="fr_FR"/>
-        </w:rPr>
-        <w:t xml:space="preserve"> ; </w:t>
-      </w:r>
-      <w:hyperlink r:id="rId173">
-        <w:r>
-          <w:rPr>
-            <w:lang w:val="fr_FR" w:bidi="fr_FR"/>
-          </w:rPr>
-          <w:rPr>
-            <w:color w:val="0000EE"/>
-            <w:u w:val="single"/>
-          </w:rPr>
-          <w:t>107</w:t>
-        </w:r>
-      </w:hyperlink>
-      <w:r>
-        <w:rPr>
-          <w:lang w:val="fr_FR" w:bidi="fr_FR"/>
-        </w:rPr>
-        <w:t xml:space="preserve"> ; </w:t>
-      </w:r>
-      <w:hyperlink r:id="rId174">
-        <w:r>
-          <w:rPr>
-            <w:lang w:val="fr_FR" w:bidi="fr_FR"/>
-          </w:rPr>
-          <w:rPr>
-            <w:color w:val="0000EE"/>
-            <w:u w:val="single"/>
-          </w:rPr>
-          <w:t>126</w:t>
-        </w:r>
-      </w:hyperlink>
-      <w:r>
-        <w:rPr>
-          <w:lang w:val="fr_FR" w:bidi="fr_FR"/>
-        </w:rPr>
-        <w:t xml:space="preserve"> ; </w:t>
-      </w:r>
-      <w:hyperlink r:id="rId175">
-        <w:r>
-          <w:rPr>
-            <w:lang w:val="fr_FR" w:bidi="fr_FR"/>
-          </w:rPr>
-          <w:rPr>
-            <w:color w:val="0000EE"/>
-            <w:u w:val="single"/>
-          </w:rPr>
-          <w:t>Ésaïe 5.13</w:t>
-        </w:r>
-      </w:hyperlink>
-      <w:r>
-        <w:rPr>
-          <w:lang w:val="fr_FR" w:bidi="fr_FR"/>
-        </w:rPr>
-        <w:t xml:space="preserve"> ; </w:t>
-      </w:r>
-      <w:hyperlink r:id="rId176">
-        <w:r>
-          <w:rPr>
-            <w:lang w:val="fr_FR" w:bidi="fr_FR"/>
-          </w:rPr>
-          <w:rPr>
-            <w:color w:val="0000EE"/>
-            <w:u w:val="single"/>
-          </w:rPr>
-          <w:t>27.13</w:t>
-        </w:r>
-      </w:hyperlink>
-      <w:r>
-        <w:rPr>
-          <w:lang w:val="fr_FR" w:bidi="fr_FR"/>
-        </w:rPr>
-        <w:t xml:space="preserve"> ; </w:t>
-      </w:r>
-      <w:hyperlink r:id="rId177">
-        <w:r>
-          <w:rPr>
-            <w:lang w:val="fr_FR" w:bidi="fr_FR"/>
-          </w:rPr>
-          <w:rPr>
-            <w:color w:val="0000EE"/>
-            <w:u w:val="single"/>
-          </w:rPr>
-          <w:t>52.1–12</w:t>
-        </w:r>
-      </w:hyperlink>
-      <w:r>
-        <w:rPr>
-          <w:lang w:val="fr_FR" w:bidi="fr_FR"/>
-        </w:rPr>
-        <w:t xml:space="preserve"> ; </w:t>
-      </w:r>
-      <w:hyperlink r:id="rId178">
-        <w:r>
-          <w:rPr>
-            <w:lang w:val="fr_FR" w:bidi="fr_FR"/>
-          </w:rPr>
-          <w:rPr>
-            <w:color w:val="0000EE"/>
-            <w:u w:val="single"/>
-          </w:rPr>
-          <w:t>59.10</w:t>
-        </w:r>
-      </w:hyperlink>
-      <w:r>
-        <w:rPr>
-          <w:lang w:val="fr_FR" w:bidi="fr_FR"/>
-        </w:rPr>
-        <w:t xml:space="preserve"> ; </w:t>
-      </w:r>
-      <w:hyperlink r:id="rId179">
-        <w:r>
-          <w:rPr>
-            <w:lang w:val="fr_FR" w:bidi="fr_FR"/>
-          </w:rPr>
-          <w:rPr>
-            <w:color w:val="0000EE"/>
-            <w:u w:val="single"/>
-          </w:rPr>
-          <w:t>Jérémie 2.37</w:t>
-        </w:r>
-      </w:hyperlink>
-      <w:r>
-        <w:rPr>
-          <w:lang w:val="fr_FR" w:bidi="fr_FR"/>
-        </w:rPr>
-        <w:t xml:space="preserve"> ; </w:t>
-      </w:r>
-      <w:hyperlink r:id="rId180">
-        <w:r>
-          <w:rPr>
-            <w:lang w:val="fr_FR" w:bidi="fr_FR"/>
-          </w:rPr>
-          <w:rPr>
-            <w:color w:val="0000EE"/>
-            <w:u w:val="single"/>
-          </w:rPr>
-          <w:t>3.18</w:t>
-        </w:r>
-      </w:hyperlink>
-      <w:r>
-        <w:rPr>
-          <w:lang w:val="fr_FR" w:bidi="fr_FR"/>
-        </w:rPr>
-        <w:t xml:space="preserve"> ; </w:t>
-      </w:r>
-      <w:hyperlink r:id="rId150">
-        <w:r>
-          <w:rPr>
-            <w:lang w:val="fr_FR" w:bidi="fr_FR"/>
-          </w:rPr>
-          <w:rPr>
-            <w:color w:val="0000EE"/>
-            <w:u w:val="single"/>
-          </w:rPr>
-          <w:t>4.13</w:t>
-        </w:r>
-      </w:hyperlink>
-      <w:r>
-        <w:rPr>
-          <w:lang w:val="fr_FR" w:bidi="fr_FR"/>
-        </w:rPr>
-        <w:t xml:space="preserve"> ; </w:t>
-      </w:r>
-      <w:hyperlink r:id="rId181">
-        <w:r>
-          <w:rPr>
-            <w:lang w:val="fr_FR" w:bidi="fr_FR"/>
-          </w:rPr>
-          <w:rPr>
-            <w:color w:val="0000EE"/>
-            <w:u w:val="single"/>
-          </w:rPr>
-          <w:t>Ézéchiel 6.9</w:t>
-        </w:r>
-      </w:hyperlink>
-      <w:r>
-        <w:rPr>
-          <w:lang w:val="fr_FR" w:bidi="fr_FR"/>
-        </w:rPr>
-        <w:t xml:space="preserve"> ; </w:t>
-      </w:r>
-      <w:hyperlink r:id="rId182">
-        <w:r>
-          <w:rPr>
-            <w:lang w:val="fr_FR" w:bidi="fr_FR"/>
-          </w:rPr>
-          <w:rPr>
-            <w:color w:val="0000EE"/>
-            <w:u w:val="single"/>
-          </w:rPr>
-          <w:t>20.41</w:t>
-        </w:r>
-      </w:hyperlink>
-      <w:r>
-        <w:rPr>
-          <w:lang w:val="fr_FR" w:bidi="fr_FR"/>
-        </w:rPr>
-        <w:t xml:space="preserve"> ; </w:t>
-      </w:r>
-      <w:hyperlink r:id="rId183">
-        <w:r>
-          <w:rPr>
-            <w:lang w:val="fr_FR" w:bidi="fr_FR"/>
-          </w:rPr>
-          <w:rPr>
-            <w:color w:val="0000EE"/>
-            <w:u w:val="single"/>
-          </w:rPr>
-          <w:t>37.1–14</w:t>
-        </w:r>
-      </w:hyperlink>
-      <w:r>
-        <w:rPr>
-          <w:lang w:val="fr_FR" w:bidi="fr_FR"/>
-        </w:rPr>
-        <w:t xml:space="preserve"> ; </w:t>
-      </w:r>
-      <w:hyperlink r:id="rId151">
-        <w:r>
-          <w:rPr>
-            <w:lang w:val="fr_FR" w:bidi="fr_FR"/>
-          </w:rPr>
-          <w:rPr>
-            <w:color w:val="0000EE"/>
-            <w:u w:val="single"/>
-          </w:rPr>
-          <w:t>Amos 5.11</w:t>
-        </w:r>
-      </w:hyperlink>
-      <w:r>
-        <w:rPr>
-          <w:lang w:val="fr_FR" w:bidi="fr_FR"/>
-        </w:rPr>
-        <w:t xml:space="preserve"> ; </w:t>
-      </w:r>
-      <w:hyperlink r:id="rId152">
-        <w:r>
-          <w:rPr>
-            <w:lang w:val="fr_FR" w:bidi="fr_FR"/>
-          </w:rPr>
-          <w:rPr>
-            <w:color w:val="0000EE"/>
-            <w:u w:val="single"/>
-          </w:rPr>
-          <w:t>Michée 6.14–15</w:t>
-        </w:r>
-      </w:hyperlink>
+      <w:r>
+        <w:rPr>
+          <w:lang w:val="fr_FR" w:bidi="fr_FR"/>
+        </w:rPr>
+        <w:t>63–68</w:t>
+      </w:r>
+      <w:r>
+        <w:rPr>
+          <w:lang w:val="fr_FR" w:bidi="fr_FR"/>
+        </w:rPr>
+        <w:t xml:space="preserve"> ; </w:t>
+      </w:r>
+      <w:r>
+        <w:rPr>
+          <w:lang w:val="fr_FR" w:bidi="fr_FR"/>
+        </w:rPr>
+        <w:t>30.1–5</w:t>
+      </w:r>
+      <w:r>
+        <w:rPr>
+          <w:lang w:val="fr_FR" w:bidi="fr_FR"/>
+        </w:rPr>
+        <w:t xml:space="preserve"> ; </w:t>
+      </w:r>
+      <w:r>
+        <w:rPr>
+          <w:lang w:val="fr_FR" w:bidi="fr_FR"/>
+        </w:rPr>
+        <w:t>2 Rois 17.5–23</w:t>
+      </w:r>
+      <w:r>
+        <w:rPr>
+          <w:lang w:val="fr_FR" w:bidi="fr_FR"/>
+        </w:rPr>
+        <w:t xml:space="preserve"> ; </w:t>
+      </w:r>
+      <w:r>
+        <w:rPr>
+          <w:lang w:val="fr_FR" w:bidi="fr_FR"/>
+        </w:rPr>
+        <w:t>24.1–25.21</w:t>
+      </w:r>
+      <w:r>
+        <w:rPr>
+          <w:lang w:val="fr_FR" w:bidi="fr_FR"/>
+        </w:rPr>
+        <w:t xml:space="preserve"> ; </w:t>
+      </w:r>
+      <w:r>
+        <w:rPr>
+          <w:lang w:val="fr_FR" w:bidi="fr_FR"/>
+        </w:rPr>
+        <w:t>Esdras 5.12</w:t>
+      </w:r>
+      <w:r>
+        <w:rPr>
+          <w:lang w:val="fr_FR" w:bidi="fr_FR"/>
+        </w:rPr>
+        <w:t xml:space="preserve"> ; </w:t>
+      </w:r>
+      <w:r>
+        <w:rPr>
+          <w:lang w:val="fr_FR" w:bidi="fr_FR"/>
+        </w:rPr>
+        <w:t>Psaumes 89</w:t>
+      </w:r>
+      <w:r>
+        <w:rPr>
+          <w:lang w:val="fr_FR" w:bidi="fr_FR"/>
+        </w:rPr>
+        <w:t xml:space="preserve"> ; </w:t>
+      </w:r>
+      <w:r>
+        <w:rPr>
+          <w:lang w:val="fr_FR" w:bidi="fr_FR"/>
+        </w:rPr>
+        <w:t>107</w:t>
+      </w:r>
+      <w:r>
+        <w:rPr>
+          <w:lang w:val="fr_FR" w:bidi="fr_FR"/>
+        </w:rPr>
+        <w:t xml:space="preserve"> ; </w:t>
+      </w:r>
+      <w:r>
+        <w:rPr>
+          <w:lang w:val="fr_FR" w:bidi="fr_FR"/>
+        </w:rPr>
+        <w:t>126</w:t>
+      </w:r>
+      <w:r>
+        <w:rPr>
+          <w:lang w:val="fr_FR" w:bidi="fr_FR"/>
+        </w:rPr>
+        <w:t xml:space="preserve"> ; </w:t>
+      </w:r>
+      <w:r>
+        <w:rPr>
+          <w:lang w:val="fr_FR" w:bidi="fr_FR"/>
+        </w:rPr>
+        <w:t>Ésaïe 5.13</w:t>
+      </w:r>
+      <w:r>
+        <w:rPr>
+          <w:lang w:val="fr_FR" w:bidi="fr_FR"/>
+        </w:rPr>
+        <w:t xml:space="preserve"> ; </w:t>
+      </w:r>
+      <w:r>
+        <w:rPr>
+          <w:lang w:val="fr_FR" w:bidi="fr_FR"/>
+        </w:rPr>
+        <w:t>27.13</w:t>
+      </w:r>
+      <w:r>
+        <w:rPr>
+          <w:lang w:val="fr_FR" w:bidi="fr_FR"/>
+        </w:rPr>
+        <w:t xml:space="preserve"> ; </w:t>
+      </w:r>
+      <w:r>
+        <w:rPr>
+          <w:lang w:val="fr_FR" w:bidi="fr_FR"/>
+        </w:rPr>
+        <w:t>52.1–12</w:t>
+      </w:r>
+      <w:r>
+        <w:rPr>
+          <w:lang w:val="fr_FR" w:bidi="fr_FR"/>
+        </w:rPr>
+        <w:t xml:space="preserve"> ; </w:t>
+      </w:r>
+      <w:r>
+        <w:rPr>
+          <w:lang w:val="fr_FR" w:bidi="fr_FR"/>
+        </w:rPr>
+        <w:t>59.10</w:t>
+      </w:r>
+      <w:r>
+        <w:rPr>
+          <w:lang w:val="fr_FR" w:bidi="fr_FR"/>
+        </w:rPr>
+        <w:t xml:space="preserve"> ; </w:t>
+      </w:r>
+      <w:r>
+        <w:rPr>
+          <w:lang w:val="fr_FR" w:bidi="fr_FR"/>
+        </w:rPr>
+        <w:t>Jérémie 2.37</w:t>
+      </w:r>
+      <w:r>
+        <w:rPr>
+          <w:lang w:val="fr_FR" w:bidi="fr_FR"/>
+        </w:rPr>
+        <w:t xml:space="preserve"> ; </w:t>
+      </w:r>
+      <w:r>
+        <w:rPr>
+          <w:lang w:val="fr_FR" w:bidi="fr_FR"/>
+        </w:rPr>
+        <w:t>3.18</w:t>
+      </w:r>
+      <w:r>
+        <w:rPr>
+          <w:lang w:val="fr_FR" w:bidi="fr_FR"/>
+        </w:rPr>
+        <w:t xml:space="preserve"> ; </w:t>
+      </w:r>
+      <w:r>
+        <w:rPr>
+          <w:lang w:val="fr_FR" w:bidi="fr_FR"/>
+        </w:rPr>
+        <w:t>4.13</w:t>
+      </w:r>
+      <w:r>
+        <w:rPr>
+          <w:lang w:val="fr_FR" w:bidi="fr_FR"/>
+        </w:rPr>
+        <w:t xml:space="preserve"> ; </w:t>
+      </w:r>
+      <w:r>
+        <w:rPr>
+          <w:lang w:val="fr_FR" w:bidi="fr_FR"/>
+        </w:rPr>
+        <w:t>Ézéchiel 6.9</w:t>
+      </w:r>
+      <w:r>
+        <w:rPr>
+          <w:lang w:val="fr_FR" w:bidi="fr_FR"/>
+        </w:rPr>
+        <w:t xml:space="preserve"> ; </w:t>
+      </w:r>
+      <w:r>
+        <w:rPr>
+          <w:lang w:val="fr_FR" w:bidi="fr_FR"/>
+        </w:rPr>
+        <w:t>20.41</w:t>
+      </w:r>
+      <w:r>
+        <w:rPr>
+          <w:lang w:val="fr_FR" w:bidi="fr_FR"/>
+        </w:rPr>
+        <w:t xml:space="preserve"> ; </w:t>
+      </w:r>
+      <w:r>
+        <w:rPr>
+          <w:lang w:val="fr_FR" w:bidi="fr_FR"/>
+        </w:rPr>
+        <w:t>37.1–14</w:t>
+      </w:r>
+      <w:r>
+        <w:rPr>
+          <w:lang w:val="fr_FR" w:bidi="fr_FR"/>
+        </w:rPr>
+        <w:t xml:space="preserve"> ; </w:t>
+      </w:r>
+      <w:r>
+        <w:rPr>
+          <w:lang w:val="fr_FR" w:bidi="fr_FR"/>
+        </w:rPr>
+        <w:t>Amos 5.11</w:t>
+      </w:r>
+      <w:r>
+        <w:rPr>
+          <w:lang w:val="fr_FR" w:bidi="fr_FR"/>
+        </w:rPr>
+        <w:t xml:space="preserve"> ; </w:t>
+      </w:r>
+      <w:r>
+        <w:rPr>
+          <w:lang w:val="fr_FR" w:bidi="fr_FR"/>
+        </w:rPr>
+        <w:t>Michée 6.14–15</w:t>
+      </w:r>
       <w:r>
         <w:rPr>
           <w:lang w:val="fr_FR" w:bidi="fr_FR"/>
@@ -4829,36 +3617,24 @@
         </w:rPr>
         <w:t>Vraiment connaître Dieu veut dire développer une relation personnelle avec lui. En se rapprochant de lui, on apprend à voir les choses comme lui les voit, et on apprend à l'imiter. Connaître Dieu transforme nos pensées, nos actions, nos priorités, nos valeurs et nos relations avec les autres. Le connaître est plus important que les cérémonies religieuses, les sacrifices ou toute autre activité religieuse (</w:t>
       </w:r>
-      <w:hyperlink r:id="rId184">
-        <w:r>
-          <w:rPr>
-            <w:lang w:val="fr_FR" w:bidi="fr_FR"/>
-          </w:rPr>
-          <w:rPr>
-            <w:color w:val="0000EE"/>
-            <w:u w:val="single"/>
-          </w:rPr>
-          <w:t>Jr 9.23–24</w:t>
-        </w:r>
-      </w:hyperlink>
-      <w:r>
-        <w:rPr>
-          <w:lang w:val="fr_FR" w:bidi="fr_FR"/>
-        </w:rPr>
-        <w:t xml:space="preserve"> ; </w:t>
-      </w:r>
-      <w:hyperlink r:id="rId185">
-        <w:r>
-          <w:rPr>
-            <w:lang w:val="fr_FR" w:bidi="fr_FR"/>
-          </w:rPr>
-          <w:rPr>
-            <w:color w:val="0000EE"/>
-            <w:u w:val="single"/>
-          </w:rPr>
-          <w:t>31.34</w:t>
-        </w:r>
-      </w:hyperlink>
+      <w:r>
+        <w:rPr>
+          <w:lang w:val="fr_FR" w:bidi="fr_FR"/>
+        </w:rPr>
+        <w:t>Jr 9.23–24</w:t>
+      </w:r>
+      <w:r>
+        <w:rPr>
+          <w:lang w:val="fr_FR" w:bidi="fr_FR"/>
+        </w:rPr>
+        <w:t xml:space="preserve"> ; </w:t>
+      </w:r>
+      <w:r>
+        <w:rPr>
+          <w:lang w:val="fr_FR" w:bidi="fr_FR"/>
+        </w:rPr>
+        <w:t>31.34</w:t>
+      </w:r>
       <w:r>
         <w:rPr>
           <w:lang w:val="fr_FR" w:bidi="fr_FR"/>
@@ -4879,30 +3655,18 @@
         </w:rPr>
         <w:t>Le prophète Osée souligne l'importance de connaître Dieu. Il dit qu'Israël sera détruit parce qu'il ne connaît pas Dieu (</w:t>
       </w:r>
-      <w:hyperlink r:id="rId186">
-        <w:r>
-          <w:rPr>
-            <w:lang w:val="fr_FR" w:bidi="fr_FR"/>
-          </w:rPr>
-          <w:rPr>
-            <w:color w:val="0000EE"/>
-            <w:u w:val="single"/>
-          </w:rPr>
-          <w:t>Os 4.1,</w:t>
-        </w:r>
-      </w:hyperlink>
-      <w:hyperlink r:id="rId187">
-        <w:r>
-          <w:rPr>
-            <w:lang w:val="fr_FR" w:bidi="fr_FR"/>
-          </w:rPr>
-          <w:rPr>
-            <w:color w:val="0000EE"/>
-            <w:u w:val="single"/>
-          </w:rPr>
-          <w:t>6</w:t>
-        </w:r>
-      </w:hyperlink>
+      <w:r>
+        <w:rPr>
+          <w:lang w:val="fr_FR" w:bidi="fr_FR"/>
+        </w:rPr>
+        <w:t>Os 4.1,</w:t>
+      </w:r>
+      <w:r>
+        <w:rPr>
+          <w:lang w:val="fr_FR" w:bidi="fr_FR"/>
+        </w:rPr>
+        <w:t>6</w:t>
+      </w:r>
       <w:r>
         <w:rPr>
           <w:lang w:val="fr_FR" w:bidi="fr_FR"/>
@@ -4923,90 +3687,60 @@
         </w:rPr>
         <w:t>Ce thème apparaît souvent aussi dans l'Évangile de Jean. Jésus souligne souvent la nécessité de connaître Dieu. Il affirme que les gens peuvent s'engager dans des pratiques religieuses sans avoir de véritable relation avec Dieu (</w:t>
       </w:r>
-      <w:hyperlink r:id="rId188">
-        <w:r>
-          <w:rPr>
-            <w:lang w:val="fr_FR" w:bidi="fr_FR"/>
-          </w:rPr>
-          <w:rPr>
-            <w:color w:val="0000EE"/>
-            <w:u w:val="single"/>
-          </w:rPr>
-          <w:t>Jn 7.25–29</w:t>
-        </w:r>
-      </w:hyperlink>
-      <w:r>
-        <w:rPr>
-          <w:lang w:val="fr_FR" w:bidi="fr_FR"/>
-        </w:rPr>
-        <w:t xml:space="preserve"> ; </w:t>
-      </w:r>
-      <w:hyperlink r:id="rId189">
-        <w:r>
-          <w:rPr>
-            <w:lang w:val="fr_FR" w:bidi="fr_FR"/>
-          </w:rPr>
-          <w:rPr>
-            <w:color w:val="0000EE"/>
-            <w:u w:val="single"/>
-          </w:rPr>
-          <w:t>8.14–19</w:t>
-        </w:r>
-      </w:hyperlink>
+      <w:r>
+        <w:rPr>
+          <w:lang w:val="fr_FR" w:bidi="fr_FR"/>
+        </w:rPr>
+        <w:t>Jn 7.25–29</w:t>
+      </w:r>
+      <w:r>
+        <w:rPr>
+          <w:lang w:val="fr_FR" w:bidi="fr_FR"/>
+        </w:rPr>
+        <w:t xml:space="preserve"> ; </w:t>
+      </w:r>
+      <w:r>
+        <w:rPr>
+          <w:lang w:val="fr_FR" w:bidi="fr_FR"/>
+        </w:rPr>
+        <w:t>8.14–19</w:t>
+      </w:r>
       <w:r>
         <w:rPr>
           <w:lang w:val="fr_FR" w:bidi="fr_FR"/>
         </w:rPr>
         <w:t xml:space="preserve">, </w:t>
       </w:r>
-      <w:hyperlink r:id="rId190">
-        <w:r>
-          <w:rPr>
-            <w:lang w:val="fr_FR" w:bidi="fr_FR"/>
-          </w:rPr>
-          <w:rPr>
-            <w:color w:val="0000EE"/>
-            <w:u w:val="single"/>
-          </w:rPr>
-          <w:t>54–55</w:t>
-        </w:r>
-      </w:hyperlink>
-      <w:r>
-        <w:rPr>
-          <w:lang w:val="fr_FR" w:bidi="fr_FR"/>
-        </w:rPr>
-        <w:t xml:space="preserve"> ; </w:t>
-      </w:r>
-      <w:hyperlink r:id="rId191">
-        <w:r>
-          <w:rPr>
-            <w:lang w:val="fr_FR" w:bidi="fr_FR"/>
-          </w:rPr>
-          <w:rPr>
-            <w:color w:val="0000EE"/>
-            <w:u w:val="single"/>
-          </w:rPr>
-          <w:t>14.6–11</w:t>
-        </w:r>
-      </w:hyperlink>
-      <w:r>
-        <w:rPr>
-          <w:lang w:val="fr_FR" w:bidi="fr_FR"/>
-        </w:rPr>
-        <w:t xml:space="preserve"> ; </w:t>
-      </w:r>
-      <w:hyperlink r:id="rId192">
-        <w:r>
-          <w:rPr>
-            <w:lang w:val="fr_FR" w:bidi="fr_FR"/>
-          </w:rPr>
-          <w:rPr>
-            <w:color w:val="0000EE"/>
-            <w:u w:val="single"/>
-          </w:rPr>
-          <w:t>17.1–3</w:t>
-        </w:r>
-      </w:hyperlink>
+      <w:r>
+        <w:rPr>
+          <w:lang w:val="fr_FR" w:bidi="fr_FR"/>
+        </w:rPr>
+        <w:t>54–55</w:t>
+      </w:r>
+      <w:r>
+        <w:rPr>
+          <w:lang w:val="fr_FR" w:bidi="fr_FR"/>
+        </w:rPr>
+        <w:t xml:space="preserve"> ; </w:t>
+      </w:r>
+      <w:r>
+        <w:rPr>
+          <w:lang w:val="fr_FR" w:bidi="fr_FR"/>
+        </w:rPr>
+        <w:t>14.6–11</w:t>
+      </w:r>
+      <w:r>
+        <w:rPr>
+          <w:lang w:val="fr_FR" w:bidi="fr_FR"/>
+        </w:rPr>
+        <w:t xml:space="preserve"> ; </w:t>
+      </w:r>
+      <w:r>
+        <w:rPr>
+          <w:lang w:val="fr_FR" w:bidi="fr_FR"/>
+        </w:rPr>
+        <w:t>17.1–3</w:t>
+      </w:r>
       <w:r>
         <w:rPr>
           <w:lang w:val="fr_FR" w:bidi="fr_FR"/>
@@ -5036,306 +3770,204 @@
           <w:lang w:val="fr_FR" w:bidi="fr_FR"/>
         </w:rPr>
       </w:r>
-      <w:hyperlink r:id="rId193">
-        <w:r>
-          <w:rPr>
-            <w:lang w:val="fr_FR" w:bidi="fr_FR"/>
-          </w:rPr>
-          <w:rPr>
-            <w:color w:val="0000EE"/>
-            <w:u w:val="single"/>
-          </w:rPr>
-          <w:t>Exode 33.8</w:t>
-        </w:r>
-      </w:hyperlink>
+      <w:r>
+        <w:rPr>
+          <w:lang w:val="fr_FR" w:bidi="fr_FR"/>
+        </w:rPr>
+        <w:t>Exode 33.8</w:t>
+      </w:r>
       <w:r>
         <w:rPr>
           <w:lang w:val="fr_FR" w:bidi="fr_FR"/>
         </w:rPr>
         <w:t xml:space="preserve">, </w:t>
       </w:r>
-      <w:hyperlink r:id="rId194">
-        <w:r>
-          <w:rPr>
-            <w:lang w:val="fr_FR" w:bidi="fr_FR"/>
-          </w:rPr>
-          <w:rPr>
-            <w:color w:val="0000EE"/>
-            <w:u w:val="single"/>
-          </w:rPr>
-          <w:t>11</w:t>
-        </w:r>
-      </w:hyperlink>
-      <w:r>
-        <w:rPr>
-          <w:lang w:val="fr_FR" w:bidi="fr_FR"/>
-        </w:rPr>
-        <w:t xml:space="preserve"> ; </w:t>
-      </w:r>
-      <w:hyperlink r:id="rId195">
-        <w:r>
-          <w:rPr>
-            <w:lang w:val="fr_FR" w:bidi="fr_FR"/>
-          </w:rPr>
-          <w:rPr>
-            <w:color w:val="0000EE"/>
-            <w:u w:val="single"/>
-          </w:rPr>
-          <w:t>Nombres 12.6–8</w:t>
-        </w:r>
-      </w:hyperlink>
-      <w:r>
-        <w:rPr>
-          <w:lang w:val="fr_FR" w:bidi="fr_FR"/>
-        </w:rPr>
-        <w:t xml:space="preserve"> ; </w:t>
-      </w:r>
-      <w:hyperlink r:id="rId196">
-        <w:r>
-          <w:rPr>
-            <w:lang w:val="fr_FR" w:bidi="fr_FR"/>
-          </w:rPr>
-          <w:rPr>
-            <w:color w:val="0000EE"/>
-            <w:u w:val="single"/>
-          </w:rPr>
-          <w:t>Ésaïe 11.9</w:t>
-        </w:r>
-      </w:hyperlink>
-      <w:r>
-        <w:rPr>
-          <w:lang w:val="fr_FR" w:bidi="fr_FR"/>
-        </w:rPr>
-        <w:t xml:space="preserve"> ; </w:t>
-      </w:r>
-      <w:hyperlink r:id="rId197">
-        <w:r>
-          <w:rPr>
-            <w:lang w:val="fr_FR" w:bidi="fr_FR"/>
-          </w:rPr>
-          <w:rPr>
-            <w:color w:val="0000EE"/>
-            <w:u w:val="single"/>
-          </w:rPr>
-          <w:t>43.10</w:t>
-        </w:r>
-      </w:hyperlink>
-      <w:r>
-        <w:rPr>
-          <w:lang w:val="fr_FR" w:bidi="fr_FR"/>
-        </w:rPr>
-        <w:t xml:space="preserve"> ; </w:t>
-      </w:r>
-      <w:hyperlink r:id="rId198">
-        <w:r>
-          <w:rPr>
-            <w:lang w:val="fr_FR" w:bidi="fr_FR"/>
-          </w:rPr>
-          <w:rPr>
-            <w:color w:val="0000EE"/>
-            <w:u w:val="single"/>
-          </w:rPr>
-          <w:t>Jérémie 9.24</w:t>
-        </w:r>
-      </w:hyperlink>
-      <w:r>
-        <w:rPr>
-          <w:lang w:val="fr_FR" w:bidi="fr_FR"/>
-        </w:rPr>
-        <w:t xml:space="preserve"> ; </w:t>
-      </w:r>
-      <w:hyperlink r:id="rId199">
-        <w:r>
-          <w:rPr>
-            <w:lang w:val="fr_FR" w:bidi="fr_FR"/>
-          </w:rPr>
-          <w:rPr>
-            <w:color w:val="0000EE"/>
-            <w:u w:val="single"/>
-          </w:rPr>
-          <w:t>31.33–34</w:t>
-        </w:r>
-      </w:hyperlink>
-      <w:r>
-        <w:rPr>
-          <w:lang w:val="fr_FR" w:bidi="fr_FR"/>
-        </w:rPr>
-        <w:t xml:space="preserve"> ; </w:t>
-      </w:r>
-      <w:hyperlink r:id="rId200">
-        <w:r>
-          <w:rPr>
-            <w:lang w:val="fr_FR" w:bidi="fr_FR"/>
-          </w:rPr>
-          <w:rPr>
-            <w:color w:val="0000EE"/>
-            <w:u w:val="single"/>
-          </w:rPr>
-          <w:t>Osée 6.3</w:t>
-        </w:r>
-      </w:hyperlink>
+      <w:r>
+        <w:rPr>
+          <w:lang w:val="fr_FR" w:bidi="fr_FR"/>
+        </w:rPr>
+        <w:t>11</w:t>
+      </w:r>
+      <w:r>
+        <w:rPr>
+          <w:lang w:val="fr_FR" w:bidi="fr_FR"/>
+        </w:rPr>
+        <w:t xml:space="preserve"> ; </w:t>
+      </w:r>
+      <w:r>
+        <w:rPr>
+          <w:lang w:val="fr_FR" w:bidi="fr_FR"/>
+        </w:rPr>
+        <w:t>Nombres 12.6–8</w:t>
+      </w:r>
+      <w:r>
+        <w:rPr>
+          <w:lang w:val="fr_FR" w:bidi="fr_FR"/>
+        </w:rPr>
+        <w:t xml:space="preserve"> ; </w:t>
+      </w:r>
+      <w:r>
+        <w:rPr>
+          <w:lang w:val="fr_FR" w:bidi="fr_FR"/>
+        </w:rPr>
+        <w:t>Ésaïe 11.9</w:t>
+      </w:r>
+      <w:r>
+        <w:rPr>
+          <w:lang w:val="fr_FR" w:bidi="fr_FR"/>
+        </w:rPr>
+        <w:t xml:space="preserve"> ; </w:t>
+      </w:r>
+      <w:r>
+        <w:rPr>
+          <w:lang w:val="fr_FR" w:bidi="fr_FR"/>
+        </w:rPr>
+        <w:t>43.10</w:t>
+      </w:r>
+      <w:r>
+        <w:rPr>
+          <w:lang w:val="fr_FR" w:bidi="fr_FR"/>
+        </w:rPr>
+        <w:t xml:space="preserve"> ; </w:t>
+      </w:r>
+      <w:r>
+        <w:rPr>
+          <w:lang w:val="fr_FR" w:bidi="fr_FR"/>
+        </w:rPr>
+        <w:t>Jérémie 9.24</w:t>
+      </w:r>
+      <w:r>
+        <w:rPr>
+          <w:lang w:val="fr_FR" w:bidi="fr_FR"/>
+        </w:rPr>
+        <w:t xml:space="preserve"> ; </w:t>
+      </w:r>
+      <w:r>
+        <w:rPr>
+          <w:lang w:val="fr_FR" w:bidi="fr_FR"/>
+        </w:rPr>
+        <w:t>31.33–34</w:t>
+      </w:r>
+      <w:r>
+        <w:rPr>
+          <w:lang w:val="fr_FR" w:bidi="fr_FR"/>
+        </w:rPr>
+        <w:t xml:space="preserve"> ; </w:t>
+      </w:r>
+      <w:r>
+        <w:rPr>
+          <w:lang w:val="fr_FR" w:bidi="fr_FR"/>
+        </w:rPr>
+        <w:t>Osée 6.3</w:t>
+      </w:r>
       <w:r>
         <w:rPr>
           <w:lang w:val="fr_FR" w:bidi="fr_FR"/>
         </w:rPr>
         <w:t xml:space="preserve">, </w:t>
       </w:r>
-      <w:hyperlink r:id="rId201">
-        <w:r>
-          <w:rPr>
-            <w:lang w:val="fr_FR" w:bidi="fr_FR"/>
-          </w:rPr>
-          <w:rPr>
-            <w:color w:val="0000EE"/>
-            <w:u w:val="single"/>
-          </w:rPr>
-          <w:t>6</w:t>
-        </w:r>
-      </w:hyperlink>
-      <w:r>
-        <w:rPr>
-          <w:lang w:val="fr_FR" w:bidi="fr_FR"/>
-        </w:rPr>
-        <w:t xml:space="preserve"> ; </w:t>
-      </w:r>
-      <w:hyperlink r:id="rId202">
-        <w:r>
-          <w:rPr>
-            <w:lang w:val="fr_FR" w:bidi="fr_FR"/>
-          </w:rPr>
-          <w:rPr>
-            <w:color w:val="0000EE"/>
-            <w:u w:val="single"/>
-          </w:rPr>
-          <w:t>Jean 17.3</w:t>
-        </w:r>
-      </w:hyperlink>
-      <w:r>
-        <w:rPr>
-          <w:lang w:val="fr_FR" w:bidi="fr_FR"/>
-        </w:rPr>
-        <w:t xml:space="preserve"> ; </w:t>
-      </w:r>
-      <w:hyperlink r:id="rId203">
-        <w:r>
-          <w:rPr>
-            <w:lang w:val="fr_FR" w:bidi="fr_FR"/>
-          </w:rPr>
-          <w:rPr>
-            <w:color w:val="0000EE"/>
-            <w:u w:val="single"/>
-          </w:rPr>
-          <w:t>Philippiens 3.10</w:t>
-        </w:r>
-      </w:hyperlink>
-      <w:r>
-        <w:rPr>
-          <w:lang w:val="fr_FR" w:bidi="fr_FR"/>
-        </w:rPr>
-        <w:t xml:space="preserve"> ; </w:t>
-      </w:r>
-      <w:hyperlink r:id="rId204">
-        <w:r>
-          <w:rPr>
-            <w:lang w:val="fr_FR" w:bidi="fr_FR"/>
-          </w:rPr>
-          <w:rPr>
-            <w:color w:val="0000EE"/>
-            <w:u w:val="single"/>
-          </w:rPr>
-          <w:t>Tite 1.16</w:t>
-        </w:r>
-      </w:hyperlink>
-      <w:r>
-        <w:rPr>
-          <w:lang w:val="fr_FR" w:bidi="fr_FR"/>
-        </w:rPr>
-        <w:t xml:space="preserve"> ; </w:t>
-      </w:r>
-      <w:hyperlink r:id="rId205">
-        <w:r>
-          <w:rPr>
-            <w:lang w:val="fr_FR" w:bidi="fr_FR"/>
-          </w:rPr>
-          <w:rPr>
-            <w:color w:val="0000EE"/>
-            <w:u w:val="single"/>
-          </w:rPr>
-          <w:t>Hébreux 8.10–13</w:t>
-        </w:r>
-      </w:hyperlink>
-      <w:r>
-        <w:rPr>
-          <w:lang w:val="fr_FR" w:bidi="fr_FR"/>
-        </w:rPr>
-        <w:t xml:space="preserve"> ; </w:t>
-      </w:r>
-      <w:hyperlink r:id="rId206">
-        <w:r>
-          <w:rPr>
-            <w:lang w:val="fr_FR" w:bidi="fr_FR"/>
-          </w:rPr>
-          <w:rPr>
-            <w:color w:val="0000EE"/>
-            <w:u w:val="single"/>
-          </w:rPr>
-          <w:t>1 Jean 2.4</w:t>
-        </w:r>
-      </w:hyperlink>
-      <w:r>
-        <w:rPr>
-          <w:lang w:val="fr_FR" w:bidi="fr_FR"/>
-        </w:rPr>
-        <w:t xml:space="preserve"> ; </w:t>
-      </w:r>
-      <w:hyperlink r:id="rId207">
-        <w:r>
-          <w:rPr>
-            <w:lang w:val="fr_FR" w:bidi="fr_FR"/>
-          </w:rPr>
-          <w:rPr>
-            <w:color w:val="0000EE"/>
-            <w:u w:val="single"/>
-          </w:rPr>
-          <w:t>4.6</w:t>
-        </w:r>
-      </w:hyperlink>
+      <w:r>
+        <w:rPr>
+          <w:lang w:val="fr_FR" w:bidi="fr_FR"/>
+        </w:rPr>
+        <w:t>6</w:t>
+      </w:r>
+      <w:r>
+        <w:rPr>
+          <w:lang w:val="fr_FR" w:bidi="fr_FR"/>
+        </w:rPr>
+        <w:t xml:space="preserve"> ; </w:t>
+      </w:r>
+      <w:r>
+        <w:rPr>
+          <w:lang w:val="fr_FR" w:bidi="fr_FR"/>
+        </w:rPr>
+        <w:t>Jean 17.3</w:t>
+      </w:r>
+      <w:r>
+        <w:rPr>
+          <w:lang w:val="fr_FR" w:bidi="fr_FR"/>
+        </w:rPr>
+        <w:t xml:space="preserve"> ; </w:t>
+      </w:r>
+      <w:r>
+        <w:rPr>
+          <w:lang w:val="fr_FR" w:bidi="fr_FR"/>
+        </w:rPr>
+        <w:t>Philippiens 3.10</w:t>
+      </w:r>
+      <w:r>
+        <w:rPr>
+          <w:lang w:val="fr_FR" w:bidi="fr_FR"/>
+        </w:rPr>
+        <w:t xml:space="preserve"> ; </w:t>
+      </w:r>
+      <w:r>
+        <w:rPr>
+          <w:lang w:val="fr_FR" w:bidi="fr_FR"/>
+        </w:rPr>
+        <w:t>Tite 1.16</w:t>
+      </w:r>
+      <w:r>
+        <w:rPr>
+          <w:lang w:val="fr_FR" w:bidi="fr_FR"/>
+        </w:rPr>
+        <w:t xml:space="preserve"> ; </w:t>
+      </w:r>
+      <w:r>
+        <w:rPr>
+          <w:lang w:val="fr_FR" w:bidi="fr_FR"/>
+        </w:rPr>
+        <w:t>Hébreux 8.10–13</w:t>
+      </w:r>
+      <w:r>
+        <w:rPr>
+          <w:lang w:val="fr_FR" w:bidi="fr_FR"/>
+        </w:rPr>
+        <w:t xml:space="preserve"> ; </w:t>
+      </w:r>
+      <w:r>
+        <w:rPr>
+          <w:lang w:val="fr_FR" w:bidi="fr_FR"/>
+        </w:rPr>
+        <w:t>1 Jean 2.4</w:t>
+      </w:r>
+      <w:r>
+        <w:rPr>
+          <w:lang w:val="fr_FR" w:bidi="fr_FR"/>
+        </w:rPr>
+        <w:t xml:space="preserve"> ; </w:t>
+      </w:r>
+      <w:r>
+        <w:rPr>
+          <w:lang w:val="fr_FR" w:bidi="fr_FR"/>
+        </w:rPr>
+        <w:t>4.6</w:t>
+      </w:r>
       <w:r>
         <w:rPr>
           <w:lang w:val="fr_FR" w:bidi="fr_FR"/>
         </w:rPr>
         <w:t xml:space="preserve">, </w:t>
       </w:r>
-      <w:hyperlink r:id="rId208">
-        <w:r>
-          <w:rPr>
-            <w:lang w:val="fr_FR" w:bidi="fr_FR"/>
-          </w:rPr>
-          <w:rPr>
-            <w:color w:val="0000EE"/>
-            <w:u w:val="single"/>
-          </w:rPr>
-          <w:t>8</w:t>
-        </w:r>
-      </w:hyperlink>
-      <w:r>
-        <w:rPr>
-          <w:lang w:val="fr_FR" w:bidi="fr_FR"/>
-        </w:rPr>
-        <w:t xml:space="preserve"> ; </w:t>
-      </w:r>
-      <w:hyperlink r:id="rId209">
-        <w:r>
-          <w:rPr>
-            <w:lang w:val="fr_FR" w:bidi="fr_FR"/>
-          </w:rPr>
-          <w:rPr>
-            <w:color w:val="0000EE"/>
-            <w:u w:val="single"/>
-          </w:rPr>
-          <w:t>3 Jean 1.11</w:t>
-        </w:r>
-      </w:hyperlink>
+      <w:r>
+        <w:rPr>
+          <w:lang w:val="fr_FR" w:bidi="fr_FR"/>
+        </w:rPr>
+        <w:t>8</w:t>
+      </w:r>
+      <w:r>
+        <w:rPr>
+          <w:lang w:val="fr_FR" w:bidi="fr_FR"/>
+        </w:rPr>
+        <w:t xml:space="preserve"> ; </w:t>
+      </w:r>
+      <w:r>
+        <w:rPr>
+          <w:lang w:val="fr_FR" w:bidi="fr_FR"/>
+        </w:rPr>
+        <w:t>3 Jean 1.11</w:t>
+      </w:r>
       <w:r>
         <w:rPr>
           <w:lang w:val="fr_FR" w:bidi="fr_FR"/>
@@ -5404,72 +4036,48 @@
         </w:rPr>
         <w:t xml:space="preserve"> (voir par exemple </w:t>
       </w:r>
-      <w:hyperlink r:id="rId210">
-        <w:r>
-          <w:rPr>
-            <w:lang w:val="fr_FR" w:bidi="fr_FR"/>
-          </w:rPr>
-          <w:rPr>
-            <w:color w:val="0000EE"/>
-            <w:u w:val="single"/>
-          </w:rPr>
-          <w:t xml:space="preserve">Dt 6.1–13 </w:t>
-        </w:r>
-      </w:hyperlink>
+      <w:r>
+        <w:rPr>
+          <w:lang w:val="fr_FR" w:bidi="fr_FR"/>
+        </w:rPr>
+        <w:t xml:space="preserve">Dt 6.1–13 </w:t>
+      </w:r>
       <w:r>
         <w:rPr>
           <w:lang w:val="fr_FR" w:bidi="fr_FR"/>
         </w:rPr>
         <w:t xml:space="preserve">; </w:t>
       </w:r>
-      <w:hyperlink r:id="rId211">
-        <w:r>
-          <w:rPr>
-            <w:lang w:val="fr_FR" w:bidi="fr_FR"/>
-          </w:rPr>
-          <w:rPr>
-            <w:color w:val="0000EE"/>
-            <w:u w:val="single"/>
-          </w:rPr>
-          <w:t xml:space="preserve">10.12–21 </w:t>
-        </w:r>
-      </w:hyperlink>
+      <w:r>
+        <w:rPr>
+          <w:lang w:val="fr_FR" w:bidi="fr_FR"/>
+        </w:rPr>
+        <w:t xml:space="preserve">10.12–21 </w:t>
+      </w:r>
       <w:r>
         <w:rPr>
           <w:lang w:val="fr_FR" w:bidi="fr_FR"/>
         </w:rPr>
         <w:t xml:space="preserve">; </w:t>
       </w:r>
-      <w:hyperlink r:id="rId212">
-        <w:r>
-          <w:rPr>
-            <w:lang w:val="fr_FR" w:bidi="fr_FR"/>
-          </w:rPr>
-          <w:rPr>
-            <w:color w:val="0000EE"/>
-            <w:u w:val="single"/>
-          </w:rPr>
-          <w:t>31.9–13</w:t>
-        </w:r>
-      </w:hyperlink>
+      <w:r>
+        <w:rPr>
+          <w:lang w:val="fr_FR" w:bidi="fr_FR"/>
+        </w:rPr>
+        <w:t>31.9–13</w:t>
+      </w:r>
       <w:r>
         <w:rPr>
           <w:lang w:val="fr_FR" w:bidi="fr_FR"/>
         </w:rPr>
         <w:t>). Josué répète aussi cette exhortation vers la fin de sa vie (</w:t>
       </w:r>
-      <w:hyperlink r:id="rId213">
-        <w:r>
-          <w:rPr>
-            <w:lang w:val="fr_FR" w:bidi="fr_FR"/>
-          </w:rPr>
-          <w:rPr>
-            <w:color w:val="0000EE"/>
-            <w:u w:val="single"/>
-          </w:rPr>
-          <w:t>Jos 24.14</w:t>
-        </w:r>
-      </w:hyperlink>
+      <w:r>
+        <w:rPr>
+          <w:lang w:val="fr_FR" w:bidi="fr_FR"/>
+        </w:rPr>
+        <w:t>Jos 24.14</w:t>
+      </w:r>
       <w:r>
         <w:rPr>
           <w:lang w:val="fr_FR" w:bidi="fr_FR"/>
@@ -5503,18 +4111,12 @@
         </w:rPr>
         <w:t>Le thème principal des Proverbes se résume par la déclaration que « La crainte de l’Éternel est le commencement de la science » (</w:t>
       </w:r>
-      <w:hyperlink r:id="rId214">
-        <w:r>
-          <w:rPr>
-            <w:lang w:val="fr_FR" w:bidi="fr_FR"/>
-          </w:rPr>
-          <w:rPr>
-            <w:color w:val="0000EE"/>
-            <w:u w:val="single"/>
-          </w:rPr>
-          <w:t>Pr 1.7 ;</w:t>
-        </w:r>
-      </w:hyperlink>
+      <w:r>
+        <w:rPr>
+          <w:lang w:val="fr_FR" w:bidi="fr_FR"/>
+        </w:rPr>
+        <w:t>Pr 1.7 ;</w:t>
+      </w:r>
       <w:r>
         <w:rPr>
           <w:lang w:val="fr_FR" w:bidi="fr_FR"/>
@@ -5534,36 +4136,24 @@
         </w:rPr>
         <w:t xml:space="preserve"> signifie ici la connaissance). Cette crainte rend humble et est contraire à l'orgueil (</w:t>
       </w:r>
-      <w:hyperlink r:id="rId215">
-        <w:r>
-          <w:rPr>
-            <w:lang w:val="fr_FR" w:bidi="fr_FR"/>
-          </w:rPr>
-          <w:rPr>
-            <w:color w:val="0000EE"/>
-            <w:u w:val="single"/>
-          </w:rPr>
-          <w:t>3.7</w:t>
-        </w:r>
-      </w:hyperlink>
-      <w:r>
-        <w:rPr>
-          <w:lang w:val="fr_FR" w:bidi="fr_FR"/>
-        </w:rPr>
-        <w:t xml:space="preserve"> ; </w:t>
-      </w:r>
-      <w:hyperlink r:id="rId216">
-        <w:r>
-          <w:rPr>
-            <w:lang w:val="fr_FR" w:bidi="fr_FR"/>
-          </w:rPr>
-          <w:rPr>
-            <w:color w:val="0000EE"/>
-            <w:u w:val="single"/>
-          </w:rPr>
-          <w:t>15.33</w:t>
-        </w:r>
-      </w:hyperlink>
+      <w:r>
+        <w:rPr>
+          <w:lang w:val="fr_FR" w:bidi="fr_FR"/>
+        </w:rPr>
+        <w:t>3.7</w:t>
+      </w:r>
+      <w:r>
+        <w:rPr>
+          <w:lang w:val="fr_FR" w:bidi="fr_FR"/>
+        </w:rPr>
+        <w:t xml:space="preserve"> ; </w:t>
+      </w:r>
+      <w:r>
+        <w:rPr>
+          <w:lang w:val="fr_FR" w:bidi="fr_FR"/>
+        </w:rPr>
+        <w:t>15.33</w:t>
+      </w:r>
       <w:r>
         <w:rPr>
           <w:lang w:val="fr_FR" w:bidi="fr_FR"/>
@@ -5584,18 +4174,12 @@
         </w:rPr>
         <w:t xml:space="preserve">C'est pourquoi le </w:t>
       </w:r>
-      <w:hyperlink r:id="rId217">
-        <w:r>
-          <w:rPr>
-            <w:lang w:val="fr_FR" w:bidi="fr_FR"/>
-          </w:rPr>
-          <w:rPr>
-            <w:color w:val="0000EE"/>
-            <w:u w:val="single"/>
-          </w:rPr>
-          <w:t>Psaume 14.1</w:t>
-        </w:r>
-      </w:hyperlink>
+      <w:r>
+        <w:rPr>
+          <w:lang w:val="fr_FR" w:bidi="fr_FR"/>
+        </w:rPr>
+        <w:t>Psaume 14.1</w:t>
+      </w:r>
       <w:r>
         <w:rPr>
           <w:lang w:val="fr_FR" w:bidi="fr_FR"/>
@@ -5616,90 +4200,60 @@
         </w:rPr>
         <w:t xml:space="preserve">La sagesse est nécessaire pour marcher avec Dieu. Marcher avec Dieu dans la sagesse requiert faire des choix quotidiens guidés par le caractère de Dieu (voir </w:t>
       </w:r>
-      <w:hyperlink r:id="rId218">
-        <w:r>
-          <w:rPr>
-            <w:lang w:val="fr_FR" w:bidi="fr_FR"/>
-          </w:rPr>
-          <w:rPr>
-            <w:color w:val="0000EE"/>
-            <w:u w:val="single"/>
-          </w:rPr>
-          <w:t>Jb 28.28</w:t>
-        </w:r>
-      </w:hyperlink>
-      <w:r>
-        <w:rPr>
-          <w:lang w:val="fr_FR" w:bidi="fr_FR"/>
-        </w:rPr>
-        <w:t xml:space="preserve"> ; </w:t>
-      </w:r>
-      <w:hyperlink r:id="rId219">
-        <w:r>
-          <w:rPr>
-            <w:lang w:val="fr_FR" w:bidi="fr_FR"/>
-          </w:rPr>
-          <w:rPr>
-            <w:color w:val="0000EE"/>
-            <w:u w:val="single"/>
-          </w:rPr>
-          <w:t>Pr 14.2</w:t>
-        </w:r>
-      </w:hyperlink>
-      <w:r>
-        <w:rPr>
-          <w:lang w:val="fr_FR" w:bidi="fr_FR"/>
-        </w:rPr>
-        <w:t xml:space="preserve"> ; </w:t>
-      </w:r>
-      <w:hyperlink r:id="rId220">
-        <w:r>
-          <w:rPr>
-            <w:lang w:val="fr_FR" w:bidi="fr_FR"/>
-          </w:rPr>
-          <w:rPr>
-            <w:color w:val="0000EE"/>
-            <w:u w:val="single"/>
-          </w:rPr>
-          <w:t>Ec 12.15</w:t>
-        </w:r>
-      </w:hyperlink>
+      <w:r>
+        <w:rPr>
+          <w:lang w:val="fr_FR" w:bidi="fr_FR"/>
+        </w:rPr>
+        <w:t>Jb 28.28</w:t>
+      </w:r>
+      <w:r>
+        <w:rPr>
+          <w:lang w:val="fr_FR" w:bidi="fr_FR"/>
+        </w:rPr>
+        <w:t xml:space="preserve"> ; </w:t>
+      </w:r>
+      <w:r>
+        <w:rPr>
+          <w:lang w:val="fr_FR" w:bidi="fr_FR"/>
+        </w:rPr>
+        <w:t>Pr 14.2</w:t>
+      </w:r>
+      <w:r>
+        <w:rPr>
+          <w:lang w:val="fr_FR" w:bidi="fr_FR"/>
+        </w:rPr>
+        <w:t xml:space="preserve"> ; </w:t>
+      </w:r>
+      <w:r>
+        <w:rPr>
+          <w:lang w:val="fr_FR" w:bidi="fr_FR"/>
+        </w:rPr>
+        <w:t>Ec 12.15</w:t>
+      </w:r>
       <w:r>
         <w:rPr>
           <w:lang w:val="fr_FR" w:bidi="fr_FR"/>
         </w:rPr>
         <w:t xml:space="preserve">). Désirez-vous détenir la sagesse ? Alors, vous devez marcher avec celui qui possède toute la sagesse (voir </w:t>
       </w:r>
-      <w:hyperlink r:id="rId221">
-        <w:r>
-          <w:rPr>
-            <w:lang w:val="fr_FR" w:bidi="fr_FR"/>
-          </w:rPr>
-          <w:rPr>
-            <w:color w:val="0000EE"/>
-            <w:u w:val="single"/>
-          </w:rPr>
-          <w:t>1Co 1.1–2.16</w:t>
-        </w:r>
-      </w:hyperlink>
-      <w:r>
-        <w:rPr>
-          <w:lang w:val="fr_FR" w:bidi="fr_FR"/>
-        </w:rPr>
-        <w:t xml:space="preserve"> ; </w:t>
-      </w:r>
-      <w:hyperlink r:id="rId222">
-        <w:r>
-          <w:rPr>
-            <w:lang w:val="fr_FR" w:bidi="fr_FR"/>
-          </w:rPr>
-          <w:rPr>
-            <w:color w:val="0000EE"/>
-            <w:u w:val="single"/>
-          </w:rPr>
-          <w:t>Col 2.3</w:t>
-        </w:r>
-      </w:hyperlink>
+      <w:r>
+        <w:rPr>
+          <w:lang w:val="fr_FR" w:bidi="fr_FR"/>
+        </w:rPr>
+        <w:t>1Co 1.1–2.16</w:t>
+      </w:r>
+      <w:r>
+        <w:rPr>
+          <w:lang w:val="fr_FR" w:bidi="fr_FR"/>
+        </w:rPr>
+        <w:t xml:space="preserve"> ; </w:t>
+      </w:r>
+      <w:r>
+        <w:rPr>
+          <w:lang w:val="fr_FR" w:bidi="fr_FR"/>
+        </w:rPr>
+        <w:t>Col 2.3</w:t>
+      </w:r>
       <w:r>
         <w:rPr>
           <w:lang w:val="fr_FR" w:bidi="fr_FR"/>
@@ -5729,306 +4283,204 @@
           <w:lang w:val="fr_FR" w:bidi="fr_FR"/>
         </w:rPr>
       </w:r>
-      <w:hyperlink r:id="rId218">
-        <w:r>
-          <w:rPr>
-            <w:lang w:val="fr_FR" w:bidi="fr_FR"/>
-          </w:rPr>
-          <w:rPr>
-            <w:color w:val="0000EE"/>
-            <w:u w:val="single"/>
-          </w:rPr>
-          <w:t>Job 28.28</w:t>
-        </w:r>
-      </w:hyperlink>
-      <w:r>
-        <w:rPr>
-          <w:lang w:val="fr_FR" w:bidi="fr_FR"/>
-        </w:rPr>
-        <w:t xml:space="preserve"> ; </w:t>
-      </w:r>
-      <w:hyperlink r:id="rId217">
-        <w:r>
-          <w:rPr>
-            <w:lang w:val="fr_FR" w:bidi="fr_FR"/>
-          </w:rPr>
-          <w:rPr>
-            <w:color w:val="0000EE"/>
-            <w:u w:val="single"/>
-          </w:rPr>
-          <w:t>Psaumes 14.1</w:t>
-        </w:r>
-      </w:hyperlink>
-      <w:r>
-        <w:rPr>
-          <w:lang w:val="fr_FR" w:bidi="fr_FR"/>
-        </w:rPr>
-        <w:t xml:space="preserve"> ; </w:t>
-      </w:r>
-      <w:hyperlink r:id="rId223">
-        <w:r>
-          <w:rPr>
-            <w:lang w:val="fr_FR" w:bidi="fr_FR"/>
-          </w:rPr>
-          <w:rPr>
-            <w:color w:val="0000EE"/>
-            <w:u w:val="single"/>
-          </w:rPr>
-          <w:t>111.10</w:t>
-        </w:r>
-      </w:hyperlink>
-      <w:r>
-        <w:rPr>
-          <w:lang w:val="fr_FR" w:bidi="fr_FR"/>
-        </w:rPr>
-        <w:t xml:space="preserve"> ; </w:t>
-      </w:r>
-      <w:hyperlink r:id="rId214">
-        <w:r>
-          <w:rPr>
-            <w:lang w:val="fr_FR" w:bidi="fr_FR"/>
-          </w:rPr>
-          <w:rPr>
-            <w:color w:val="0000EE"/>
-            <w:u w:val="single"/>
-          </w:rPr>
-          <w:t>Proverbes 1.7</w:t>
-        </w:r>
-      </w:hyperlink>
-      <w:r>
-        <w:rPr>
-          <w:lang w:val="fr_FR" w:bidi="fr_FR"/>
-        </w:rPr>
-        <w:t xml:space="preserve"> ; </w:t>
-      </w:r>
-      <w:hyperlink r:id="rId215">
-        <w:r>
-          <w:rPr>
-            <w:lang w:val="fr_FR" w:bidi="fr_FR"/>
-          </w:rPr>
-          <w:rPr>
-            <w:color w:val="0000EE"/>
-            <w:u w:val="single"/>
-          </w:rPr>
-          <w:t>3.7</w:t>
-        </w:r>
-      </w:hyperlink>
-      <w:r>
-        <w:rPr>
-          <w:lang w:val="fr_FR" w:bidi="fr_FR"/>
-        </w:rPr>
-        <w:t xml:space="preserve"> ; </w:t>
-      </w:r>
-      <w:hyperlink r:id="rId224">
-        <w:r>
-          <w:rPr>
-            <w:lang w:val="fr_FR" w:bidi="fr_FR"/>
-          </w:rPr>
-          <w:rPr>
-            <w:color w:val="0000EE"/>
-            <w:u w:val="single"/>
-          </w:rPr>
-          <w:t>8.13</w:t>
-        </w:r>
-      </w:hyperlink>
-      <w:r>
-        <w:rPr>
-          <w:lang w:val="fr_FR" w:bidi="fr_FR"/>
-        </w:rPr>
-        <w:t xml:space="preserve"> ; </w:t>
-      </w:r>
-      <w:hyperlink r:id="rId225">
-        <w:r>
-          <w:rPr>
-            <w:lang w:val="fr_FR" w:bidi="fr_FR"/>
-          </w:rPr>
-          <w:rPr>
-            <w:color w:val="0000EE"/>
-            <w:u w:val="single"/>
-          </w:rPr>
-          <w:t>9.10</w:t>
-        </w:r>
-      </w:hyperlink>
-      <w:r>
-        <w:rPr>
-          <w:lang w:val="fr_FR" w:bidi="fr_FR"/>
-        </w:rPr>
-        <w:t xml:space="preserve"> ; </w:t>
-      </w:r>
-      <w:hyperlink r:id="rId226">
-        <w:r>
-          <w:rPr>
-            <w:lang w:val="fr_FR" w:bidi="fr_FR"/>
-          </w:rPr>
-          <w:rPr>
-            <w:color w:val="0000EE"/>
-            <w:u w:val="single"/>
-          </w:rPr>
-          <w:t>10.27</w:t>
-        </w:r>
-      </w:hyperlink>
-      <w:r>
-        <w:rPr>
-          <w:lang w:val="fr_FR" w:bidi="fr_FR"/>
-        </w:rPr>
-        <w:t xml:space="preserve"> ; </w:t>
-      </w:r>
-      <w:hyperlink r:id="rId219">
-        <w:r>
-          <w:rPr>
-            <w:lang w:val="fr_FR" w:bidi="fr_FR"/>
-          </w:rPr>
-          <w:rPr>
-            <w:color w:val="0000EE"/>
-            <w:u w:val="single"/>
-          </w:rPr>
-          <w:t>14.2</w:t>
-        </w:r>
-      </w:hyperlink>
+      <w:r>
+        <w:rPr>
+          <w:lang w:val="fr_FR" w:bidi="fr_FR"/>
+        </w:rPr>
+        <w:t>Job 28.28</w:t>
+      </w:r>
+      <w:r>
+        <w:rPr>
+          <w:lang w:val="fr_FR" w:bidi="fr_FR"/>
+        </w:rPr>
+        <w:t xml:space="preserve"> ; </w:t>
+      </w:r>
+      <w:r>
+        <w:rPr>
+          <w:lang w:val="fr_FR" w:bidi="fr_FR"/>
+        </w:rPr>
+        <w:t>Psaumes 14.1</w:t>
+      </w:r>
+      <w:r>
+        <w:rPr>
+          <w:lang w:val="fr_FR" w:bidi="fr_FR"/>
+        </w:rPr>
+        <w:t xml:space="preserve"> ; </w:t>
+      </w:r>
+      <w:r>
+        <w:rPr>
+          <w:lang w:val="fr_FR" w:bidi="fr_FR"/>
+        </w:rPr>
+        <w:t>111.10</w:t>
+      </w:r>
+      <w:r>
+        <w:rPr>
+          <w:lang w:val="fr_FR" w:bidi="fr_FR"/>
+        </w:rPr>
+        <w:t xml:space="preserve"> ; </w:t>
+      </w:r>
+      <w:r>
+        <w:rPr>
+          <w:lang w:val="fr_FR" w:bidi="fr_FR"/>
+        </w:rPr>
+        <w:t>Proverbes 1.7</w:t>
+      </w:r>
+      <w:r>
+        <w:rPr>
+          <w:lang w:val="fr_FR" w:bidi="fr_FR"/>
+        </w:rPr>
+        <w:t xml:space="preserve"> ; </w:t>
+      </w:r>
+      <w:r>
+        <w:rPr>
+          <w:lang w:val="fr_FR" w:bidi="fr_FR"/>
+        </w:rPr>
+        <w:t>3.7</w:t>
+      </w:r>
+      <w:r>
+        <w:rPr>
+          <w:lang w:val="fr_FR" w:bidi="fr_FR"/>
+        </w:rPr>
+        <w:t xml:space="preserve"> ; </w:t>
+      </w:r>
+      <w:r>
+        <w:rPr>
+          <w:lang w:val="fr_FR" w:bidi="fr_FR"/>
+        </w:rPr>
+        <w:t>8.13</w:t>
+      </w:r>
+      <w:r>
+        <w:rPr>
+          <w:lang w:val="fr_FR" w:bidi="fr_FR"/>
+        </w:rPr>
+        <w:t xml:space="preserve"> ; </w:t>
+      </w:r>
+      <w:r>
+        <w:rPr>
+          <w:lang w:val="fr_FR" w:bidi="fr_FR"/>
+        </w:rPr>
+        <w:t>9.10</w:t>
+      </w:r>
+      <w:r>
+        <w:rPr>
+          <w:lang w:val="fr_FR" w:bidi="fr_FR"/>
+        </w:rPr>
+        <w:t xml:space="preserve"> ; </w:t>
+      </w:r>
+      <w:r>
+        <w:rPr>
+          <w:lang w:val="fr_FR" w:bidi="fr_FR"/>
+        </w:rPr>
+        <w:t>10.27</w:t>
+      </w:r>
+      <w:r>
+        <w:rPr>
+          <w:lang w:val="fr_FR" w:bidi="fr_FR"/>
+        </w:rPr>
+        <w:t xml:space="preserve"> ; </w:t>
+      </w:r>
+      <w:r>
+        <w:rPr>
+          <w:lang w:val="fr_FR" w:bidi="fr_FR"/>
+        </w:rPr>
+        <w:t>14.2</w:t>
+      </w:r>
       <w:r>
         <w:rPr>
           <w:lang w:val="fr_FR" w:bidi="fr_FR"/>
         </w:rPr>
         <w:t xml:space="preserve">, </w:t>
       </w:r>
-      <w:hyperlink r:id="rId227">
-        <w:r>
-          <w:rPr>
-            <w:lang w:val="fr_FR" w:bidi="fr_FR"/>
-          </w:rPr>
-          <w:rPr>
-            <w:color w:val="0000EE"/>
-            <w:u w:val="single"/>
-          </w:rPr>
-          <w:t>26–27</w:t>
-        </w:r>
-      </w:hyperlink>
-      <w:r>
-        <w:rPr>
-          <w:lang w:val="fr_FR" w:bidi="fr_FR"/>
-        </w:rPr>
-        <w:t xml:space="preserve"> ; </w:t>
-      </w:r>
-      <w:hyperlink r:id="rId228">
-        <w:r>
-          <w:rPr>
-            <w:lang w:val="fr_FR" w:bidi="fr_FR"/>
-          </w:rPr>
-          <w:rPr>
-            <w:color w:val="0000EE"/>
-            <w:u w:val="single"/>
-          </w:rPr>
-          <w:t>15.16</w:t>
-        </w:r>
-      </w:hyperlink>
+      <w:r>
+        <w:rPr>
+          <w:lang w:val="fr_FR" w:bidi="fr_FR"/>
+        </w:rPr>
+        <w:t>26–27</w:t>
+      </w:r>
+      <w:r>
+        <w:rPr>
+          <w:lang w:val="fr_FR" w:bidi="fr_FR"/>
+        </w:rPr>
+        <w:t xml:space="preserve"> ; </w:t>
+      </w:r>
+      <w:r>
+        <w:rPr>
+          <w:lang w:val="fr_FR" w:bidi="fr_FR"/>
+        </w:rPr>
+        <w:t>15.16</w:t>
+      </w:r>
       <w:r>
         <w:rPr>
           <w:lang w:val="fr_FR" w:bidi="fr_FR"/>
         </w:rPr>
         <w:t xml:space="preserve">, </w:t>
       </w:r>
-      <w:hyperlink r:id="rId216">
-        <w:r>
-          <w:rPr>
-            <w:lang w:val="fr_FR" w:bidi="fr_FR"/>
-          </w:rPr>
-          <w:rPr>
-            <w:color w:val="0000EE"/>
-            <w:u w:val="single"/>
-          </w:rPr>
-          <w:t>33</w:t>
-        </w:r>
-      </w:hyperlink>
-      <w:r>
-        <w:rPr>
-          <w:lang w:val="fr_FR" w:bidi="fr_FR"/>
-        </w:rPr>
-        <w:t xml:space="preserve"> ; </w:t>
-      </w:r>
-      <w:hyperlink r:id="rId229">
-        <w:r>
-          <w:rPr>
-            <w:lang w:val="fr_FR" w:bidi="fr_FR"/>
-          </w:rPr>
-          <w:rPr>
-            <w:color w:val="0000EE"/>
-            <w:u w:val="single"/>
-          </w:rPr>
-          <w:t>19.23</w:t>
-        </w:r>
-      </w:hyperlink>
-      <w:r>
-        <w:rPr>
-          <w:lang w:val="fr_FR" w:bidi="fr_FR"/>
-        </w:rPr>
-        <w:t xml:space="preserve"> ; </w:t>
-      </w:r>
-      <w:hyperlink r:id="rId230">
-        <w:r>
-          <w:rPr>
-            <w:lang w:val="fr_FR" w:bidi="fr_FR"/>
-          </w:rPr>
-          <w:rPr>
-            <w:color w:val="0000EE"/>
-            <w:u w:val="single"/>
-          </w:rPr>
-          <w:t>22.4</w:t>
-        </w:r>
-      </w:hyperlink>
-      <w:r>
-        <w:rPr>
-          <w:lang w:val="fr_FR" w:bidi="fr_FR"/>
-        </w:rPr>
-        <w:t xml:space="preserve"> ; </w:t>
-      </w:r>
-      <w:hyperlink r:id="rId220">
-        <w:r>
-          <w:rPr>
-            <w:lang w:val="fr_FR" w:bidi="fr_FR"/>
-          </w:rPr>
-          <w:rPr>
-            <w:color w:val="0000EE"/>
-            <w:u w:val="single"/>
-          </w:rPr>
-          <w:t>Ecclésiaste 12.13</w:t>
-        </w:r>
-      </w:hyperlink>
-      <w:r>
-        <w:rPr>
-          <w:lang w:val="fr_FR" w:bidi="fr_FR"/>
-        </w:rPr>
-        <w:t xml:space="preserve"> ; </w:t>
-      </w:r>
-      <w:hyperlink r:id="rId231">
-        <w:r>
-          <w:rPr>
-            <w:lang w:val="fr_FR" w:bidi="fr_FR"/>
-          </w:rPr>
-          <w:rPr>
-            <w:color w:val="0000EE"/>
-            <w:u w:val="single"/>
-          </w:rPr>
-          <w:t>Ésaïe 11.1–2</w:t>
-        </w:r>
-      </w:hyperlink>
-      <w:r>
-        <w:rPr>
-          <w:lang w:val="fr_FR" w:bidi="fr_FR"/>
-        </w:rPr>
-        <w:t xml:space="preserve"> ; </w:t>
-      </w:r>
-      <w:hyperlink r:id="rId232">
-        <w:r>
-          <w:rPr>
-            <w:lang w:val="fr_FR" w:bidi="fr_FR"/>
-          </w:rPr>
-          <w:rPr>
-            <w:color w:val="0000EE"/>
-            <w:u w:val="single"/>
-          </w:rPr>
-          <w:t>33.6</w:t>
-        </w:r>
-      </w:hyperlink>
+      <w:r>
+        <w:rPr>
+          <w:lang w:val="fr_FR" w:bidi="fr_FR"/>
+        </w:rPr>
+        <w:t>33</w:t>
+      </w:r>
+      <w:r>
+        <w:rPr>
+          <w:lang w:val="fr_FR" w:bidi="fr_FR"/>
+        </w:rPr>
+        <w:t xml:space="preserve"> ; </w:t>
+      </w:r>
+      <w:r>
+        <w:rPr>
+          <w:lang w:val="fr_FR" w:bidi="fr_FR"/>
+        </w:rPr>
+        <w:t>19.23</w:t>
+      </w:r>
+      <w:r>
+        <w:rPr>
+          <w:lang w:val="fr_FR" w:bidi="fr_FR"/>
+        </w:rPr>
+        <w:t xml:space="preserve"> ; </w:t>
+      </w:r>
+      <w:r>
+        <w:rPr>
+          <w:lang w:val="fr_FR" w:bidi="fr_FR"/>
+        </w:rPr>
+        <w:t>22.4</w:t>
+      </w:r>
+      <w:r>
+        <w:rPr>
+          <w:lang w:val="fr_FR" w:bidi="fr_FR"/>
+        </w:rPr>
+        <w:t xml:space="preserve"> ; </w:t>
+      </w:r>
+      <w:r>
+        <w:rPr>
+          <w:lang w:val="fr_FR" w:bidi="fr_FR"/>
+        </w:rPr>
+        <w:t>Ecclésiaste 12.13</w:t>
+      </w:r>
+      <w:r>
+        <w:rPr>
+          <w:lang w:val="fr_FR" w:bidi="fr_FR"/>
+        </w:rPr>
+        <w:t xml:space="preserve"> ; </w:t>
+      </w:r>
+      <w:r>
+        <w:rPr>
+          <w:lang w:val="fr_FR" w:bidi="fr_FR"/>
+        </w:rPr>
+        <w:t>Ésaïe 11.1–2</w:t>
+      </w:r>
+      <w:r>
+        <w:rPr>
+          <w:lang w:val="fr_FR" w:bidi="fr_FR"/>
+        </w:rPr>
+        <w:t xml:space="preserve"> ; </w:t>
+      </w:r>
+      <w:r>
+        <w:rPr>
+          <w:lang w:val="fr_FR" w:bidi="fr_FR"/>
+        </w:rPr>
+        <w:t>33.6</w:t>
+      </w:r>
       <w:r>
         <w:rPr>
           <w:lang w:val="fr_FR" w:bidi="fr_FR"/>
